--- a/bilitro项目_单元测试报告_v5.0.docx
+++ b/bilitro项目_单元测试报告_v5.0.docx
@@ -510,30 +510,9 @@
         <w:t>二、核心用例清单</w:t>
       </w:r>
     </w:p>
-    <w:p>
-      <w:pPr>
-        <w:ind w:left="0" w:leftChars="0" w:firstLine="0" w:firstLineChars="0"/>
-        <w:rPr>
-          <w:rFonts w:hint="default" w:ascii="宋体" w:hAnsi="宋体" w:eastAsia="宋体" w:cs="宋体"/>
-          <w:sz w:val="24"/>
-          <w:szCs w:val="24"/>
-          <w:highlight w:val="yellow"/>
-          <w:lang w:val="en-US" w:eastAsia="zh-CN"/>
-        </w:rPr>
-      </w:pPr>
-      <w:r>
-        <w:rPr>
-          <w:rFonts w:hint="eastAsia" w:ascii="宋体" w:hAnsi="宋体" w:cs="宋体"/>
-          <w:sz w:val="24"/>
-          <w:szCs w:val="24"/>
-          <w:highlight w:val="yellow"/>
-          <w:lang w:val="en-US" w:eastAsia="zh-CN"/>
-        </w:rPr>
-        <w:t>不一定要那么多！按实际情况来修改表格长度！</w:t>
-      </w:r>
-    </w:p>
     <w:tbl>
       <w:tblPr>
+        <w:tblStyle w:val="7"/>
         <w:tblW w:w="8699" w:type="dxa"/>
         <w:jc w:val="center"/>
         <w:tblBorders>
@@ -544,7 +523,7 @@
           <w:insideH w:val="none" w:color="auto" w:sz="0" w:space="0"/>
           <w:insideV w:val="none" w:color="auto" w:sz="0" w:space="0"/>
         </w:tblBorders>
-        <w:shd w:val="clear"/>
+        <w:shd w:val="clear" w:color="auto" w:fill="auto"/>
         <w:tblLayout w:type="autofit"/>
         <w:tblCellMar>
           <w:top w:w="15" w:type="dxa"/>
@@ -554,11 +533,11 @@
         </w:tblCellMar>
       </w:tblPr>
       <w:tblGrid>
-        <w:gridCol w:w="631"/>
-        <w:gridCol w:w="1595"/>
-        <w:gridCol w:w="2319"/>
-        <w:gridCol w:w="2318"/>
-        <w:gridCol w:w="1836"/>
+        <w:gridCol w:w="840"/>
+        <w:gridCol w:w="4802"/>
+        <w:gridCol w:w="960"/>
+        <w:gridCol w:w="2467"/>
+        <w:gridCol w:w="960"/>
       </w:tblGrid>
       <w:tr>
         <w:tblPrEx>
@@ -570,7 +549,7 @@
             <w:insideH w:val="none" w:color="auto" w:sz="0" w:space="0"/>
             <w:insideV w:val="none" w:color="auto" w:sz="0" w:space="0"/>
           </w:tblBorders>
-          <w:shd w:val="clear"/>
+          <w:shd w:val="clear" w:color="auto" w:fill="auto"/>
           <w:tblCellMar>
             <w:top w:w="15" w:type="dxa"/>
             <w:left w:w="15" w:type="dxa"/>
@@ -592,7 +571,59 @@
               <w:bottom w:val="nil"/>
               <w:right w:val="nil"/>
             </w:tcBorders>
-            <w:shd w:val="clear"/>
+            <w:shd w:val="clear" w:color="auto" w:fill="auto"/>
+            <w:noWrap w:val="0"/>
+            <w:tcMar>
+              <w:top w:w="120" w:type="dxa"/>
+              <w:left w:w="120" w:type="dxa"/>
+              <w:bottom w:w="120" w:type="dxa"/>
+              <w:right w:w="120" w:type="dxa"/>
+            </w:tcMar>
+            <w:vAlign w:val="center"/>
+          </w:tcPr>
+          <w:p>
+            <w:pPr>
+              <w:keepNext w:val="0"/>
+              <w:keepLines w:val="0"/>
+              <w:widowControl/>
+              <w:suppressLineNumbers w:val="0"/>
+              <w:snapToGrid w:val="0"/>
+              <w:spacing w:line="240" w:lineRule="auto"/>
+              <w:ind w:left="0" w:leftChars="0" w:right="0" w:rightChars="0" w:firstLine="0" w:firstLineChars="0"/>
+              <w:jc w:val="center"/>
+              <w:rPr>
+                <w:rFonts w:ascii="宋体" w:eastAsia="宋体"/>
+                <w:b/>
+                <w:bCs/>
+                <w:sz w:val="24"/>
+              </w:rPr>
+            </w:pPr>
+            <w:bookmarkStart w:id="0" w:name="_GoBack"/>
+            <w:bookmarkEnd w:id="0"/>
+            <w:r>
+              <w:rPr>
+                <w:rFonts w:ascii="宋体" w:hAnsi="宋体" w:eastAsia="宋体" w:cs="宋体"/>
+                <w:b/>
+                <w:bCs/>
+                <w:kern w:val="0"/>
+                <w:sz w:val="24"/>
+                <w:szCs w:val="24"/>
+                <w:lang w:val="en-US" w:eastAsia="zh-CN" w:bidi="ar"/>
+              </w:rPr>
+              <w:t>序号</w:t>
+            </w:r>
+          </w:p>
+        </w:tc>
+        <w:tc>
+          <w:tcPr>
+            <w:tcW w:w="1595" w:type="dxa"/>
+            <w:tcBorders>
+              <w:top w:val="single" w:color="CCCCCC" w:sz="12" w:space="0"/>
+              <w:left w:val="nil"/>
+              <w:bottom w:val="nil"/>
+              <w:right w:val="nil"/>
+            </w:tcBorders>
+            <w:shd w:val="clear" w:color="auto" w:fill="auto"/>
             <w:noWrap w:val="0"/>
             <w:tcMar>
               <w:top w:w="120" w:type="dxa"/>
@@ -627,23 +658,105 @@
                 <w:kern w:val="0"/>
                 <w:sz w:val="24"/>
                 <w:szCs w:val="24"/>
-                <w:bdr w:val="none" w:color="auto" w:sz="0" w:space="0"/>
                 <w:lang w:val="en-US" w:eastAsia="zh-CN" w:bidi="ar"/>
               </w:rPr>
-              <w:t>序号</w:t>
+              <w:t>被测核心方法</w:t>
             </w:r>
           </w:p>
         </w:tc>
         <w:tc>
           <w:tcPr>
-            <w:tcW w:w="1595" w:type="dxa"/>
+            <w:tcW w:w="2319" w:type="dxa"/>
             <w:tcBorders>
               <w:top w:val="single" w:color="CCCCCC" w:sz="12" w:space="0"/>
               <w:left w:val="nil"/>
               <w:bottom w:val="nil"/>
               <w:right w:val="nil"/>
             </w:tcBorders>
-            <w:shd w:val="clear"/>
+            <w:shd w:val="clear" w:color="auto" w:fill="auto"/>
+            <w:noWrap w:val="0"/>
+            <w:tcMar>
+              <w:top w:w="120" w:type="dxa"/>
+              <w:left w:w="120" w:type="dxa"/>
+              <w:bottom w:w="120" w:type="dxa"/>
+              <w:right w:w="120" w:type="dxa"/>
+            </w:tcMar>
+            <w:vAlign w:val="center"/>
+          </w:tcPr>
+          <w:p>
+            <w:pPr>
+              <w:keepNext w:val="0"/>
+              <w:keepLines w:val="0"/>
+              <w:widowControl/>
+              <w:suppressLineNumbers w:val="0"/>
+              <w:snapToGrid w:val="0"/>
+              <w:spacing w:line="240" w:lineRule="auto"/>
+              <w:ind w:left="0" w:leftChars="0" w:right="0" w:rightChars="0" w:firstLine="0" w:firstLineChars="0"/>
+              <w:jc w:val="center"/>
+              <w:rPr>
+                <w:rFonts w:ascii="宋体" w:hAnsi="宋体" w:eastAsia="宋体" w:cs="宋体"/>
+                <w:b/>
+                <w:bCs/>
+                <w:kern w:val="0"/>
+                <w:sz w:val="24"/>
+                <w:szCs w:val="24"/>
+                <w:lang w:val="en-US" w:eastAsia="zh-CN" w:bidi="ar"/>
+              </w:rPr>
+            </w:pPr>
+            <w:r>
+              <w:rPr>
+                <w:rFonts w:ascii="宋体" w:hAnsi="宋体" w:eastAsia="宋体" w:cs="宋体"/>
+                <w:b/>
+                <w:bCs/>
+                <w:kern w:val="0"/>
+                <w:sz w:val="24"/>
+                <w:szCs w:val="24"/>
+                <w:lang w:val="en-US" w:eastAsia="zh-CN" w:bidi="ar"/>
+              </w:rPr>
+              <w:t>场景类型</w:t>
+            </w:r>
+          </w:p>
+          <w:p>
+            <w:pPr>
+              <w:keepNext w:val="0"/>
+              <w:keepLines w:val="0"/>
+              <w:widowControl/>
+              <w:suppressLineNumbers w:val="0"/>
+              <w:snapToGrid w:val="0"/>
+              <w:spacing w:line="240" w:lineRule="auto"/>
+              <w:ind w:left="0" w:leftChars="0" w:right="0" w:rightChars="0" w:firstLine="0" w:firstLineChars="0"/>
+              <w:jc w:val="center"/>
+              <w:rPr>
+                <w:rFonts w:ascii="宋体" w:eastAsia="宋体"/>
+                <w:b/>
+                <w:bCs/>
+                <w:sz w:val="24"/>
+              </w:rPr>
+            </w:pPr>
+            <w:r>
+              <w:rPr>
+                <w:rFonts w:ascii="宋体" w:hAnsi="宋体" w:eastAsia="宋体" w:cs="宋体"/>
+                <w:b/>
+                <w:bCs/>
+                <w:kern w:val="0"/>
+                <w:sz w:val="24"/>
+                <w:szCs w:val="24"/>
+                <w:lang w:val="en-US" w:eastAsia="zh-CN" w:bidi="ar"/>
+              </w:rPr>
+              <w:t>（正常/边界/异常）</w:t>
+            </w:r>
+          </w:p>
+        </w:tc>
+        <w:tc>
+          <w:tcPr>
+            <w:tcW w:w="2318" w:type="dxa"/>
+            <w:tcBorders>
+              <w:top w:val="single" w:color="CCCCCC" w:sz="12" w:space="0"/>
+              <w:left w:val="nil"/>
+              <w:bottom w:val="nil"/>
+              <w:right w:val="nil"/>
+            </w:tcBorders>
+            <w:shd w:val="clear" w:color="auto" w:fill="auto"/>
             <w:noWrap w:val="0"/>
             <w:tcMar>
               <w:top w:w="120" w:type="dxa"/>
@@ -678,109 +791,22 @@
                 <w:kern w:val="0"/>
                 <w:sz w:val="24"/>
                 <w:szCs w:val="24"/>
-                <w:bdr w:val="none" w:color="auto" w:sz="0" w:space="0"/>
                 <w:lang w:val="en-US" w:eastAsia="zh-CN" w:bidi="ar"/>
               </w:rPr>
-              <w:t>被测核心方法</w:t>
+              <w:t>断言验证的具体内容</w:t>
             </w:r>
           </w:p>
         </w:tc>
         <w:tc>
           <w:tcPr>
-            <w:tcW w:w="2319" w:type="dxa"/>
+            <w:tcW w:w="1836" w:type="dxa"/>
             <w:tcBorders>
               <w:top w:val="single" w:color="CCCCCC" w:sz="12" w:space="0"/>
               <w:left w:val="nil"/>
               <w:bottom w:val="nil"/>
               <w:right w:val="nil"/>
             </w:tcBorders>
-            <w:shd w:val="clear"/>
-            <w:noWrap w:val="0"/>
-            <w:tcMar>
-              <w:top w:w="120" w:type="dxa"/>
-              <w:left w:w="120" w:type="dxa"/>
-              <w:bottom w:w="120" w:type="dxa"/>
-              <w:right w:w="120" w:type="dxa"/>
-            </w:tcMar>
-            <w:vAlign w:val="center"/>
-          </w:tcPr>
-          <w:p>
-            <w:pPr>
-              <w:keepNext w:val="0"/>
-              <w:keepLines w:val="0"/>
-              <w:widowControl/>
-              <w:suppressLineNumbers w:val="0"/>
-              <w:snapToGrid w:val="0"/>
-              <w:spacing w:line="240" w:lineRule="auto"/>
-              <w:ind w:left="0" w:leftChars="0" w:right="0" w:rightChars="0" w:firstLine="0" w:firstLineChars="0"/>
-              <w:jc w:val="center"/>
-              <w:rPr>
-                <w:rFonts w:ascii="宋体" w:hAnsi="宋体" w:eastAsia="宋体" w:cs="宋体"/>
-                <w:b/>
-                <w:bCs/>
-                <w:kern w:val="0"/>
-                <w:sz w:val="24"/>
-                <w:szCs w:val="24"/>
-                <w:bdr w:val="none" w:color="auto" w:sz="0" w:space="0"/>
-                <w:lang w:val="en-US" w:eastAsia="zh-CN" w:bidi="ar"/>
-              </w:rPr>
-            </w:pPr>
-            <w:r>
-              <w:rPr>
-                <w:rFonts w:ascii="宋体" w:hAnsi="宋体" w:eastAsia="宋体" w:cs="宋体"/>
-                <w:b/>
-                <w:bCs/>
-                <w:kern w:val="0"/>
-                <w:sz w:val="24"/>
-                <w:szCs w:val="24"/>
-                <w:bdr w:val="none" w:color="auto" w:sz="0" w:space="0"/>
-                <w:lang w:val="en-US" w:eastAsia="zh-CN" w:bidi="ar"/>
-              </w:rPr>
-              <w:t>场景类型</w:t>
-            </w:r>
-          </w:p>
-          <w:p>
-            <w:pPr>
-              <w:keepNext w:val="0"/>
-              <w:keepLines w:val="0"/>
-              <w:widowControl/>
-              <w:suppressLineNumbers w:val="0"/>
-              <w:snapToGrid w:val="0"/>
-              <w:spacing w:line="240" w:lineRule="auto"/>
-              <w:ind w:left="0" w:leftChars="0" w:right="0" w:rightChars="0" w:firstLine="0" w:firstLineChars="0"/>
-              <w:jc w:val="center"/>
-              <w:rPr>
-                <w:rFonts w:ascii="宋体" w:eastAsia="宋体"/>
-                <w:b/>
-                <w:bCs/>
-                <w:sz w:val="24"/>
-              </w:rPr>
-            </w:pPr>
-            <w:r>
-              <w:rPr>
-                <w:rFonts w:ascii="宋体" w:hAnsi="宋体" w:eastAsia="宋体" w:cs="宋体"/>
-                <w:b/>
-                <w:bCs/>
-                <w:kern w:val="0"/>
-                <w:sz w:val="24"/>
-                <w:szCs w:val="24"/>
-                <w:bdr w:val="none" w:color="auto" w:sz="0" w:space="0"/>
-                <w:lang w:val="en-US" w:eastAsia="zh-CN" w:bidi="ar"/>
-              </w:rPr>
-              <w:t>（正常/边界/异常）</w:t>
-            </w:r>
-          </w:p>
-        </w:tc>
-        <w:tc>
-          <w:tcPr>
-            <w:tcW w:w="2318" w:type="dxa"/>
-            <w:tcBorders>
-              <w:top w:val="single" w:color="CCCCCC" w:sz="12" w:space="0"/>
-              <w:left w:val="nil"/>
-              <w:bottom w:val="nil"/>
-              <w:right w:val="nil"/>
-            </w:tcBorders>
-            <w:shd w:val="clear"/>
+            <w:shd w:val="clear" w:color="auto" w:fill="auto"/>
             <w:noWrap w:val="0"/>
             <w:tcMar>
               <w:top w:w="120" w:type="dxa"/>
@@ -815,58 +841,6 @@
                 <w:kern w:val="0"/>
                 <w:sz w:val="24"/>
                 <w:szCs w:val="24"/>
-                <w:bdr w:val="none" w:color="auto" w:sz="0" w:space="0"/>
-                <w:lang w:val="en-US" w:eastAsia="zh-CN" w:bidi="ar"/>
-              </w:rPr>
-              <w:t>断言验证的具体内容</w:t>
-            </w:r>
-          </w:p>
-        </w:tc>
-        <w:tc>
-          <w:tcPr>
-            <w:tcW w:w="1836" w:type="dxa"/>
-            <w:tcBorders>
-              <w:top w:val="single" w:color="CCCCCC" w:sz="12" w:space="0"/>
-              <w:left w:val="nil"/>
-              <w:bottom w:val="nil"/>
-              <w:right w:val="nil"/>
-            </w:tcBorders>
-            <w:shd w:val="clear"/>
-            <w:noWrap w:val="0"/>
-            <w:tcMar>
-              <w:top w:w="120" w:type="dxa"/>
-              <w:left w:w="120" w:type="dxa"/>
-              <w:bottom w:w="120" w:type="dxa"/>
-              <w:right w:w="120" w:type="dxa"/>
-            </w:tcMar>
-            <w:vAlign w:val="center"/>
-          </w:tcPr>
-          <w:p>
-            <w:pPr>
-              <w:keepNext w:val="0"/>
-              <w:keepLines w:val="0"/>
-              <w:widowControl/>
-              <w:suppressLineNumbers w:val="0"/>
-              <w:snapToGrid w:val="0"/>
-              <w:spacing w:line="240" w:lineRule="auto"/>
-              <w:ind w:left="0" w:leftChars="0" w:right="0" w:rightChars="0" w:firstLine="0" w:firstLineChars="0"/>
-              <w:jc w:val="center"/>
-              <w:rPr>
-                <w:rFonts w:ascii="宋体" w:eastAsia="宋体"/>
-                <w:b/>
-                <w:bCs/>
-                <w:sz w:val="24"/>
-              </w:rPr>
-            </w:pPr>
-            <w:r>
-              <w:rPr>
-                <w:rFonts w:ascii="宋体" w:hAnsi="宋体" w:eastAsia="宋体" w:cs="宋体"/>
-                <w:b/>
-                <w:bCs/>
-                <w:kern w:val="0"/>
-                <w:sz w:val="24"/>
-                <w:szCs w:val="24"/>
-                <w:bdr w:val="none" w:color="auto" w:sz="0" w:space="0"/>
                 <w:lang w:val="en-US" w:eastAsia="zh-CN" w:bidi="ar"/>
               </w:rPr>
               <w:t>是否参数化测试</w:t>
@@ -904,7 +878,7 @@
               <w:bottom w:val="nil"/>
               <w:right w:val="nil"/>
             </w:tcBorders>
-            <w:shd w:val="clear"/>
+            <w:shd w:val="clear" w:color="auto" w:fill="auto"/>
             <w:noWrap w:val="0"/>
             <w:tcMar>
               <w:top w:w="120" w:type="dxa"/>
@@ -929,7 +903,7 @@
               <w:bottom w:val="nil"/>
               <w:right w:val="nil"/>
             </w:tcBorders>
-            <w:shd w:val="clear"/>
+            <w:shd w:val="clear" w:color="auto" w:fill="auto"/>
             <w:noWrap w:val="0"/>
             <w:tcMar>
               <w:top w:w="120" w:type="dxa"/>
@@ -954,7 +928,7 @@
               <w:bottom w:val="nil"/>
               <w:right w:val="nil"/>
             </w:tcBorders>
-            <w:shd w:val="clear"/>
+            <w:shd w:val="clear" w:color="auto" w:fill="auto"/>
             <w:noWrap w:val="0"/>
             <w:tcMar>
               <w:top w:w="120" w:type="dxa"/>
@@ -979,7 +953,7 @@
               <w:bottom w:val="nil"/>
               <w:right w:val="nil"/>
             </w:tcBorders>
-            <w:shd w:val="clear"/>
+            <w:shd w:val="clear" w:color="auto" w:fill="auto"/>
             <w:noWrap w:val="0"/>
             <w:tcMar>
               <w:top w:w="120" w:type="dxa"/>
@@ -1004,7 +978,155 @@
               <w:bottom w:val="nil"/>
               <w:right w:val="nil"/>
             </w:tcBorders>
-            <w:shd w:val="clear"/>
+            <w:shd w:val="clear" w:color="auto" w:fill="auto"/>
+            <w:noWrap w:val="0"/>
+            <w:tcMar>
+              <w:top w:w="120" w:type="dxa"/>
+              <w:left w:w="120" w:type="dxa"/>
+              <w:bottom w:w="120" w:type="dxa"/>
+              <w:right w:w="120" w:type="dxa"/>
+            </w:tcMar>
+            <w:vAlign w:val="center"/>
+          </w:tcPr>
+          <w:p>
+            <w:r>
+              <w:t>否</w:t>
+            </w:r>
+          </w:p>
+        </w:tc>
+      </w:tr>
+      <w:tr>
+        <w:tblPrEx>
+          <w:tblBorders>
+            <w:top w:val="none" w:color="auto" w:sz="0" w:space="0"/>
+            <w:left w:val="none" w:color="auto" w:sz="0" w:space="0"/>
+            <w:bottom w:val="none" w:color="auto" w:sz="0" w:space="0"/>
+            <w:right w:val="none" w:color="auto" w:sz="0" w:space="0"/>
+            <w:insideH w:val="none" w:color="auto" w:sz="0" w:space="0"/>
+            <w:insideV w:val="none" w:color="auto" w:sz="0" w:space="0"/>
+          </w:tblBorders>
+          <w:shd w:val="clear" w:color="auto" w:fill="auto"/>
+          <w:tblCellMar>
+            <w:top w:w="15" w:type="dxa"/>
+            <w:left w:w="15" w:type="dxa"/>
+            <w:bottom w:w="15" w:type="dxa"/>
+            <w:right w:w="15" w:type="dxa"/>
+          </w:tblCellMar>
+        </w:tblPrEx>
+        <w:trPr>
+          <w:trHeight w:val="0" w:hRule="atLeast"/>
+          <w:jc w:val="center"/>
+        </w:trPr>
+        <w:tc>
+          <w:tcPr>
+            <w:tcW w:w="631" w:type="dxa"/>
+            <w:tcBorders>
+              <w:top w:val="nil"/>
+              <w:left w:val="nil"/>
+              <w:bottom w:val="nil"/>
+              <w:right w:val="nil"/>
+            </w:tcBorders>
+            <w:shd w:val="clear" w:color="auto" w:fill="auto"/>
+            <w:noWrap w:val="0"/>
+            <w:tcMar>
+              <w:top w:w="120" w:type="dxa"/>
+              <w:left w:w="120" w:type="dxa"/>
+              <w:bottom w:w="120" w:type="dxa"/>
+              <w:right w:w="120" w:type="dxa"/>
+            </w:tcMar>
+            <w:vAlign w:val="center"/>
+          </w:tcPr>
+          <w:p>
+            <w:r>
+              <w:t>2</w:t>
+            </w:r>
+          </w:p>
+        </w:tc>
+        <w:tc>
+          <w:tcPr>
+            <w:tcW w:w="1595" w:type="dxa"/>
+            <w:tcBorders>
+              <w:top w:val="nil"/>
+              <w:left w:val="nil"/>
+              <w:bottom w:val="nil"/>
+              <w:right w:val="nil"/>
+            </w:tcBorders>
+            <w:shd w:val="clear" w:color="auto" w:fill="auto"/>
+            <w:noWrap w:val="0"/>
+            <w:tcMar>
+              <w:top w:w="120" w:type="dxa"/>
+              <w:left w:w="120" w:type="dxa"/>
+              <w:bottom w:w="120" w:type="dxa"/>
+              <w:right w:w="120" w:type="dxa"/>
+            </w:tcMar>
+            <w:vAlign w:val="center"/>
+          </w:tcPr>
+          <w:p>
+            <w:r>
+              <w:t>DefaultScoreCalculator.score</w:t>
+            </w:r>
+          </w:p>
+        </w:tc>
+        <w:tc>
+          <w:tcPr>
+            <w:tcW w:w="2319" w:type="dxa"/>
+            <w:tcBorders>
+              <w:top w:val="nil"/>
+              <w:left w:val="nil"/>
+              <w:bottom w:val="nil"/>
+              <w:right w:val="nil"/>
+            </w:tcBorders>
+            <w:shd w:val="clear" w:color="auto" w:fill="auto"/>
+            <w:noWrap w:val="0"/>
+            <w:tcMar>
+              <w:top w:w="120" w:type="dxa"/>
+              <w:left w:w="120" w:type="dxa"/>
+              <w:bottom w:w="120" w:type="dxa"/>
+              <w:right w:w="120" w:type="dxa"/>
+            </w:tcMar>
+            <w:vAlign w:val="center"/>
+          </w:tcPr>
+          <w:p>
+            <w:r>
+              <w:t>正常</w:t>
+            </w:r>
+          </w:p>
+        </w:tc>
+        <w:tc>
+          <w:tcPr>
+            <w:tcW w:w="2318" w:type="dxa"/>
+            <w:tcBorders>
+              <w:top w:val="nil"/>
+              <w:left w:val="nil"/>
+              <w:bottom w:val="nil"/>
+              <w:right w:val="nil"/>
+            </w:tcBorders>
+            <w:shd w:val="clear" w:color="auto" w:fill="auto"/>
+            <w:noWrap w:val="0"/>
+            <w:tcMar>
+              <w:top w:w="120" w:type="dxa"/>
+              <w:left w:w="120" w:type="dxa"/>
+              <w:bottom w:w="120" w:type="dxa"/>
+              <w:right w:w="120" w:type="dxa"/>
+            </w:tcMar>
+            <w:vAlign w:val="center"/>
+          </w:tcPr>
+          <w:p>
+            <w:r>
+              <w:t>奸诈小丑（对子+50积分）整手只触发一次：bonusChips=50，总分(10+20+50)×2=160</w:t>
+            </w:r>
+          </w:p>
+        </w:tc>
+        <w:tc>
+          <w:tcPr>
+            <w:tcW w:w="1836" w:type="dxa"/>
+            <w:tcBorders>
+              <w:top w:val="nil"/>
+              <w:left w:val="nil"/>
+              <w:bottom w:val="nil"/>
+              <w:right w:val="nil"/>
+            </w:tcBorders>
+            <w:shd w:val="clear" w:color="auto" w:fill="auto"/>
             <w:noWrap w:val="0"/>
             <w:tcMar>
               <w:top w:w="120" w:type="dxa"/>
@@ -1051,7 +1173,7 @@
               <w:bottom w:val="nil"/>
               <w:right w:val="nil"/>
             </w:tcBorders>
-            <w:shd w:val="clear"/>
+            <w:shd w:val="clear" w:color="auto" w:fill="auto"/>
             <w:noWrap w:val="0"/>
             <w:tcMar>
               <w:top w:w="120" w:type="dxa"/>
@@ -1063,7 +1185,7 @@
           </w:tcPr>
           <w:p>
             <w:r>
-              <w:t>2</w:t>
+              <w:t>3</w:t>
             </w:r>
           </w:p>
         </w:tc>
@@ -1076,7 +1198,7 @@
               <w:bottom w:val="nil"/>
               <w:right w:val="nil"/>
             </w:tcBorders>
-            <w:shd w:val="clear"/>
+            <w:shd w:val="clear" w:color="auto" w:fill="auto"/>
             <w:noWrap w:val="0"/>
             <w:tcMar>
               <w:top w:w="120" w:type="dxa"/>
@@ -1101,7 +1223,7 @@
               <w:bottom w:val="nil"/>
               <w:right w:val="nil"/>
             </w:tcBorders>
-            <w:shd w:val="clear"/>
+            <w:shd w:val="clear" w:color="auto" w:fill="auto"/>
             <w:noWrap w:val="0"/>
             <w:tcMar>
               <w:top w:w="120" w:type="dxa"/>
@@ -1113,7 +1235,7 @@
           </w:tcPr>
           <w:p>
             <w:r>
-              <w:t>正常</w:t>
+              <w:t>边界</w:t>
             </w:r>
           </w:p>
         </w:tc>
@@ -1126,7 +1248,7 @@
               <w:bottom w:val="nil"/>
               <w:right w:val="nil"/>
             </w:tcBorders>
-            <w:shd w:val="clear"/>
+            <w:shd w:val="clear" w:color="auto" w:fill="auto"/>
             <w:noWrap w:val="0"/>
             <w:tcMar>
               <w:top w:w="120" w:type="dxa"/>
@@ -1138,7 +1260,7 @@
           </w:tcPr>
           <w:p>
             <w:r>
-              <w:t>奸诈小丑（对子+50积分）整手只触发一次：bonusChips=50，总分(10+20+50)×2=160</w:t>
+              <w:t>高牌只计最大一张：A计11分，得分(5+11)×1=16；人头牌J/Q/K计10分</w:t>
             </w:r>
           </w:p>
         </w:tc>
@@ -1151,7 +1273,7 @@
               <w:bottom w:val="nil"/>
               <w:right w:val="nil"/>
             </w:tcBorders>
-            <w:shd w:val="clear"/>
+            <w:shd w:val="clear" w:color="auto" w:fill="auto"/>
             <w:noWrap w:val="0"/>
             <w:tcMar>
               <w:top w:w="120" w:type="dxa"/>
@@ -1198,7 +1320,7 @@
               <w:bottom w:val="nil"/>
               <w:right w:val="nil"/>
             </w:tcBorders>
-            <w:shd w:val="clear"/>
+            <w:shd w:val="clear" w:color="auto" w:fill="auto"/>
             <w:noWrap w:val="0"/>
             <w:tcMar>
               <w:top w:w="120" w:type="dxa"/>
@@ -1210,7 +1332,7 @@
           </w:tcPr>
           <w:p>
             <w:r>
-              <w:t>3</w:t>
+              <w:t>4</w:t>
             </w:r>
           </w:p>
         </w:tc>
@@ -1223,7 +1345,7 @@
               <w:bottom w:val="nil"/>
               <w:right w:val="nil"/>
             </w:tcBorders>
-            <w:shd w:val="clear"/>
+            <w:shd w:val="clear" w:color="auto" w:fill="auto"/>
             <w:noWrap w:val="0"/>
             <w:tcMar>
               <w:top w:w="120" w:type="dxa"/>
@@ -1248,7 +1370,7 @@
               <w:bottom w:val="nil"/>
               <w:right w:val="nil"/>
             </w:tcBorders>
-            <w:shd w:val="clear"/>
+            <w:shd w:val="clear" w:color="auto" w:fill="auto"/>
             <w:noWrap w:val="0"/>
             <w:tcMar>
               <w:top w:w="120" w:type="dxa"/>
@@ -1260,7 +1382,7 @@
           </w:tcPr>
           <w:p>
             <w:r>
-              <w:t>边界</w:t>
+              <w:t>正常</w:t>
             </w:r>
           </w:p>
         </w:tc>
@@ -1273,7 +1395,7 @@
               <w:bottom w:val="nil"/>
               <w:right w:val="nil"/>
             </w:tcBorders>
-            <w:shd w:val="clear"/>
+            <w:shd w:val="clear" w:color="auto" w:fill="auto"/>
             <w:noWrap w:val="0"/>
             <w:tcMar>
               <w:top w:w="120" w:type="dxa"/>
@@ -1285,7 +1407,7 @@
           </w:tcPr>
           <w:p>
             <w:r>
-              <w:t>高牌只计最大一张：A计11分，得分(5+11)×1=16；人头牌J/Q/K计10分</w:t>
+              <w:t>成长类功能牌每打出一次永久+50积分：两次出牌后bonusChips=100，总分260</w:t>
             </w:r>
           </w:p>
         </w:tc>
@@ -1298,7 +1420,7 @@
               <w:bottom w:val="nil"/>
               <w:right w:val="nil"/>
             </w:tcBorders>
-            <w:shd w:val="clear"/>
+            <w:shd w:val="clear" w:color="auto" w:fill="auto"/>
             <w:noWrap w:val="0"/>
             <w:tcMar>
               <w:top w:w="120" w:type="dxa"/>
@@ -1345,7 +1467,7 @@
               <w:bottom w:val="nil"/>
               <w:right w:val="nil"/>
             </w:tcBorders>
-            <w:shd w:val="clear"/>
+            <w:shd w:val="clear" w:color="auto" w:fill="auto"/>
             <w:noWrap w:val="0"/>
             <w:tcMar>
               <w:top w:w="120" w:type="dxa"/>
@@ -1357,7 +1479,7 @@
           </w:tcPr>
           <w:p>
             <w:r>
-              <w:t>4</w:t>
+              <w:t>5</w:t>
             </w:r>
           </w:p>
         </w:tc>
@@ -1370,7 +1492,7 @@
               <w:bottom w:val="nil"/>
               <w:right w:val="nil"/>
             </w:tcBorders>
-            <w:shd w:val="clear"/>
+            <w:shd w:val="clear" w:color="auto" w:fill="auto"/>
             <w:noWrap w:val="0"/>
             <w:tcMar>
               <w:top w:w="120" w:type="dxa"/>
@@ -1382,7 +1504,7 @@
           </w:tcPr>
           <w:p>
             <w:r>
-              <w:t>DefaultScoreCalculator.score</w:t>
+              <w:t>DefaultHandTypeEvaluator.evaluateDetail</w:t>
             </w:r>
           </w:p>
         </w:tc>
@@ -1395,7 +1517,7 @@
               <w:bottom w:val="nil"/>
               <w:right w:val="nil"/>
             </w:tcBorders>
-            <w:shd w:val="clear"/>
+            <w:shd w:val="clear" w:color="auto" w:fill="auto"/>
             <w:noWrap w:val="0"/>
             <w:tcMar>
               <w:top w:w="120" w:type="dxa"/>
@@ -1420,155 +1542,7 @@
               <w:bottom w:val="nil"/>
               <w:right w:val="nil"/>
             </w:tcBorders>
-            <w:shd w:val="clear"/>
-            <w:noWrap w:val="0"/>
-            <w:tcMar>
-              <w:top w:w="120" w:type="dxa"/>
-              <w:left w:w="120" w:type="dxa"/>
-              <w:bottom w:w="120" w:type="dxa"/>
-              <w:right w:w="120" w:type="dxa"/>
-            </w:tcMar>
-            <w:vAlign w:val="center"/>
-          </w:tcPr>
-          <w:p>
-            <w:r>
-              <w:t>成长类功能牌每打出一次永久+50积分：两次出牌后bonusChips=100，总分260</w:t>
-            </w:r>
-          </w:p>
-        </w:tc>
-        <w:tc>
-          <w:tcPr>
-            <w:tcW w:w="1836" w:type="dxa"/>
-            <w:tcBorders>
-              <w:top w:val="nil"/>
-              <w:left w:val="nil"/>
-              <w:bottom w:val="nil"/>
-              <w:right w:val="nil"/>
-            </w:tcBorders>
-            <w:shd w:val="clear"/>
-            <w:noWrap w:val="0"/>
-            <w:tcMar>
-              <w:top w:w="120" w:type="dxa"/>
-              <w:left w:w="120" w:type="dxa"/>
-              <w:bottom w:w="120" w:type="dxa"/>
-              <w:right w:w="120" w:type="dxa"/>
-            </w:tcMar>
-            <w:vAlign w:val="center"/>
-          </w:tcPr>
-          <w:p>
-            <w:r>
-              <w:t>否</w:t>
-            </w:r>
-          </w:p>
-        </w:tc>
-      </w:tr>
-      <w:tr>
-        <w:tblPrEx>
-          <w:tblBorders>
-            <w:top w:val="none" w:color="auto" w:sz="0" w:space="0"/>
-            <w:left w:val="none" w:color="auto" w:sz="0" w:space="0"/>
-            <w:bottom w:val="none" w:color="auto" w:sz="0" w:space="0"/>
-            <w:right w:val="none" w:color="auto" w:sz="0" w:space="0"/>
-            <w:insideH w:val="none" w:color="auto" w:sz="0" w:space="0"/>
-            <w:insideV w:val="none" w:color="auto" w:sz="0" w:space="0"/>
-          </w:tblBorders>
-          <w:shd w:val="clear"/>
-          <w:tblCellMar>
-            <w:top w:w="15" w:type="dxa"/>
-            <w:left w:w="15" w:type="dxa"/>
-            <w:bottom w:w="15" w:type="dxa"/>
-            <w:right w:w="15" w:type="dxa"/>
-          </w:tblCellMar>
-        </w:tblPrEx>
-        <w:trPr>
-          <w:trHeight w:val="0" w:hRule="atLeast"/>
-          <w:jc w:val="center"/>
-        </w:trPr>
-        <w:tc>
-          <w:tcPr>
-            <w:tcW w:w="631" w:type="dxa"/>
-            <w:tcBorders>
-              <w:top w:val="nil"/>
-              <w:left w:val="nil"/>
-              <w:bottom w:val="nil"/>
-              <w:right w:val="nil"/>
-            </w:tcBorders>
-            <w:shd w:val="clear"/>
-            <w:noWrap w:val="0"/>
-            <w:tcMar>
-              <w:top w:w="120" w:type="dxa"/>
-              <w:left w:w="120" w:type="dxa"/>
-              <w:bottom w:w="120" w:type="dxa"/>
-              <w:right w:w="120" w:type="dxa"/>
-            </w:tcMar>
-            <w:vAlign w:val="center"/>
-          </w:tcPr>
-          <w:p>
-            <w:r>
-              <w:t>5</w:t>
-            </w:r>
-          </w:p>
-        </w:tc>
-        <w:tc>
-          <w:tcPr>
-            <w:tcW w:w="1595" w:type="dxa"/>
-            <w:tcBorders>
-              <w:top w:val="nil"/>
-              <w:left w:val="nil"/>
-              <w:bottom w:val="nil"/>
-              <w:right w:val="nil"/>
-            </w:tcBorders>
-            <w:shd w:val="clear"/>
-            <w:noWrap w:val="0"/>
-            <w:tcMar>
-              <w:top w:w="120" w:type="dxa"/>
-              <w:left w:w="120" w:type="dxa"/>
-              <w:bottom w:w="120" w:type="dxa"/>
-              <w:right w:w="120" w:type="dxa"/>
-            </w:tcMar>
-            <w:vAlign w:val="center"/>
-          </w:tcPr>
-          <w:p>
-            <w:r>
-              <w:t>DefaultHandTypeEvaluator.evaluateDetail</w:t>
-            </w:r>
-          </w:p>
-        </w:tc>
-        <w:tc>
-          <w:tcPr>
-            <w:tcW w:w="2319" w:type="dxa"/>
-            <w:tcBorders>
-              <w:top w:val="nil"/>
-              <w:left w:val="nil"/>
-              <w:bottom w:val="nil"/>
-              <w:right w:val="nil"/>
-            </w:tcBorders>
-            <w:shd w:val="clear"/>
-            <w:noWrap w:val="0"/>
-            <w:tcMar>
-              <w:top w:w="120" w:type="dxa"/>
-              <w:left w:w="120" w:type="dxa"/>
-              <w:bottom w:w="120" w:type="dxa"/>
-              <w:right w:w="120" w:type="dxa"/>
-            </w:tcMar>
-            <w:vAlign w:val="center"/>
-          </w:tcPr>
-          <w:p>
-            <w:r>
-              <w:t>正常</w:t>
-            </w:r>
-          </w:p>
-        </w:tc>
-        <w:tc>
-          <w:tcPr>
-            <w:tcW w:w="2318" w:type="dxa"/>
-            <w:tcBorders>
-              <w:top w:val="nil"/>
-              <w:left w:val="nil"/>
-              <w:bottom w:val="nil"/>
-              <w:right w:val="nil"/>
-            </w:tcBorders>
-            <w:shd w:val="clear"/>
+            <w:shd w:val="clear" w:color="auto" w:fill="auto"/>
             <w:noWrap w:val="0"/>
             <w:tcMar>
               <w:top w:w="120" w:type="dxa"/>
@@ -1593,7 +1567,7 @@
               <w:bottom w:val="nil"/>
               <w:right w:val="nil"/>
             </w:tcBorders>
-            <w:shd w:val="clear"/>
+            <w:shd w:val="clear" w:color="auto" w:fill="auto"/>
             <w:noWrap w:val="0"/>
             <w:tcMar>
               <w:top w:w="120" w:type="dxa"/>
@@ -1640,7 +1614,7 @@
               <w:bottom w:val="nil"/>
               <w:right w:val="nil"/>
             </w:tcBorders>
-            <w:shd w:val="clear"/>
+            <w:shd w:val="clear" w:color="auto" w:fill="auto"/>
             <w:noWrap w:val="0"/>
             <w:tcMar>
               <w:top w:w="120" w:type="dxa"/>
@@ -1665,7 +1639,7 @@
               <w:bottom w:val="nil"/>
               <w:right w:val="nil"/>
             </w:tcBorders>
-            <w:shd w:val="clear"/>
+            <w:shd w:val="clear" w:color="auto" w:fill="auto"/>
             <w:noWrap w:val="0"/>
             <w:tcMar>
               <w:top w:w="120" w:type="dxa"/>
@@ -1690,7 +1664,7 @@
               <w:bottom w:val="nil"/>
               <w:right w:val="nil"/>
             </w:tcBorders>
-            <w:shd w:val="clear"/>
+            <w:shd w:val="clear" w:color="auto" w:fill="auto"/>
             <w:noWrap w:val="0"/>
             <w:tcMar>
               <w:top w:w="120" w:type="dxa"/>
@@ -1715,7 +1689,7 @@
               <w:bottom w:val="nil"/>
               <w:right w:val="nil"/>
             </w:tcBorders>
-            <w:shd w:val="clear"/>
+            <w:shd w:val="clear" w:color="auto" w:fill="auto"/>
             <w:noWrap w:val="0"/>
             <w:tcMar>
               <w:top w:w="120" w:type="dxa"/>
@@ -1740,7 +1714,7 @@
               <w:bottom w:val="nil"/>
               <w:right w:val="nil"/>
             </w:tcBorders>
-            <w:shd w:val="clear"/>
+            <w:shd w:val="clear" w:color="auto" w:fill="auto"/>
             <w:noWrap w:val="0"/>
             <w:tcMar>
               <w:top w:w="120" w:type="dxa"/>
@@ -1787,7 +1761,7 @@
               <w:bottom w:val="nil"/>
               <w:right w:val="nil"/>
             </w:tcBorders>
-            <w:shd w:val="clear"/>
+            <w:shd w:val="clear" w:color="auto" w:fill="auto"/>
             <w:noWrap w:val="0"/>
             <w:tcMar>
               <w:top w:w="120" w:type="dxa"/>
@@ -1812,7 +1786,7 @@
               <w:bottom w:val="nil"/>
               <w:right w:val="nil"/>
             </w:tcBorders>
-            <w:shd w:val="clear"/>
+            <w:shd w:val="clear" w:color="auto" w:fill="auto"/>
             <w:noWrap w:val="0"/>
             <w:tcMar>
               <w:top w:w="120" w:type="dxa"/>
@@ -1837,7 +1811,7 @@
               <w:bottom w:val="nil"/>
               <w:right w:val="nil"/>
             </w:tcBorders>
-            <w:shd w:val="clear"/>
+            <w:shd w:val="clear" w:color="auto" w:fill="auto"/>
             <w:noWrap w:val="0"/>
             <w:tcMar>
               <w:top w:w="120" w:type="dxa"/>
@@ -1862,7 +1836,7 @@
               <w:bottom w:val="nil"/>
               <w:right w:val="nil"/>
             </w:tcBorders>
-            <w:shd w:val="clear"/>
+            <w:shd w:val="clear" w:color="auto" w:fill="auto"/>
             <w:noWrap w:val="0"/>
             <w:tcMar>
               <w:top w:w="120" w:type="dxa"/>
@@ -1887,7 +1861,7 @@
               <w:bottom w:val="nil"/>
               <w:right w:val="nil"/>
             </w:tcBorders>
-            <w:shd w:val="clear"/>
+            <w:shd w:val="clear" w:color="auto" w:fill="auto"/>
             <w:noWrap w:val="0"/>
             <w:tcMar>
               <w:top w:w="120" w:type="dxa"/>
@@ -1934,30 +1908,6 @@
     </w:p>
     <w:p>
       <w:pPr>
-        <w:pStyle w:val="4"/>
-        <w:bidi w:val="0"/>
-        <w:rPr>
-          <w:rFonts w:hint="default"/>
-          <w:lang w:val="en-US" w:eastAsia="zh-CN"/>
-        </w:rPr>
-      </w:pPr>
-      <w:r>
-        <w:t>3.1 Model层核心测试类（类名：DefaultScoreCalculatorTest）不粘贴main里的！粘贴test里的！写一两个就好。</w:t>
-      </w:r>
-    </w:p>
-    <w:p>
-      <w:pPr>
-        <w:rPr>
-          <w:rFonts w:ascii="宋体" w:hAnsi="宋体" w:eastAsia="宋体" w:cs="宋体"/>
-          <w:sz w:val="24"/>
-          <w:szCs w:val="24"/>
-          <w:highlight w:val="yellow"/>
-        </w:rPr>
-      </w:pPr>
-      <w:r/>
-    </w:p>
-    <w:p>
-      <w:pPr>
         <w:ind w:left="0" w:leftChars="0" w:firstLine="0" w:firstLineChars="0"/>
         <w:rPr>
           <w:rFonts w:hint="default" w:cs="黑体" w:asciiTheme="minorEastAsia" w:hAnsiTheme="minorEastAsia" w:eastAsiaTheme="minorEastAsia"/>
@@ -1971,6 +1921,2528 @@
       </w:pPr>
     </w:p>
     <w:p>
+      <w:r>
+        <w:rPr>
+          <w:rFonts w:ascii="Times New Roman" w:hAnsi="Times New Roman" w:eastAsia="宋体"/>
+          <w:sz w:val="18"/>
+        </w:rPr>
+        <w:t>package com.bilitro.model.hand;</w:t>
+      </w:r>
+    </w:p>
+    <w:p/>
+    <w:p>
+      <w:r>
+        <w:rPr>
+          <w:rFonts w:ascii="Times New Roman" w:hAnsi="Times New Roman" w:eastAsia="宋体"/>
+          <w:sz w:val="18"/>
+        </w:rPr>
+        <w:t>import com.bilitro.model.card.Card;</w:t>
+      </w:r>
+    </w:p>
+    <w:p>
+      <w:r>
+        <w:rPr>
+          <w:rFonts w:ascii="Times New Roman" w:hAnsi="Times New Roman" w:eastAsia="宋体"/>
+          <w:sz w:val="18"/>
+        </w:rPr>
+        <w:t>import com.bilitro.model.card.Rank;</w:t>
+      </w:r>
+    </w:p>
+    <w:p>
+      <w:r>
+        <w:rPr>
+          <w:rFonts w:ascii="Times New Roman" w:hAnsi="Times New Roman" w:eastAsia="宋体"/>
+          <w:sz w:val="18"/>
+        </w:rPr>
+        <w:t>import com.bilitro.model.card.Suit;</w:t>
+      </w:r>
+    </w:p>
+    <w:p>
+      <w:r>
+        <w:rPr>
+          <w:rFonts w:ascii="Times New Roman" w:hAnsi="Times New Roman" w:eastAsia="宋体"/>
+          <w:sz w:val="18"/>
+        </w:rPr>
+        <w:t>import com.bilitro.model.player.ConfiguredSpecialCard;</w:t>
+      </w:r>
+    </w:p>
+    <w:p>
+      <w:r>
+        <w:rPr>
+          <w:rFonts w:ascii="Times New Roman" w:hAnsi="Times New Roman" w:eastAsia="宋体"/>
+          <w:sz w:val="18"/>
+        </w:rPr>
+        <w:t>import com.bilitro.model.player.SpecialCard;</w:t>
+      </w:r>
+    </w:p>
+    <w:p>
+      <w:r>
+        <w:rPr>
+          <w:rFonts w:ascii="Times New Roman" w:hAnsi="Times New Roman" w:eastAsia="宋体"/>
+          <w:sz w:val="18"/>
+        </w:rPr>
+        <w:t>import org.junit.jupiter.api.Test;</w:t>
+      </w:r>
+    </w:p>
+    <w:p/>
+    <w:p>
+      <w:r>
+        <w:rPr>
+          <w:rFonts w:ascii="Times New Roman" w:hAnsi="Times New Roman" w:eastAsia="宋体"/>
+          <w:sz w:val="18"/>
+        </w:rPr>
+        <w:t>import java.util.List;</w:t>
+      </w:r>
+    </w:p>
+    <w:p/>
+    <w:p>
+      <w:r>
+        <w:rPr>
+          <w:rFonts w:ascii="Times New Roman" w:hAnsi="Times New Roman" w:eastAsia="宋体"/>
+          <w:sz w:val="18"/>
+        </w:rPr>
+        <w:t>import static org.junit.jupiter.api.Assertions.*;</w:t>
+      </w:r>
+    </w:p>
+    <w:p/>
+    <w:p>
+      <w:r>
+        <w:rPr>
+          <w:rFonts w:ascii="Times New Roman" w:hAnsi="Times New Roman" w:eastAsia="宋体"/>
+          <w:sz w:val="18"/>
+        </w:rPr>
+        <w:t>/** 计分器测试：基础公式与功能牌触发轮次。 */</w:t>
+      </w:r>
+    </w:p>
+    <w:p>
+      <w:r>
+        <w:rPr>
+          <w:rFonts w:ascii="Times New Roman" w:hAnsi="Times New Roman" w:eastAsia="宋体"/>
+          <w:sz w:val="18"/>
+        </w:rPr>
+        <w:t>class DefaultScoreCalculatorTest {</w:t>
+      </w:r>
+    </w:p>
+    <w:p/>
+    <w:p>
+      <w:r>
+        <w:rPr>
+          <w:rFonts w:ascii="Times New Roman" w:hAnsi="Times New Roman" w:eastAsia="宋体"/>
+          <w:sz w:val="18"/>
+        </w:rPr>
+        <w:t xml:space="preserve">    private final ScoreCalculator calculator = new DefaultScoreCalculator();</w:t>
+      </w:r>
+    </w:p>
+    <w:p/>
+    <w:p>
+      <w:r>
+        <w:rPr>
+          <w:rFonts w:ascii="Times New Roman" w:hAnsi="Times New Roman" w:eastAsia="宋体"/>
+          <w:sz w:val="18"/>
+        </w:rPr>
+        <w:t xml:space="preserve">    /** 构造计分输入的简写。 */</w:t>
+      </w:r>
+    </w:p>
+    <w:p>
+      <w:r>
+        <w:rPr>
+          <w:rFonts w:ascii="Times New Roman" w:hAnsi="Times New Roman" w:eastAsia="宋体"/>
+          <w:sz w:val="18"/>
+        </w:rPr>
+        <w:t xml:space="preserve">    private static Evaluation eval(HandType type, Card... cards) {</w:t>
+      </w:r>
+    </w:p>
+    <w:p>
+      <w:r>
+        <w:rPr>
+          <w:rFonts w:ascii="Times New Roman" w:hAnsi="Times New Roman" w:eastAsia="宋体"/>
+          <w:sz w:val="18"/>
+        </w:rPr>
+        <w:t xml:space="preserve">        return new Evaluation(type, List.of(cards));</w:t>
+      </w:r>
+    </w:p>
+    <w:p>
+      <w:r>
+        <w:rPr>
+          <w:rFonts w:ascii="Times New Roman" w:hAnsi="Times New Roman" w:eastAsia="宋体"/>
+          <w:sz w:val="18"/>
+        </w:rPr>
+        <w:t xml:space="preserve">    }</w:t>
+      </w:r>
+    </w:p>
+    <w:p/>
+    <w:p>
+      <w:r>
+        <w:rPr>
+          <w:rFonts w:ascii="Times New Roman" w:hAnsi="Times New Roman" w:eastAsia="宋体"/>
+          <w:sz w:val="18"/>
+        </w:rPr>
+        <w:t xml:space="preserve">    private static Card c(Rank rank) {</w:t>
+      </w:r>
+    </w:p>
+    <w:p>
+      <w:r>
+        <w:rPr>
+          <w:rFonts w:ascii="Times New Roman" w:hAnsi="Times New Roman" w:eastAsia="宋体"/>
+          <w:sz w:val="18"/>
+        </w:rPr>
+        <w:t xml:space="preserve">        return new Card(Suit.SPADE, rank);</w:t>
+      </w:r>
+    </w:p>
+    <w:p>
+      <w:r>
+        <w:rPr>
+          <w:rFonts w:ascii="Times New Roman" w:hAnsi="Times New Roman" w:eastAsia="宋体"/>
+          <w:sz w:val="18"/>
+        </w:rPr>
+        <w:t xml:space="preserve">    }</w:t>
+      </w:r>
+    </w:p>
+    <w:p/>
+    <w:p>
+      <w:r>
+        <w:rPr>
+          <w:rFonts w:ascii="Times New Roman" w:hAnsi="Times New Roman" w:eastAsia="宋体"/>
+          <w:sz w:val="18"/>
+        </w:rPr>
+        <w:t xml:space="preserve">    /** 构造一张加分类功能牌。 */</w:t>
+      </w:r>
+    </w:p>
+    <w:p>
+      <w:r>
+        <w:rPr>
+          <w:rFonts w:ascii="Times New Roman" w:hAnsi="Times New Roman" w:eastAsia="宋体"/>
+          <w:sz w:val="18"/>
+        </w:rPr>
+        <w:t xml:space="preserve">    private static SpecialCard addChips(int value) {</w:t>
+      </w:r>
+    </w:p>
+    <w:p>
+      <w:r>
+        <w:rPr>
+          <w:rFonts w:ascii="Times New Roman" w:hAnsi="Times New Roman" w:eastAsia="宋体"/>
+          <w:sz w:val="18"/>
+        </w:rPr>
+        <w:t xml:space="preserve">        return new ConfiguredSpecialCard("t", "t", "t", 1, "",</w:t>
+      </w:r>
+    </w:p>
+    <w:p>
+      <w:r>
+        <w:rPr>
+          <w:rFonts w:ascii="Times New Roman" w:hAnsi="Times New Roman" w:eastAsia="宋体"/>
+          <w:sz w:val="18"/>
+        </w:rPr>
+        <w:t xml:space="preserve">                ConfiguredSpecialCard.EffectType.ADD_CHIPS, value,</w:t>
+      </w:r>
+    </w:p>
+    <w:p>
+      <w:r>
+        <w:rPr>
+          <w:rFonts w:ascii="Times New Roman" w:hAnsi="Times New Roman" w:eastAsia="宋体"/>
+          <w:sz w:val="18"/>
+        </w:rPr>
+        <w:t xml:space="preserve">                ConfiguredSpecialCard.ConditionType.ALWAYS, null);</w:t>
+      </w:r>
+    </w:p>
+    <w:p>
+      <w:r>
+        <w:rPr>
+          <w:rFonts w:ascii="Times New Roman" w:hAnsi="Times New Roman" w:eastAsia="宋体"/>
+          <w:sz w:val="18"/>
+        </w:rPr>
+        <w:t xml:space="preserve">    }</w:t>
+      </w:r>
+    </w:p>
+    <w:p/>
+    <w:p>
+      <w:r>
+        <w:rPr>
+          <w:rFonts w:ascii="Times New Roman" w:hAnsi="Times New Roman" w:eastAsia="宋体"/>
+          <w:sz w:val="18"/>
+        </w:rPr>
+        <w:t xml:space="preserve">    /** 构造一张配置表小丑牌。 */</w:t>
+      </w:r>
+    </w:p>
+    <w:p>
+      <w:r>
+        <w:rPr>
+          <w:rFonts w:ascii="Times New Roman" w:hAnsi="Times New Roman" w:eastAsia="宋体"/>
+          <w:sz w:val="18"/>
+        </w:rPr>
+        <w:t xml:space="preserve">    private static SpecialCard joker(String id, ConfiguredSpecialCard.EffectType effect,</w:t>
+      </w:r>
+    </w:p>
+    <w:p>
+      <w:r>
+        <w:rPr>
+          <w:rFonts w:ascii="Times New Roman" w:hAnsi="Times New Roman" w:eastAsia="宋体"/>
+          <w:sz w:val="18"/>
+        </w:rPr>
+        <w:t xml:space="preserve">                                     double value, ConfiguredSpecialCard.ConditionType cond,</w:t>
+      </w:r>
+    </w:p>
+    <w:p>
+      <w:r>
+        <w:rPr>
+          <w:rFonts w:ascii="Times New Roman" w:hAnsi="Times New Roman" w:eastAsia="宋体"/>
+          <w:sz w:val="18"/>
+        </w:rPr>
+        <w:t xml:space="preserve">                                     String condValue) {</w:t>
+      </w:r>
+    </w:p>
+    <w:p>
+      <w:r>
+        <w:rPr>
+          <w:rFonts w:ascii="Times New Roman" w:hAnsi="Times New Roman" w:eastAsia="宋体"/>
+          <w:sz w:val="18"/>
+        </w:rPr>
+        <w:t xml:space="preserve">        return new ConfiguredSpecialCard(id, id, id, 1, "", effect, value, cond, condValue);</w:t>
+      </w:r>
+    </w:p>
+    <w:p>
+      <w:r>
+        <w:rPr>
+          <w:rFonts w:ascii="Times New Roman" w:hAnsi="Times New Roman" w:eastAsia="宋体"/>
+          <w:sz w:val="18"/>
+        </w:rPr>
+        <w:t xml:space="preserve">    }</w:t>
+      </w:r>
+    </w:p>
+    <w:p/>
+    <w:p>
+      <w:r>
+        <w:rPr>
+          <w:rFonts w:ascii="Times New Roman" w:hAnsi="Times New Roman" w:eastAsia="宋体"/>
+          <w:sz w:val="18"/>
+        </w:rPr>
+        <w:t xml:space="preserve">    @Test</w:t>
+      </w:r>
+    </w:p>
+    <w:p>
+      <w:r>
+        <w:rPr>
+          <w:rFonts w:ascii="Times New Roman" w:hAnsi="Times New Roman" w:eastAsia="宋体"/>
+          <w:sz w:val="18"/>
+        </w:rPr>
+        <w:t xml:space="preserve">    void 小丑结算时只加一次倍率() {</w:t>
+      </w:r>
+    </w:p>
+    <w:p>
+      <w:r>
+        <w:rPr>
+          <w:rFonts w:ascii="Times New Roman" w:hAnsi="Times New Roman" w:eastAsia="宋体"/>
+          <w:sz w:val="18"/>
+        </w:rPr>
+        <w:t xml:space="preserve">        // 对子 10×2，牌面 10+10；小丑无条件 +4 倍率整手一次：2+4=6</w:t>
+      </w:r>
+    </w:p>
+    <w:p>
+      <w:r>
+        <w:rPr>
+          <w:rFonts w:ascii="Times New Roman" w:hAnsi="Times New Roman" w:eastAsia="宋体"/>
+          <w:sz w:val="18"/>
+        </w:rPr>
+        <w:t xml:space="preserve">        var result = calculator.score(</w:t>
+      </w:r>
+    </w:p>
+    <w:p>
+      <w:r>
+        <w:rPr>
+          <w:rFonts w:ascii="Times New Roman" w:hAnsi="Times New Roman" w:eastAsia="宋体"/>
+          <w:sz w:val="18"/>
+        </w:rPr>
+        <w:t xml:space="preserve">                eval(HandType.PAIR, c(Rank.TEN), c(Rank.TEN)),</w:t>
+      </w:r>
+    </w:p>
+    <w:p>
+      <w:r>
+        <w:rPr>
+          <w:rFonts w:ascii="Times New Roman" w:hAnsi="Times New Roman" w:eastAsia="宋体"/>
+          <w:sz w:val="18"/>
+        </w:rPr>
+        <w:t xml:space="preserve">                List.of(joker("joker", ConfiguredSpecialCard.EffectType.ADD_MULT, 4,</w:t>
+      </w:r>
+    </w:p>
+    <w:p>
+      <w:r>
+        <w:rPr>
+          <w:rFonts w:ascii="Times New Roman" w:hAnsi="Times New Roman" w:eastAsia="宋体"/>
+          <w:sz w:val="18"/>
+        </w:rPr>
+        <w:t xml:space="preserve">                        ConfiguredSpecialCard.ConditionType.ALWAYS, null)));</w:t>
+      </w:r>
+    </w:p>
+    <w:p>
+      <w:r>
+        <w:rPr>
+          <w:rFonts w:ascii="Times New Roman" w:hAnsi="Times New Roman" w:eastAsia="宋体"/>
+          <w:sz w:val="18"/>
+        </w:rPr>
+        <w:t xml:space="preserve">        assertEquals(6, result.finalMult());</w:t>
+      </w:r>
+    </w:p>
+    <w:p>
+      <w:r>
+        <w:rPr>
+          <w:rFonts w:ascii="Times New Roman" w:hAnsi="Times New Roman" w:eastAsia="宋体"/>
+          <w:sz w:val="18"/>
+        </w:rPr>
+        <w:t xml:space="preserve">        // (10 + 20) × 6 = 180</w:t>
+      </w:r>
+    </w:p>
+    <w:p>
+      <w:r>
+        <w:rPr>
+          <w:rFonts w:ascii="Times New Roman" w:hAnsi="Times New Roman" w:eastAsia="宋体"/>
+          <w:sz w:val="18"/>
+        </w:rPr>
+        <w:t xml:space="preserve">        assertEquals(180, result.finalScore());</w:t>
+      </w:r>
+    </w:p>
+    <w:p>
+      <w:r>
+        <w:rPr>
+          <w:rFonts w:ascii="Times New Roman" w:hAnsi="Times New Roman" w:eastAsia="宋体"/>
+          <w:sz w:val="18"/>
+        </w:rPr>
+        <w:t xml:space="preserve">    }</w:t>
+      </w:r>
+    </w:p>
+    <w:p/>
+    <w:p>
+      <w:r>
+        <w:rPr>
+          <w:rFonts w:ascii="Times New Roman" w:hAnsi="Times New Roman" w:eastAsia="宋体"/>
+          <w:sz w:val="18"/>
+        </w:rPr>
+        <w:t xml:space="preserve">    @Test</w:t>
+      </w:r>
+    </w:p>
+    <w:p>
+      <w:r>
+        <w:rPr>
+          <w:rFonts w:ascii="Times New Roman" w:hAnsi="Times New Roman" w:eastAsia="宋体"/>
+          <w:sz w:val="18"/>
+        </w:rPr>
+        <w:t xml:space="preserve">    void 色欲小丑只有红桃牌触发() {</w:t>
+      </w:r>
+    </w:p>
+    <w:p>
+      <w:r>
+        <w:rPr>
+          <w:rFonts w:ascii="Times New Roman" w:hAnsi="Times New Roman" w:eastAsia="宋体"/>
+          <w:sz w:val="18"/>
+        </w:rPr>
+        <w:t xml:space="preserve">        // 对子：红桃10 + 黑桃10；色欲小丑只给红桃 +3：倍数 2+3=5</w:t>
+      </w:r>
+    </w:p>
+    <w:p>
+      <w:r>
+        <w:rPr>
+          <w:rFonts w:ascii="Times New Roman" w:hAnsi="Times New Roman" w:eastAsia="宋体"/>
+          <w:sz w:val="18"/>
+        </w:rPr>
+        <w:t xml:space="preserve">        var result = calculator.score(</w:t>
+      </w:r>
+    </w:p>
+    <w:p>
+      <w:r>
+        <w:rPr>
+          <w:rFonts w:ascii="Times New Roman" w:hAnsi="Times New Roman" w:eastAsia="宋体"/>
+          <w:sz w:val="18"/>
+        </w:rPr>
+        <w:t xml:space="preserve">                eval(HandType.PAIR,</w:t>
+      </w:r>
+    </w:p>
+    <w:p>
+      <w:r>
+        <w:rPr>
+          <w:rFonts w:ascii="Times New Roman" w:hAnsi="Times New Roman" w:eastAsia="宋体"/>
+          <w:sz w:val="18"/>
+        </w:rPr>
+        <w:t xml:space="preserve">                        new Card(Suit.HEART, Rank.TEN), new Card(Suit.SPADE, Rank.TEN)),</w:t>
+      </w:r>
+    </w:p>
+    <w:p>
+      <w:r>
+        <w:rPr>
+          <w:rFonts w:ascii="Times New Roman" w:hAnsi="Times New Roman" w:eastAsia="宋体"/>
+          <w:sz w:val="18"/>
+        </w:rPr>
+        <w:t xml:space="preserve">                List.of(joker("lusty_joker", ConfiguredSpecialCard.EffectType.ADD_MULT, 3,</w:t>
+      </w:r>
+    </w:p>
+    <w:p>
+      <w:r>
+        <w:rPr>
+          <w:rFonts w:ascii="Times New Roman" w:hAnsi="Times New Roman" w:eastAsia="宋体"/>
+          <w:sz w:val="18"/>
+        </w:rPr>
+        <w:t xml:space="preserve">                        ConfiguredSpecialCard.ConditionType.SCORING_SUIT, "HEART")));</w:t>
+      </w:r>
+    </w:p>
+    <w:p>
+      <w:r>
+        <w:rPr>
+          <w:rFonts w:ascii="Times New Roman" w:hAnsi="Times New Roman" w:eastAsia="宋体"/>
+          <w:sz w:val="18"/>
+        </w:rPr>
+        <w:t xml:space="preserve">        assertEquals(5, result.finalMult());</w:t>
+      </w:r>
+    </w:p>
+    <w:p>
+      <w:r>
+        <w:rPr>
+          <w:rFonts w:ascii="Times New Roman" w:hAnsi="Times New Roman" w:eastAsia="宋体"/>
+          <w:sz w:val="18"/>
+        </w:rPr>
+        <w:t xml:space="preserve">    }</w:t>
+      </w:r>
+    </w:p>
+    <w:p/>
+    <w:p>
+      <w:r>
+        <w:rPr>
+          <w:rFonts w:ascii="Times New Roman" w:hAnsi="Times New Roman" w:eastAsia="宋体"/>
+          <w:sz w:val="18"/>
+        </w:rPr>
+        <w:t xml:space="preserve">    @Test</w:t>
+      </w:r>
+    </w:p>
+    <w:p>
+      <w:r>
+        <w:rPr>
+          <w:rFonts w:ascii="Times New Roman" w:hAnsi="Times New Roman" w:eastAsia="宋体"/>
+          <w:sz w:val="18"/>
+        </w:rPr>
+        <w:t xml:space="preserve">    void 奸诈小丑整手只触发一次() {</w:t>
+      </w:r>
+    </w:p>
+    <w:p>
+      <w:r>
+        <w:rPr>
+          <w:rFonts w:ascii="Times New Roman" w:hAnsi="Times New Roman" w:eastAsia="宋体"/>
+          <w:sz w:val="18"/>
+        </w:rPr>
+        <w:t xml:space="preserve">        // 对子 +50 积分，整手一次（不是每张 +50）</w:t>
+      </w:r>
+    </w:p>
+    <w:p>
+      <w:r>
+        <w:rPr>
+          <w:rFonts w:ascii="Times New Roman" w:hAnsi="Times New Roman" w:eastAsia="宋体"/>
+          <w:sz w:val="18"/>
+        </w:rPr>
+        <w:t xml:space="preserve">        var result = calculator.score(</w:t>
+      </w:r>
+    </w:p>
+    <w:p>
+      <w:r>
+        <w:rPr>
+          <w:rFonts w:ascii="Times New Roman" w:hAnsi="Times New Roman" w:eastAsia="宋体"/>
+          <w:sz w:val="18"/>
+        </w:rPr>
+        <w:t xml:space="preserve">                eval(HandType.PAIR, c(Rank.TEN), c(Rank.TEN)),</w:t>
+      </w:r>
+    </w:p>
+    <w:p>
+      <w:r>
+        <w:rPr>
+          <w:rFonts w:ascii="Times New Roman" w:hAnsi="Times New Roman" w:eastAsia="宋体"/>
+          <w:sz w:val="18"/>
+        </w:rPr>
+        <w:t xml:space="preserve">                List.of(joker("sly_joker", ConfiguredSpecialCard.EffectType.ADD_CHIPS, 50,</w:t>
+      </w:r>
+    </w:p>
+    <w:p>
+      <w:r>
+        <w:rPr>
+          <w:rFonts w:ascii="Times New Roman" w:hAnsi="Times New Roman" w:eastAsia="宋体"/>
+          <w:sz w:val="18"/>
+        </w:rPr>
+        <w:t xml:space="preserve">                        ConfiguredSpecialCard.ConditionType.HAND_TYPE, "PAIR")));</w:t>
+      </w:r>
+    </w:p>
+    <w:p>
+      <w:r>
+        <w:rPr>
+          <w:rFonts w:ascii="Times New Roman" w:hAnsi="Times New Roman" w:eastAsia="宋体"/>
+          <w:sz w:val="18"/>
+        </w:rPr>
+        <w:t xml:space="preserve">        assertEquals(50, result.bonusChips());</w:t>
+      </w:r>
+    </w:p>
+    <w:p>
+      <w:r>
+        <w:rPr>
+          <w:rFonts w:ascii="Times New Roman" w:hAnsi="Times New Roman" w:eastAsia="宋体"/>
+          <w:sz w:val="18"/>
+        </w:rPr>
+        <w:t xml:space="preserve">        // (10 + 20 + 50) × 2 = 160</w:t>
+      </w:r>
+    </w:p>
+    <w:p>
+      <w:r>
+        <w:rPr>
+          <w:rFonts w:ascii="Times New Roman" w:hAnsi="Times New Roman" w:eastAsia="宋体"/>
+          <w:sz w:val="18"/>
+        </w:rPr>
+        <w:t xml:space="preserve">        assertEquals(160, result.finalScore());</w:t>
+      </w:r>
+    </w:p>
+    <w:p>
+      <w:r>
+        <w:rPr>
+          <w:rFonts w:ascii="Times New Roman" w:hAnsi="Times New Roman" w:eastAsia="宋体"/>
+          <w:sz w:val="18"/>
+        </w:rPr>
+        <w:t xml:space="preserve">    }</w:t>
+      </w:r>
+    </w:p>
+    <w:p/>
+    <w:p>
+      <w:r>
+        <w:rPr>
+          <w:rFonts w:ascii="Times New Roman" w:hAnsi="Times New Roman" w:eastAsia="宋体"/>
+          <w:sz w:val="18"/>
+        </w:rPr>
+        <w:t xml:space="preserve">    @Test</w:t>
+      </w:r>
+    </w:p>
+    <w:p>
+      <w:r>
+        <w:rPr>
+          <w:rFonts w:ascii="Times New Roman" w:hAnsi="Times New Roman" w:eastAsia="宋体"/>
+          <w:sz w:val="18"/>
+        </w:rPr>
+        <w:t xml:space="preserve">    void 奸诈小丑对不含对子的牌型不触发() {</w:t>
+      </w:r>
+    </w:p>
+    <w:p>
+      <w:r>
+        <w:rPr>
+          <w:rFonts w:ascii="Times New Roman" w:hAnsi="Times New Roman" w:eastAsia="宋体"/>
+          <w:sz w:val="18"/>
+        </w:rPr>
+        <w:t xml:space="preserve">        var result = calculator.score(</w:t>
+      </w:r>
+    </w:p>
+    <w:p>
+      <w:r>
+        <w:rPr>
+          <w:rFonts w:ascii="Times New Roman" w:hAnsi="Times New Roman" w:eastAsia="宋体"/>
+          <w:sz w:val="18"/>
+        </w:rPr>
+        <w:t xml:space="preserve">                eval(HandType.HIGH_CARD, c(Rank.ACE)),</w:t>
+      </w:r>
+    </w:p>
+    <w:p>
+      <w:r>
+        <w:rPr>
+          <w:rFonts w:ascii="Times New Roman" w:hAnsi="Times New Roman" w:eastAsia="宋体"/>
+          <w:sz w:val="18"/>
+        </w:rPr>
+        <w:t xml:space="preserve">                List.of(joker("sly_joker", ConfiguredSpecialCard.EffectType.ADD_CHIPS, 50,</w:t>
+      </w:r>
+    </w:p>
+    <w:p>
+      <w:r>
+        <w:rPr>
+          <w:rFonts w:ascii="Times New Roman" w:hAnsi="Times New Roman" w:eastAsia="宋体"/>
+          <w:sz w:val="18"/>
+        </w:rPr>
+        <w:t xml:space="preserve">                        ConfiguredSpecialCard.ConditionType.HAND_TYPE, "PAIR")));</w:t>
+      </w:r>
+    </w:p>
+    <w:p>
+      <w:r>
+        <w:rPr>
+          <w:rFonts w:ascii="Times New Roman" w:hAnsi="Times New Roman" w:eastAsia="宋体"/>
+          <w:sz w:val="18"/>
+        </w:rPr>
+        <w:t xml:space="preserve">        assertEquals(0, result.bonusChips());</w:t>
+      </w:r>
+    </w:p>
+    <w:p>
+      <w:r>
+        <w:rPr>
+          <w:rFonts w:ascii="Times New Roman" w:hAnsi="Times New Roman" w:eastAsia="宋体"/>
+          <w:sz w:val="18"/>
+        </w:rPr>
+        <w:t xml:space="preserve">    }</w:t>
+      </w:r>
+    </w:p>
+    <w:p/>
+    <w:p>
+      <w:r>
+        <w:rPr>
+          <w:rFonts w:ascii="Times New Roman" w:hAnsi="Times New Roman" w:eastAsia="宋体"/>
+          <w:sz w:val="18"/>
+        </w:rPr>
+        <w:t xml:space="preserve">    @Test</w:t>
+      </w:r>
+    </w:p>
+    <w:p>
+      <w:r>
+        <w:rPr>
+          <w:rFonts w:ascii="Times New Roman" w:hAnsi="Times New Roman" w:eastAsia="宋体"/>
+          <w:sz w:val="18"/>
+        </w:rPr>
+        <w:t xml:space="preserve">    void 无功能牌时得分等于基础分加点数乘倍数() {</w:t>
+      </w:r>
+    </w:p>
+    <w:p>
+      <w:r>
+        <w:rPr>
+          <w:rFonts w:ascii="Times New Roman" w:hAnsi="Times New Roman" w:eastAsia="宋体"/>
+          <w:sz w:val="18"/>
+        </w:rPr>
+        <w:t xml:space="preserve">        // 对子 10×2，牌面 10 + 10：得分 = (10 + 20) × 2 = 60</w:t>
+      </w:r>
+    </w:p>
+    <w:p>
+      <w:r>
+        <w:rPr>
+          <w:rFonts w:ascii="Times New Roman" w:hAnsi="Times New Roman" w:eastAsia="宋体"/>
+          <w:sz w:val="18"/>
+        </w:rPr>
+        <w:t xml:space="preserve">        var result = calculator.score(</w:t>
+      </w:r>
+    </w:p>
+    <w:p>
+      <w:r>
+        <w:rPr>
+          <w:rFonts w:ascii="Times New Roman" w:hAnsi="Times New Roman" w:eastAsia="宋体"/>
+          <w:sz w:val="18"/>
+        </w:rPr>
+        <w:t xml:space="preserve">                eval(HandType.PAIR, c(Rank.TEN), c(Rank.TEN)), List.of());</w:t>
+      </w:r>
+    </w:p>
+    <w:p>
+      <w:r>
+        <w:rPr>
+          <w:rFonts w:ascii="Times New Roman" w:hAnsi="Times New Roman" w:eastAsia="宋体"/>
+          <w:sz w:val="18"/>
+        </w:rPr>
+        <w:t xml:space="preserve">        assertEquals(10, result.baseChips());</w:t>
+      </w:r>
+    </w:p>
+    <w:p>
+      <w:r>
+        <w:rPr>
+          <w:rFonts w:ascii="Times New Roman" w:hAnsi="Times New Roman" w:eastAsia="宋体"/>
+          <w:sz w:val="18"/>
+        </w:rPr>
+        <w:t xml:space="preserve">        assertEquals(20, result.cardChips());</w:t>
+      </w:r>
+    </w:p>
+    <w:p>
+      <w:r>
+        <w:rPr>
+          <w:rFonts w:ascii="Times New Roman" w:hAnsi="Times New Roman" w:eastAsia="宋体"/>
+          <w:sz w:val="18"/>
+        </w:rPr>
+        <w:t xml:space="preserve">        assertEquals(0, result.bonusChips());</w:t>
+      </w:r>
+    </w:p>
+    <w:p>
+      <w:r>
+        <w:rPr>
+          <w:rFonts w:ascii="Times New Roman" w:hAnsi="Times New Roman" w:eastAsia="宋体"/>
+          <w:sz w:val="18"/>
+        </w:rPr>
+        <w:t xml:space="preserve">        assertEquals(2, result.baseMult());</w:t>
+      </w:r>
+    </w:p>
+    <w:p>
+      <w:r>
+        <w:rPr>
+          <w:rFonts w:ascii="Times New Roman" w:hAnsi="Times New Roman" w:eastAsia="宋体"/>
+          <w:sz w:val="18"/>
+        </w:rPr>
+        <w:t xml:space="preserve">        assertEquals(60, result.finalScore());</w:t>
+      </w:r>
+    </w:p>
+    <w:p>
+      <w:r>
+        <w:rPr>
+          <w:rFonts w:ascii="Times New Roman" w:hAnsi="Times New Roman" w:eastAsia="宋体"/>
+          <w:sz w:val="18"/>
+        </w:rPr>
+        <w:t xml:space="preserve">    }</w:t>
+      </w:r>
+    </w:p>
+    <w:p/>
+    <w:p>
+      <w:r>
+        <w:rPr>
+          <w:rFonts w:ascii="Times New Roman" w:hAnsi="Times New Roman" w:eastAsia="宋体"/>
+          <w:sz w:val="18"/>
+        </w:rPr>
+        <w:t xml:space="preserve">    @Test</w:t>
+      </w:r>
+    </w:p>
+    <w:p>
+      <w:r>
+        <w:rPr>
+          <w:rFonts w:ascii="Times New Roman" w:hAnsi="Times New Roman" w:eastAsia="宋体"/>
+          <w:sz w:val="18"/>
+        </w:rPr>
+        <w:t xml:space="preserve">    void 人头牌计10分A计11分() {</w:t>
+      </w:r>
+    </w:p>
+    <w:p>
+      <w:r>
+        <w:rPr>
+          <w:rFonts w:ascii="Times New Roman" w:hAnsi="Times New Roman" w:eastAsia="宋体"/>
+          <w:sz w:val="18"/>
+        </w:rPr>
+        <w:t xml:space="preserve">        // 对子 K + A 的点数部分：10 + 11 = 21</w:t>
+      </w:r>
+    </w:p>
+    <w:p>
+      <w:r>
+        <w:rPr>
+          <w:rFonts w:ascii="Times New Roman" w:hAnsi="Times New Roman" w:eastAsia="宋体"/>
+          <w:sz w:val="18"/>
+        </w:rPr>
+        <w:t xml:space="preserve">        var result = calculator.score(</w:t>
+      </w:r>
+    </w:p>
+    <w:p>
+      <w:r>
+        <w:rPr>
+          <w:rFonts w:ascii="Times New Roman" w:hAnsi="Times New Roman" w:eastAsia="宋体"/>
+          <w:sz w:val="18"/>
+        </w:rPr>
+        <w:t xml:space="preserve">                eval(HandType.PAIR, c(Rank.KING), c(Rank.ACE)), List.of());</w:t>
+      </w:r>
+    </w:p>
+    <w:p>
+      <w:r>
+        <w:rPr>
+          <w:rFonts w:ascii="Times New Roman" w:hAnsi="Times New Roman" w:eastAsia="宋体"/>
+          <w:sz w:val="18"/>
+        </w:rPr>
+        <w:t xml:space="preserve">        assertEquals(21, result.cardChips());</w:t>
+      </w:r>
+    </w:p>
+    <w:p>
+      <w:r>
+        <w:rPr>
+          <w:rFonts w:ascii="Times New Roman" w:hAnsi="Times New Roman" w:eastAsia="宋体"/>
+          <w:sz w:val="18"/>
+        </w:rPr>
+        <w:t xml:space="preserve">    }</w:t>
+      </w:r>
+    </w:p>
+    <w:p/>
+    <w:p>
+      <w:r>
+        <w:rPr>
+          <w:rFonts w:ascii="Times New Roman" w:hAnsi="Times New Roman" w:eastAsia="宋体"/>
+          <w:sz w:val="18"/>
+        </w:rPr>
+        <w:t xml:space="preserve">    @Test</w:t>
+      </w:r>
+    </w:p>
+    <w:p>
+      <w:r>
+        <w:rPr>
+          <w:rFonts w:ascii="Times New Roman" w:hAnsi="Times New Roman" w:eastAsia="宋体"/>
+          <w:sz w:val="18"/>
+        </w:rPr>
+        <w:t xml:space="preserve">    void 无条件功能牌结算时只触发一次() {</w:t>
+      </w:r>
+    </w:p>
+    <w:p>
+      <w:r>
+        <w:rPr>
+          <w:rFonts w:ascii="Times New Roman" w:hAnsi="Times New Roman" w:eastAsia="宋体"/>
+          <w:sz w:val="18"/>
+        </w:rPr>
+        <w:t xml:space="preserve">        // 对子计 2 张牌，无条件 +30 分功能牌整手只触发一次：加成 30</w:t>
+      </w:r>
+    </w:p>
+    <w:p>
+      <w:r>
+        <w:rPr>
+          <w:rFonts w:ascii="Times New Roman" w:hAnsi="Times New Roman" w:eastAsia="宋体"/>
+          <w:sz w:val="18"/>
+        </w:rPr>
+        <w:t xml:space="preserve">        var result = calculator.score(</w:t>
+      </w:r>
+    </w:p>
+    <w:p>
+      <w:r>
+        <w:rPr>
+          <w:rFonts w:ascii="Times New Roman" w:hAnsi="Times New Roman" w:eastAsia="宋体"/>
+          <w:sz w:val="18"/>
+        </w:rPr>
+        <w:t xml:space="preserve">                eval(HandType.PAIR, c(Rank.TEN), c(Rank.TEN)),</w:t>
+      </w:r>
+    </w:p>
+    <w:p>
+      <w:r>
+        <w:rPr>
+          <w:rFonts w:ascii="Times New Roman" w:hAnsi="Times New Roman" w:eastAsia="宋体"/>
+          <w:sz w:val="18"/>
+        </w:rPr>
+        <w:t xml:space="preserve">                List.of(addChips(30)));</w:t>
+      </w:r>
+    </w:p>
+    <w:p>
+      <w:r>
+        <w:rPr>
+          <w:rFonts w:ascii="Times New Roman" w:hAnsi="Times New Roman" w:eastAsia="宋体"/>
+          <w:sz w:val="18"/>
+        </w:rPr>
+        <w:t xml:space="preserve">        assertEquals(30, result.bonusChips());</w:t>
+      </w:r>
+    </w:p>
+    <w:p>
+      <w:r>
+        <w:rPr>
+          <w:rFonts w:ascii="Times New Roman" w:hAnsi="Times New Roman" w:eastAsia="宋体"/>
+          <w:sz w:val="18"/>
+        </w:rPr>
+        <w:t xml:space="preserve">        // (10 + 20 + 30) × 2 = 120</w:t>
+      </w:r>
+    </w:p>
+    <w:p>
+      <w:r>
+        <w:rPr>
+          <w:rFonts w:ascii="Times New Roman" w:hAnsi="Times New Roman" w:eastAsia="宋体"/>
+          <w:sz w:val="18"/>
+        </w:rPr>
+        <w:t xml:space="preserve">        assertEquals(120, result.finalScore());</w:t>
+      </w:r>
+    </w:p>
+    <w:p>
+      <w:r>
+        <w:rPr>
+          <w:rFonts w:ascii="Times New Roman" w:hAnsi="Times New Roman" w:eastAsia="宋体"/>
+          <w:sz w:val="18"/>
+        </w:rPr>
+        <w:t xml:space="preserve">    }</w:t>
+      </w:r>
+    </w:p>
+    <w:p/>
+    <w:p>
+      <w:r>
+        <w:rPr>
+          <w:rFonts w:ascii="Times New Roman" w:hAnsi="Times New Roman" w:eastAsia="宋体"/>
+          <w:sz w:val="18"/>
+        </w:rPr>
+        <w:t xml:space="preserve">    @Test</w:t>
+      </w:r>
+    </w:p>
+    <w:p>
+      <w:r>
+        <w:rPr>
+          <w:rFonts w:ascii="Times New Roman" w:hAnsi="Times New Roman" w:eastAsia="宋体"/>
+          <w:sz w:val="18"/>
+        </w:rPr>
+        <w:t xml:space="preserve">    void 高牌五张只计最大一张() {</w:t>
+      </w:r>
+    </w:p>
+    <w:p>
+      <w:r>
+        <w:rPr>
+          <w:rFonts w:ascii="Times New Roman" w:hAnsi="Times New Roman" w:eastAsia="宋体"/>
+          <w:sz w:val="18"/>
+        </w:rPr>
+        <w:t xml:space="preserve">        // 高牌 5×1，只有 A 计分：(5 + 11) × 1 = 16</w:t>
+      </w:r>
+    </w:p>
+    <w:p>
+      <w:r>
+        <w:rPr>
+          <w:rFonts w:ascii="Times New Roman" w:hAnsi="Times New Roman" w:eastAsia="宋体"/>
+          <w:sz w:val="18"/>
+        </w:rPr>
+        <w:t xml:space="preserve">        var result = calculator.score(</w:t>
+      </w:r>
+    </w:p>
+    <w:p>
+      <w:r>
+        <w:rPr>
+          <w:rFonts w:ascii="Times New Roman" w:hAnsi="Times New Roman" w:eastAsia="宋体"/>
+          <w:sz w:val="18"/>
+        </w:rPr>
+        <w:t xml:space="preserve">                eval(HandType.HIGH_CARD, c(Rank.ACE)), List.of());</w:t>
+      </w:r>
+    </w:p>
+    <w:p>
+      <w:r>
+        <w:rPr>
+          <w:rFonts w:ascii="Times New Roman" w:hAnsi="Times New Roman" w:eastAsia="宋体"/>
+          <w:sz w:val="18"/>
+        </w:rPr>
+        <w:t xml:space="preserve">        assertEquals(16, result.finalScore());</w:t>
+      </w:r>
+    </w:p>
+    <w:p>
+      <w:r>
+        <w:rPr>
+          <w:rFonts w:ascii="Times New Roman" w:hAnsi="Times New Roman" w:eastAsia="宋体"/>
+          <w:sz w:val="18"/>
+        </w:rPr>
+        <w:t xml:space="preserve">    }</w:t>
+      </w:r>
+    </w:p>
+    <w:p/>
+    <w:p>
+      <w:r>
+        <w:rPr>
+          <w:rFonts w:ascii="Times New Roman" w:hAnsi="Times New Roman" w:eastAsia="宋体"/>
+          <w:sz w:val="18"/>
+        </w:rPr>
+        <w:t xml:space="preserve">    @Test</w:t>
+      </w:r>
+    </w:p>
+    <w:p>
+      <w:r>
+        <w:rPr>
+          <w:rFonts w:ascii="Times New Roman" w:hAnsi="Times New Roman" w:eastAsia="宋体"/>
+          <w:sz w:val="18"/>
+        </w:rPr>
+        <w:t xml:space="preserve">    void 微笑表情只给人头牌加倍率() {</w:t>
+      </w:r>
+    </w:p>
+    <w:p>
+      <w:r>
+        <w:rPr>
+          <w:rFonts w:ascii="Times New Roman" w:hAnsi="Times New Roman" w:eastAsia="宋体"/>
+          <w:sz w:val="18"/>
+        </w:rPr>
+        <w:t xml:space="preserve">        // 对子 5+5：无人头牌，倍率不变</w:t>
+      </w:r>
+    </w:p>
+    <w:p>
+      <w:r>
+        <w:rPr>
+          <w:rFonts w:ascii="Times New Roman" w:hAnsi="Times New Roman" w:eastAsia="宋体"/>
+          <w:sz w:val="18"/>
+        </w:rPr>
+        <w:t xml:space="preserve">        var noFace = calculator.score(</w:t>
+      </w:r>
+    </w:p>
+    <w:p>
+      <w:r>
+        <w:rPr>
+          <w:rFonts w:ascii="Times New Roman" w:hAnsi="Times New Roman" w:eastAsia="宋体"/>
+          <w:sz w:val="18"/>
+        </w:rPr>
+        <w:t xml:space="preserve">                eval(HandType.PAIR, c(Rank.FIVE), c(Rank.FIVE)),</w:t>
+      </w:r>
+    </w:p>
+    <w:p>
+      <w:r>
+        <w:rPr>
+          <w:rFonts w:ascii="Times New Roman" w:hAnsi="Times New Roman" w:eastAsia="宋体"/>
+          <w:sz w:val="18"/>
+        </w:rPr>
+        <w:t xml:space="preserve">                List.of(joker("smiley_face", ConfiguredSpecialCard.EffectType.ADD_MULT, 5,</w:t>
+      </w:r>
+    </w:p>
+    <w:p>
+      <w:r>
+        <w:rPr>
+          <w:rFonts w:ascii="Times New Roman" w:hAnsi="Times New Roman" w:eastAsia="宋体"/>
+          <w:sz w:val="18"/>
+        </w:rPr>
+        <w:t xml:space="preserve">                        ConfiguredSpecialCard.ConditionType.SCORING_FACE, null)));</w:t>
+      </w:r>
+    </w:p>
+    <w:p>
+      <w:r>
+        <w:rPr>
+          <w:rFonts w:ascii="Times New Roman" w:hAnsi="Times New Roman" w:eastAsia="宋体"/>
+          <w:sz w:val="18"/>
+        </w:rPr>
+        <w:t xml:space="preserve">        assertEquals(2, noFace.finalMult());</w:t>
+      </w:r>
+    </w:p>
+    <w:p>
+      <w:r>
+        <w:rPr>
+          <w:rFonts w:ascii="Times New Roman" w:hAnsi="Times New Roman" w:eastAsia="宋体"/>
+          <w:sz w:val="18"/>
+        </w:rPr>
+        <w:t xml:space="preserve">        // 对子 K+K：两张人头各 +5，倍率 2+10=12</w:t>
+      </w:r>
+    </w:p>
+    <w:p>
+      <w:r>
+        <w:rPr>
+          <w:rFonts w:ascii="Times New Roman" w:hAnsi="Times New Roman" w:eastAsia="宋体"/>
+          <w:sz w:val="18"/>
+        </w:rPr>
+        <w:t xml:space="preserve">        var faces = calculator.score(</w:t>
+      </w:r>
+    </w:p>
+    <w:p>
+      <w:r>
+        <w:rPr>
+          <w:rFonts w:ascii="Times New Roman" w:hAnsi="Times New Roman" w:eastAsia="宋体"/>
+          <w:sz w:val="18"/>
+        </w:rPr>
+        <w:t xml:space="preserve">                eval(HandType.PAIR, c(Rank.KING), c(Rank.KING)),</w:t>
+      </w:r>
+    </w:p>
+    <w:p>
+      <w:r>
+        <w:rPr>
+          <w:rFonts w:ascii="Times New Roman" w:hAnsi="Times New Roman" w:eastAsia="宋体"/>
+          <w:sz w:val="18"/>
+        </w:rPr>
+        <w:t xml:space="preserve">                List.of(joker("smiley_face", ConfiguredSpecialCard.EffectType.ADD_MULT, 5,</w:t>
+      </w:r>
+    </w:p>
+    <w:p>
+      <w:r>
+        <w:rPr>
+          <w:rFonts w:ascii="Times New Roman" w:hAnsi="Times New Roman" w:eastAsia="宋体"/>
+          <w:sz w:val="18"/>
+        </w:rPr>
+        <w:t xml:space="preserve">                        ConfiguredSpecialCard.ConditionType.SCORING_FACE, null)));</w:t>
+      </w:r>
+    </w:p>
+    <w:p>
+      <w:r>
+        <w:rPr>
+          <w:rFonts w:ascii="Times New Roman" w:hAnsi="Times New Roman" w:eastAsia="宋体"/>
+          <w:sz w:val="18"/>
+        </w:rPr>
+        <w:t xml:space="preserve">        assertEquals(12, faces.finalMult());</w:t>
+      </w:r>
+    </w:p>
+    <w:p>
+      <w:r>
+        <w:rPr>
+          <w:rFonts w:ascii="Times New Roman" w:hAnsi="Times New Roman" w:eastAsia="宋体"/>
+          <w:sz w:val="18"/>
+        </w:rPr>
+        <w:t xml:space="preserve">        // (10 + 20) × 12 = 360</w:t>
+      </w:r>
+    </w:p>
+    <w:p>
+      <w:r>
+        <w:rPr>
+          <w:rFonts w:ascii="Times New Roman" w:hAnsi="Times New Roman" w:eastAsia="宋体"/>
+          <w:sz w:val="18"/>
+        </w:rPr>
+        <w:t xml:space="preserve">        assertEquals(360, faces.finalScore());</w:t>
+      </w:r>
+    </w:p>
+    <w:p>
+      <w:r>
+        <w:rPr>
+          <w:rFonts w:ascii="Times New Roman" w:hAnsi="Times New Roman" w:eastAsia="宋体"/>
+          <w:sz w:val="18"/>
+        </w:rPr>
+        <w:t xml:space="preserve">    }</w:t>
+      </w:r>
+    </w:p>
+    <w:p/>
+    <w:p>
+      <w:r>
+        <w:rPr>
+          <w:rFonts w:ascii="Times New Roman" w:hAnsi="Times New Roman" w:eastAsia="宋体"/>
+          <w:sz w:val="18"/>
+        </w:rPr>
+        <w:t xml:space="preserve">    @Test</w:t>
+      </w:r>
+    </w:p>
+    <w:p>
+      <w:r>
+        <w:rPr>
+          <w:rFonts w:ascii="Times New Roman" w:hAnsi="Times New Roman" w:eastAsia="宋体"/>
+          <w:sz w:val="18"/>
+        </w:rPr>
+        <w:t xml:space="preserve">    void 恐怖面孔只给人头牌加积分() {</w:t>
+      </w:r>
+    </w:p>
+    <w:p>
+      <w:r>
+        <w:rPr>
+          <w:rFonts w:ascii="Times New Roman" w:hAnsi="Times New Roman" w:eastAsia="宋体"/>
+          <w:sz w:val="18"/>
+        </w:rPr>
+        <w:t xml:space="preserve">        // 对子 K+5：只有 K 触发 +30</w:t>
+      </w:r>
+    </w:p>
+    <w:p>
+      <w:r>
+        <w:rPr>
+          <w:rFonts w:ascii="Times New Roman" w:hAnsi="Times New Roman" w:eastAsia="宋体"/>
+          <w:sz w:val="18"/>
+        </w:rPr>
+        <w:t xml:space="preserve">        var result = calculator.score(</w:t>
+      </w:r>
+    </w:p>
+    <w:p>
+      <w:r>
+        <w:rPr>
+          <w:rFonts w:ascii="Times New Roman" w:hAnsi="Times New Roman" w:eastAsia="宋体"/>
+          <w:sz w:val="18"/>
+        </w:rPr>
+        <w:t xml:space="preserve">                eval(HandType.PAIR, c(Rank.KING), c(Rank.FIVE)),</w:t>
+      </w:r>
+    </w:p>
+    <w:p>
+      <w:r>
+        <w:rPr>
+          <w:rFonts w:ascii="Times New Roman" w:hAnsi="Times New Roman" w:eastAsia="宋体"/>
+          <w:sz w:val="18"/>
+        </w:rPr>
+        <w:t xml:space="preserve">                List.of(joker("scary_face", ConfiguredSpecialCard.EffectType.ADD_CHIPS, 30,</w:t>
+      </w:r>
+    </w:p>
+    <w:p>
+      <w:r>
+        <w:rPr>
+          <w:rFonts w:ascii="Times New Roman" w:hAnsi="Times New Roman" w:eastAsia="宋体"/>
+          <w:sz w:val="18"/>
+        </w:rPr>
+        <w:t xml:space="preserve">                        ConfiguredSpecialCard.ConditionType.SCORING_FACE, null)));</w:t>
+      </w:r>
+    </w:p>
+    <w:p>
+      <w:r>
+        <w:rPr>
+          <w:rFonts w:ascii="Times New Roman" w:hAnsi="Times New Roman" w:eastAsia="宋体"/>
+          <w:sz w:val="18"/>
+        </w:rPr>
+        <w:t xml:space="preserve">        assertEquals(30, result.bonusChips());</w:t>
+      </w:r>
+    </w:p>
+    <w:p>
+      <w:r>
+        <w:rPr>
+          <w:rFonts w:ascii="Times New Roman" w:hAnsi="Times New Roman" w:eastAsia="宋体"/>
+          <w:sz w:val="18"/>
+        </w:rPr>
+        <w:t xml:space="preserve">    }</w:t>
+      </w:r>
+    </w:p>
+    <w:p/>
+    <w:p>
+      <w:r>
+        <w:rPr>
+          <w:rFonts w:ascii="Times New Roman" w:hAnsi="Times New Roman" w:eastAsia="宋体"/>
+          <w:sz w:val="18"/>
+        </w:rPr>
+        <w:t xml:space="preserve">    @Test</w:t>
+      </w:r>
+    </w:p>
+    <w:p>
+      <w:r>
+        <w:rPr>
+          <w:rFonts w:ascii="Times New Roman" w:hAnsi="Times New Roman" w:eastAsia="宋体"/>
+          <w:sz w:val="18"/>
+        </w:rPr>
+        <w:t xml:space="preserve">    void 斐波那契只对指定点数触发() {</w:t>
+      </w:r>
+    </w:p>
+    <w:p>
+      <w:r>
+        <w:rPr>
+          <w:rFonts w:ascii="Times New Roman" w:hAnsi="Times New Roman" w:eastAsia="宋体"/>
+          <w:sz w:val="18"/>
+        </w:rPr>
+        <w:t xml:space="preserve">        // 对子 A+A：两张都在集合中，倍率 2+16=18</w:t>
+      </w:r>
+    </w:p>
+    <w:p>
+      <w:r>
+        <w:rPr>
+          <w:rFonts w:ascii="Times New Roman" w:hAnsi="Times New Roman" w:eastAsia="宋体"/>
+          <w:sz w:val="18"/>
+        </w:rPr>
+        <w:t xml:space="preserve">        var result = calculator.score(</w:t>
+      </w:r>
+    </w:p>
+    <w:p>
+      <w:r>
+        <w:rPr>
+          <w:rFonts w:ascii="Times New Roman" w:hAnsi="Times New Roman" w:eastAsia="宋体"/>
+          <w:sz w:val="18"/>
+        </w:rPr>
+        <w:t xml:space="preserve">                eval(HandType.PAIR, c(Rank.ACE), c(Rank.ACE)),</w:t>
+      </w:r>
+    </w:p>
+    <w:p>
+      <w:r>
+        <w:rPr>
+          <w:rFonts w:ascii="Times New Roman" w:hAnsi="Times New Roman" w:eastAsia="宋体"/>
+          <w:sz w:val="18"/>
+        </w:rPr>
+        <w:t xml:space="preserve">                List.of(joker("fibonacci", ConfiguredSpecialCard.EffectType.ADD_MULT, 8,</w:t>
+      </w:r>
+    </w:p>
+    <w:p>
+      <w:r>
+        <w:rPr>
+          <w:rFonts w:ascii="Times New Roman" w:hAnsi="Times New Roman" w:eastAsia="宋体"/>
+          <w:sz w:val="18"/>
+        </w:rPr>
+        <w:t xml:space="preserve">                        ConfiguredSpecialCard.ConditionType.SCORING_RANKS,</w:t>
+      </w:r>
+    </w:p>
+    <w:p>
+      <w:r>
+        <w:rPr>
+          <w:rFonts w:ascii="Times New Roman" w:hAnsi="Times New Roman" w:eastAsia="宋体"/>
+          <w:sz w:val="18"/>
+        </w:rPr>
+        <w:t xml:space="preserve">                        "ACE,TWO,THREE,FIVE,EIGHT")));</w:t>
+      </w:r>
+    </w:p>
+    <w:p>
+      <w:r>
+        <w:rPr>
+          <w:rFonts w:ascii="Times New Roman" w:hAnsi="Times New Roman" w:eastAsia="宋体"/>
+          <w:sz w:val="18"/>
+        </w:rPr>
+        <w:t xml:space="preserve">        assertEquals(18, result.finalMult());</w:t>
+      </w:r>
+    </w:p>
+    <w:p>
+      <w:r>
+        <w:rPr>
+          <w:rFonts w:ascii="Times New Roman" w:hAnsi="Times New Roman" w:eastAsia="宋体"/>
+          <w:sz w:val="18"/>
+        </w:rPr>
+        <w:t xml:space="preserve">    }</w:t>
+      </w:r>
+    </w:p>
+    <w:p/>
+    <w:p>
+      <w:r>
+        <w:rPr>
+          <w:rFonts w:ascii="Times New Roman" w:hAnsi="Times New Roman" w:eastAsia="宋体"/>
+          <w:sz w:val="18"/>
+        </w:rPr>
+        <w:t xml:space="preserve">    @Test</w:t>
+      </w:r>
+    </w:p>
+    <w:p>
+      <w:r>
+        <w:rPr>
+          <w:rFonts w:ascii="Times New Roman" w:hAnsi="Times New Roman" w:eastAsia="宋体"/>
+          <w:sz w:val="18"/>
+        </w:rPr>
+        <w:t xml:space="preserve">    void 抽象小丑按持有功能牌数量加倍率() {</w:t>
+      </w:r>
+    </w:p>
+    <w:p>
+      <w:r>
+        <w:rPr>
+          <w:rFonts w:ascii="Times New Roman" w:hAnsi="Times New Roman" w:eastAsia="宋体"/>
+          <w:sz w:val="18"/>
+        </w:rPr>
+        <w:t xml:space="preserve">        // 只持有抽象小丑：倍率 2+3×1=5</w:t>
+      </w:r>
+    </w:p>
+    <w:p>
+      <w:r>
+        <w:rPr>
+          <w:rFonts w:ascii="Times New Roman" w:hAnsi="Times New Roman" w:eastAsia="宋体"/>
+          <w:sz w:val="18"/>
+        </w:rPr>
+        <w:t xml:space="preserve">        var alone = calculator.score(</w:t>
+      </w:r>
+    </w:p>
+    <w:p>
+      <w:r>
+        <w:rPr>
+          <w:rFonts w:ascii="Times New Roman" w:hAnsi="Times New Roman" w:eastAsia="宋体"/>
+          <w:sz w:val="18"/>
+        </w:rPr>
+        <w:t xml:space="preserve">                eval(HandType.PAIR, c(Rank.TEN), c(Rank.TEN)),</w:t>
+      </w:r>
+    </w:p>
+    <w:p>
+      <w:r>
+        <w:rPr>
+          <w:rFonts w:ascii="Times New Roman" w:hAnsi="Times New Roman" w:eastAsia="宋体"/>
+          <w:sz w:val="18"/>
+        </w:rPr>
+        <w:t xml:space="preserve">                List.of(joker("abstract_joker", ConfiguredSpecialCard.EffectType.ADD_MULT_PER_SPECIAL, 3,</w:t>
+      </w:r>
+    </w:p>
+    <w:p>
+      <w:r>
+        <w:rPr>
+          <w:rFonts w:ascii="Times New Roman" w:hAnsi="Times New Roman" w:eastAsia="宋体"/>
+          <w:sz w:val="18"/>
+        </w:rPr>
+        <w:t xml:space="preserve">                        ConfiguredSpecialCard.ConditionType.ALWAYS, null)));</w:t>
+      </w:r>
+    </w:p>
+    <w:p>
+      <w:r>
+        <w:rPr>
+          <w:rFonts w:ascii="Times New Roman" w:hAnsi="Times New Roman" w:eastAsia="宋体"/>
+          <w:sz w:val="18"/>
+        </w:rPr>
+        <w:t xml:space="preserve">        assertEquals(5, alone.finalMult());</w:t>
+      </w:r>
+    </w:p>
+    <w:p>
+      <w:r>
+        <w:rPr>
+          <w:rFonts w:ascii="Times New Roman" w:hAnsi="Times New Roman" w:eastAsia="宋体"/>
+          <w:sz w:val="18"/>
+        </w:rPr>
+        <w:t xml:space="preserve">        // 持有 3 张功能牌：倍率 2+3×3=11</w:t>
+      </w:r>
+    </w:p>
+    <w:p>
+      <w:r>
+        <w:rPr>
+          <w:rFonts w:ascii="Times New Roman" w:hAnsi="Times New Roman" w:eastAsia="宋体"/>
+          <w:sz w:val="18"/>
+        </w:rPr>
+        <w:t xml:space="preserve">        var three = calculator.score(</w:t>
+      </w:r>
+    </w:p>
+    <w:p>
+      <w:r>
+        <w:rPr>
+          <w:rFonts w:ascii="Times New Roman" w:hAnsi="Times New Roman" w:eastAsia="宋体"/>
+          <w:sz w:val="18"/>
+        </w:rPr>
+        <w:t xml:space="preserve">                eval(HandType.PAIR, c(Rank.TEN), c(Rank.TEN)),</w:t>
+      </w:r>
+    </w:p>
+    <w:p>
+      <w:r>
+        <w:rPr>
+          <w:rFonts w:ascii="Times New Roman" w:hAnsi="Times New Roman" w:eastAsia="宋体"/>
+          <w:sz w:val="18"/>
+        </w:rPr>
+        <w:t xml:space="preserve">                List.of(joker("abstract_joker", ConfiguredSpecialCard.EffectType.ADD_MULT_PER_SPECIAL, 3,</w:t>
+      </w:r>
+    </w:p>
+    <w:p>
+      <w:r>
+        <w:rPr>
+          <w:rFonts w:ascii="Times New Roman" w:hAnsi="Times New Roman" w:eastAsia="宋体"/>
+          <w:sz w:val="18"/>
+        </w:rPr>
+        <w:t xml:space="preserve">                                ConfiguredSpecialCard.ConditionType.ALWAYS, null),</w:t>
+      </w:r>
+    </w:p>
+    <w:p>
+      <w:r>
+        <w:rPr>
+          <w:rFonts w:ascii="Times New Roman" w:hAnsi="Times New Roman" w:eastAsia="宋体"/>
+          <w:sz w:val="18"/>
+        </w:rPr>
+        <w:t xml:space="preserve">                        addChips(30), addChips(30)));</w:t>
+      </w:r>
+    </w:p>
+    <w:p>
+      <w:r>
+        <w:rPr>
+          <w:rFonts w:ascii="Times New Roman" w:hAnsi="Times New Roman" w:eastAsia="宋体"/>
+          <w:sz w:val="18"/>
+        </w:rPr>
+        <w:t xml:space="preserve">        assertEquals(11, three.finalMult());</w:t>
+      </w:r>
+    </w:p>
+    <w:p>
+      <w:r>
+        <w:rPr>
+          <w:rFonts w:ascii="Times New Roman" w:hAnsi="Times New Roman" w:eastAsia="宋体"/>
+          <w:sz w:val="18"/>
+        </w:rPr>
+        <w:t xml:space="preserve">    }</w:t>
+      </w:r>
+    </w:p>
+    <w:p/>
+    <w:p>
+      <w:r>
+        <w:rPr>
+          <w:rFonts w:ascii="Times New Roman" w:hAnsi="Times New Roman" w:eastAsia="宋体"/>
+          <w:sz w:val="18"/>
+        </w:rPr>
+        <w:t xml:space="preserve">    @Test</w:t>
+      </w:r>
+    </w:p>
+    <w:p>
+      <w:r>
+        <w:rPr>
+          <w:rFonts w:ascii="Times New Roman" w:hAnsi="Times New Roman" w:eastAsia="宋体"/>
+          <w:sz w:val="18"/>
+        </w:rPr>
+        <w:t xml:space="preserve">    void 烂脱口秀演员重触发低牌() {</w:t>
+      </w:r>
+    </w:p>
+    <w:p>
+      <w:r>
+        <w:rPr>
+          <w:rFonts w:ascii="Times New Roman" w:hAnsi="Times New Roman" w:eastAsia="宋体"/>
+          <w:sz w:val="18"/>
+        </w:rPr>
+        <w:t xml:space="preserve">        // 对子 3+3：每张计分两次，点数 3×2×2=12，得分 (10+12)×2=44</w:t>
+      </w:r>
+    </w:p>
+    <w:p>
+      <w:r>
+        <w:rPr>
+          <w:rFonts w:ascii="Times New Roman" w:hAnsi="Times New Roman" w:eastAsia="宋体"/>
+          <w:sz w:val="18"/>
+        </w:rPr>
+        <w:t xml:space="preserve">        var result = calculator.score(</w:t>
+      </w:r>
+    </w:p>
+    <w:p>
+      <w:r>
+        <w:rPr>
+          <w:rFonts w:ascii="Times New Roman" w:hAnsi="Times New Roman" w:eastAsia="宋体"/>
+          <w:sz w:val="18"/>
+        </w:rPr>
+        <w:t xml:space="preserve">                eval(HandType.PAIR, c(Rank.THREE), c(Rank.THREE)),</w:t>
+      </w:r>
+    </w:p>
+    <w:p>
+      <w:r>
+        <w:rPr>
+          <w:rFonts w:ascii="Times New Roman" w:hAnsi="Times New Roman" w:eastAsia="宋体"/>
+          <w:sz w:val="18"/>
+        </w:rPr>
+        <w:t xml:space="preserve">                List.of(joker("hack", ConfiguredSpecialCard.EffectType.ADD_CHIPS, 1,</w:t>
+      </w:r>
+    </w:p>
+    <w:p>
+      <w:r>
+        <w:rPr>
+          <w:rFonts w:ascii="Times New Roman" w:hAnsi="Times New Roman" w:eastAsia="宋体"/>
+          <w:sz w:val="18"/>
+        </w:rPr>
+        <w:t xml:space="preserve">                        ConfiguredSpecialCard.ConditionType.RETRIGGER_RANKS,</w:t>
+      </w:r>
+    </w:p>
+    <w:p>
+      <w:r>
+        <w:rPr>
+          <w:rFonts w:ascii="Times New Roman" w:hAnsi="Times New Roman" w:eastAsia="宋体"/>
+          <w:sz w:val="18"/>
+        </w:rPr>
+        <w:t xml:space="preserve">                        "TWO,THREE,FOUR,FIVE")));</w:t>
+      </w:r>
+    </w:p>
+    <w:p>
+      <w:r>
+        <w:rPr>
+          <w:rFonts w:ascii="Times New Roman" w:hAnsi="Times New Roman" w:eastAsia="宋体"/>
+          <w:sz w:val="18"/>
+        </w:rPr>
+        <w:t xml:space="preserve">        assertEquals(12, result.cardChips());</w:t>
+      </w:r>
+    </w:p>
+    <w:p>
+      <w:r>
+        <w:rPr>
+          <w:rFonts w:ascii="Times New Roman" w:hAnsi="Times New Roman" w:eastAsia="宋体"/>
+          <w:sz w:val="18"/>
+        </w:rPr>
+        <w:t xml:space="preserve">        assertEquals(44, result.finalScore());</w:t>
+      </w:r>
+    </w:p>
+    <w:p>
+      <w:r>
+        <w:rPr>
+          <w:rFonts w:ascii="Times New Roman" w:hAnsi="Times New Roman" w:eastAsia="宋体"/>
+          <w:sz w:val="18"/>
+        </w:rPr>
+        <w:t xml:space="preserve">    }</w:t>
+      </w:r>
+    </w:p>
+    <w:p/>
+    <w:p>
+      <w:r>
+        <w:rPr>
+          <w:rFonts w:ascii="Times New Roman" w:hAnsi="Times New Roman" w:eastAsia="宋体"/>
+          <w:sz w:val="18"/>
+        </w:rPr>
+        <w:t xml:space="preserve">    @Test</w:t>
+      </w:r>
+    </w:p>
+    <w:p>
+      <w:r>
+        <w:rPr>
+          <w:rFonts w:ascii="Times New Roman" w:hAnsi="Times New Roman" w:eastAsia="宋体"/>
+          <w:sz w:val="18"/>
+        </w:rPr>
+        <w:t xml:space="preserve">    void 喜与悲重触发人头牌() {</w:t>
+      </w:r>
+    </w:p>
+    <w:p>
+      <w:r>
+        <w:rPr>
+          <w:rFonts w:ascii="Times New Roman" w:hAnsi="Times New Roman" w:eastAsia="宋体"/>
+          <w:sz w:val="18"/>
+        </w:rPr>
+        <w:t xml:space="preserve">        // 对子 K+K：每张计分两次，点数 10×2×2=40，得分 (10+40)×2=100</w:t>
+      </w:r>
+    </w:p>
+    <w:p>
+      <w:r>
+        <w:rPr>
+          <w:rFonts w:ascii="Times New Roman" w:hAnsi="Times New Roman" w:eastAsia="宋体"/>
+          <w:sz w:val="18"/>
+        </w:rPr>
+        <w:t xml:space="preserve">        var result = calculator.score(</w:t>
+      </w:r>
+    </w:p>
+    <w:p>
+      <w:r>
+        <w:rPr>
+          <w:rFonts w:ascii="Times New Roman" w:hAnsi="Times New Roman" w:eastAsia="宋体"/>
+          <w:sz w:val="18"/>
+        </w:rPr>
+        <w:t xml:space="preserve">                eval(HandType.PAIR, c(Rank.KING), c(Rank.KING)),</w:t>
+      </w:r>
+    </w:p>
+    <w:p>
+      <w:r>
+        <w:rPr>
+          <w:rFonts w:ascii="Times New Roman" w:hAnsi="Times New Roman" w:eastAsia="宋体"/>
+          <w:sz w:val="18"/>
+        </w:rPr>
+        <w:t xml:space="preserve">                List.of(joker("sock_and_buskin", ConfiguredSpecialCard.EffectType.ADD_CHIPS, 1,</w:t>
+      </w:r>
+    </w:p>
+    <w:p>
+      <w:r>
+        <w:rPr>
+          <w:rFonts w:ascii="Times New Roman" w:hAnsi="Times New Roman" w:eastAsia="宋体"/>
+          <w:sz w:val="18"/>
+        </w:rPr>
+        <w:t xml:space="preserve">                        ConfiguredSpecialCard.ConditionType.RETRIGGER_FACE, null)));</w:t>
+      </w:r>
+    </w:p>
+    <w:p>
+      <w:r>
+        <w:rPr>
+          <w:rFonts w:ascii="Times New Roman" w:hAnsi="Times New Roman" w:eastAsia="宋体"/>
+          <w:sz w:val="18"/>
+        </w:rPr>
+        <w:t xml:space="preserve">        assertEquals(40, result.cardChips());</w:t>
+      </w:r>
+    </w:p>
+    <w:p>
+      <w:r>
+        <w:rPr>
+          <w:rFonts w:ascii="Times New Roman" w:hAnsi="Times New Roman" w:eastAsia="宋体"/>
+          <w:sz w:val="18"/>
+        </w:rPr>
+        <w:t xml:space="preserve">        assertEquals(100, result.finalScore());</w:t>
+      </w:r>
+    </w:p>
+    <w:p>
+      <w:r>
+        <w:rPr>
+          <w:rFonts w:ascii="Times New Roman" w:hAnsi="Times New Roman" w:eastAsia="宋体"/>
+          <w:sz w:val="18"/>
+        </w:rPr>
+        <w:t xml:space="preserve">    }</w:t>
+      </w:r>
+    </w:p>
+    <w:p/>
+    <w:p>
+      <w:r>
+        <w:rPr>
+          <w:rFonts w:ascii="Times New Roman" w:hAnsi="Times New Roman" w:eastAsia="宋体"/>
+          <w:sz w:val="18"/>
+        </w:rPr>
+        <w:t xml:space="preserve">    @Test</w:t>
+      </w:r>
+    </w:p>
+    <w:p>
+      <w:r>
+        <w:rPr>
+          <w:rFonts w:ascii="Times New Roman" w:hAnsi="Times New Roman" w:eastAsia="宋体"/>
+          <w:sz w:val="18"/>
+        </w:rPr>
+        <w:t xml:space="preserve">    void 幻视让所有牌都视为人头牌() {</w:t>
+      </w:r>
+    </w:p>
+    <w:p>
+      <w:r>
+        <w:rPr>
+          <w:rFonts w:ascii="Times New Roman" w:hAnsi="Times New Roman" w:eastAsia="宋体"/>
+          <w:sz w:val="18"/>
+        </w:rPr>
+        <w:t xml:space="preserve">        // 对子 5+5 + 幻视 + 微笑表情：两张 5 均按人头牌 +5 倍率，倍率 2+10=12</w:t>
+      </w:r>
+    </w:p>
+    <w:p>
+      <w:r>
+        <w:rPr>
+          <w:rFonts w:ascii="Times New Roman" w:hAnsi="Times New Roman" w:eastAsia="宋体"/>
+          <w:sz w:val="18"/>
+        </w:rPr>
+        <w:t xml:space="preserve">        var result = calculator.score(</w:t>
+      </w:r>
+    </w:p>
+    <w:p>
+      <w:r>
+        <w:rPr>
+          <w:rFonts w:ascii="Times New Roman" w:hAnsi="Times New Roman" w:eastAsia="宋体"/>
+          <w:sz w:val="18"/>
+        </w:rPr>
+        <w:t xml:space="preserve">                eval(HandType.PAIR, c(Rank.FIVE), c(Rank.FIVE)),</w:t>
+      </w:r>
+    </w:p>
+    <w:p>
+      <w:r>
+        <w:rPr>
+          <w:rFonts w:ascii="Times New Roman" w:hAnsi="Times New Roman" w:eastAsia="宋体"/>
+          <w:sz w:val="18"/>
+        </w:rPr>
+        <w:t xml:space="preserve">                List.of(joker("pareidolia", ConfiguredSpecialCard.EffectType.ADD_CHIPS, 0,</w:t>
+      </w:r>
+    </w:p>
+    <w:p>
+      <w:r>
+        <w:rPr>
+          <w:rFonts w:ascii="Times New Roman" w:hAnsi="Times New Roman" w:eastAsia="宋体"/>
+          <w:sz w:val="18"/>
+        </w:rPr>
+        <w:t xml:space="preserve">                                ConfiguredSpecialCard.ConditionType.META_FACE, null),</w:t>
+      </w:r>
+    </w:p>
+    <w:p>
+      <w:r>
+        <w:rPr>
+          <w:rFonts w:ascii="Times New Roman" w:hAnsi="Times New Roman" w:eastAsia="宋体"/>
+          <w:sz w:val="18"/>
+        </w:rPr>
+        <w:t xml:space="preserve">                        joker("smiley_face", ConfiguredSpecialCard.EffectType.ADD_MULT, 5,</w:t>
+      </w:r>
+    </w:p>
+    <w:p>
+      <w:r>
+        <w:rPr>
+          <w:rFonts w:ascii="Times New Roman" w:hAnsi="Times New Roman" w:eastAsia="宋体"/>
+          <w:sz w:val="18"/>
+        </w:rPr>
+        <w:t xml:space="preserve">                                ConfiguredSpecialCard.ConditionType.SCORING_FACE, null)));</w:t>
+      </w:r>
+    </w:p>
+    <w:p>
+      <w:r>
+        <w:rPr>
+          <w:rFonts w:ascii="Times New Roman" w:hAnsi="Times New Roman" w:eastAsia="宋体"/>
+          <w:sz w:val="18"/>
+        </w:rPr>
+        <w:t xml:space="preserve">        assertEquals(12, result.finalMult());</w:t>
+      </w:r>
+    </w:p>
+    <w:p>
+      <w:r>
+        <w:rPr>
+          <w:rFonts w:ascii="Times New Roman" w:hAnsi="Times New Roman" w:eastAsia="宋体"/>
+          <w:sz w:val="18"/>
+        </w:rPr>
+        <w:t xml:space="preserve">        // (10 + 10) × 12 = 240</w:t>
+      </w:r>
+    </w:p>
+    <w:p>
+      <w:r>
+        <w:rPr>
+          <w:rFonts w:ascii="Times New Roman" w:hAnsi="Times New Roman" w:eastAsia="宋体"/>
+          <w:sz w:val="18"/>
+        </w:rPr>
+        <w:t xml:space="preserve">        assertEquals(240, result.finalScore());</w:t>
+      </w:r>
+    </w:p>
+    <w:p>
+      <w:r>
+        <w:rPr>
+          <w:rFonts w:ascii="Times New Roman" w:hAnsi="Times New Roman" w:eastAsia="宋体"/>
+          <w:sz w:val="18"/>
+        </w:rPr>
+        <w:t xml:space="preserve">    }</w:t>
+      </w:r>
+    </w:p>
+    <w:p/>
+    <w:p>
+      <w:r>
+        <w:rPr>
+          <w:rFonts w:ascii="Times New Roman" w:hAnsi="Times New Roman" w:eastAsia="宋体"/>
+          <w:sz w:val="18"/>
+        </w:rPr>
+        <w:t xml:space="preserve">    @Test</w:t>
+      </w:r>
+    </w:p>
+    <w:p>
+      <w:r>
+        <w:rPr>
+          <w:rFonts w:ascii="Times New Roman" w:hAnsi="Times New Roman" w:eastAsia="宋体"/>
+          <w:sz w:val="18"/>
+        </w:rPr>
+        <w:t xml:space="preserve">    void 幻视配合喜与悲重触发所有牌() {</w:t>
+      </w:r>
+    </w:p>
+    <w:p>
+      <w:r>
+        <w:rPr>
+          <w:rFonts w:ascii="Times New Roman" w:hAnsi="Times New Roman" w:eastAsia="宋体"/>
+          <w:sz w:val="18"/>
+        </w:rPr>
+        <w:t xml:space="preserve">        // 对子 5+5 + 幻视 + 喜与悲：两张 5 均按人头牌重触发，点数 5×2×2=20</w:t>
+      </w:r>
+    </w:p>
+    <w:p>
+      <w:r>
+        <w:rPr>
+          <w:rFonts w:ascii="Times New Roman" w:hAnsi="Times New Roman" w:eastAsia="宋体"/>
+          <w:sz w:val="18"/>
+        </w:rPr>
+        <w:t xml:space="preserve">        var result = calculator.score(</w:t>
+      </w:r>
+    </w:p>
+    <w:p>
+      <w:r>
+        <w:rPr>
+          <w:rFonts w:ascii="Times New Roman" w:hAnsi="Times New Roman" w:eastAsia="宋体"/>
+          <w:sz w:val="18"/>
+        </w:rPr>
+        <w:t xml:space="preserve">                eval(HandType.PAIR, c(Rank.FIVE), c(Rank.FIVE)),</w:t>
+      </w:r>
+    </w:p>
+    <w:p>
+      <w:r>
+        <w:rPr>
+          <w:rFonts w:ascii="Times New Roman" w:hAnsi="Times New Roman" w:eastAsia="宋体"/>
+          <w:sz w:val="18"/>
+        </w:rPr>
+        <w:t xml:space="preserve">                List.of(joker("pareidolia", ConfiguredSpecialCard.EffectType.ADD_CHIPS, 0,</w:t>
+      </w:r>
+    </w:p>
+    <w:p>
+      <w:r>
+        <w:rPr>
+          <w:rFonts w:ascii="Times New Roman" w:hAnsi="Times New Roman" w:eastAsia="宋体"/>
+          <w:sz w:val="18"/>
+        </w:rPr>
+        <w:t xml:space="preserve">                                ConfiguredSpecialCard.ConditionType.META_FACE, null),</w:t>
+      </w:r>
+    </w:p>
+    <w:p>
+      <w:r>
+        <w:rPr>
+          <w:rFonts w:ascii="Times New Roman" w:hAnsi="Times New Roman" w:eastAsia="宋体"/>
+          <w:sz w:val="18"/>
+        </w:rPr>
+        <w:t xml:space="preserve">                        joker("sock_and_buskin", ConfiguredSpecialCard.EffectType.ADD_CHIPS, 1,</w:t>
+      </w:r>
+    </w:p>
+    <w:p>
+      <w:r>
+        <w:rPr>
+          <w:rFonts w:ascii="Times New Roman" w:hAnsi="Times New Roman" w:eastAsia="宋体"/>
+          <w:sz w:val="18"/>
+        </w:rPr>
+        <w:t xml:space="preserve">                                ConfiguredSpecialCard.ConditionType.RETRIGGER_FACE, null)));</w:t>
+      </w:r>
+    </w:p>
+    <w:p>
+      <w:r>
+        <w:rPr>
+          <w:rFonts w:ascii="Times New Roman" w:hAnsi="Times New Roman" w:eastAsia="宋体"/>
+          <w:sz w:val="18"/>
+        </w:rPr>
+        <w:t xml:space="preserve">        assertEquals(20, result.cardChips());</w:t>
+      </w:r>
+    </w:p>
+    <w:p>
+      <w:r>
+        <w:rPr>
+          <w:rFonts w:ascii="Times New Roman" w:hAnsi="Times New Roman" w:eastAsia="宋体"/>
+          <w:sz w:val="18"/>
+        </w:rPr>
+        <w:t xml:space="preserve">        assertEquals(60, result.finalScore());</w:t>
+      </w:r>
+    </w:p>
+    <w:p>
+      <w:r>
+        <w:rPr>
+          <w:rFonts w:ascii="Times New Roman" w:hAnsi="Times New Roman" w:eastAsia="宋体"/>
+          <w:sz w:val="18"/>
+        </w:rPr>
+        <w:t xml:space="preserve">    }</w:t>
+      </w:r>
+    </w:p>
+    <w:p/>
+    <w:p>
+      <w:r>
+        <w:rPr>
+          <w:rFonts w:ascii="Times New Roman" w:hAnsi="Times New Roman" w:eastAsia="宋体"/>
+          <w:sz w:val="18"/>
+        </w:rPr>
+        <w:t xml:space="preserve">    @Test</w:t>
+      </w:r>
+    </w:p>
+    <w:p>
+      <w:r>
+        <w:rPr>
+          <w:rFonts w:ascii="Times New Roman" w:hAnsi="Times New Roman" w:eastAsia="宋体"/>
+          <w:sz w:val="18"/>
+        </w:rPr>
+        <w:t xml:space="preserve">    void 成长类功能牌每打出一次永久积累() {</w:t>
+      </w:r>
+    </w:p>
+    <w:p>
+      <w:r>
+        <w:rPr>
+          <w:rFonts w:ascii="Times New Roman" w:hAnsi="Times New Roman" w:eastAsia="宋体"/>
+          <w:sz w:val="18"/>
+        </w:rPr>
+        <w:t xml:space="preserve">        // 成长牌：每打出一次永久 +50 积分（基础值 0）</w:t>
+      </w:r>
+    </w:p>
+    <w:p>
+      <w:r>
+        <w:rPr>
+          <w:rFonts w:ascii="Times New Roman" w:hAnsi="Times New Roman" w:eastAsia="宋体"/>
+          <w:sz w:val="18"/>
+        </w:rPr>
+        <w:t xml:space="preserve">        var growing = new ConfiguredSpecialCard("growing", "growing", "growing", 1, "",</w:t>
+      </w:r>
+    </w:p>
+    <w:p>
+      <w:r>
+        <w:rPr>
+          <w:rFonts w:ascii="Times New Roman" w:hAnsi="Times New Roman" w:eastAsia="宋体"/>
+          <w:sz w:val="18"/>
+        </w:rPr>
+        <w:t xml:space="preserve">                ConfiguredSpecialCard.EffectType.ADD_CHIPS, 0,</w:t>
+      </w:r>
+    </w:p>
+    <w:p>
+      <w:r>
+        <w:rPr>
+          <w:rFonts w:ascii="Times New Roman" w:hAnsi="Times New Roman" w:eastAsia="宋体"/>
+          <w:sz w:val="18"/>
+        </w:rPr>
+        <w:t xml:space="preserve">                ConfiguredSpecialCard.ConditionType.ALWAYS, null,</w:t>
+      </w:r>
+    </w:p>
+    <w:p>
+      <w:r>
+        <w:rPr>
+          <w:rFonts w:ascii="Times New Roman" w:hAnsi="Times New Roman" w:eastAsia="宋体"/>
+          <w:sz w:val="18"/>
+        </w:rPr>
+        <w:t xml:space="preserve">                ConfiguredSpecialCard.GrowthType.PER_HAND, 50);</w:t>
+      </w:r>
+    </w:p>
+    <w:p>
+      <w:r>
+        <w:rPr>
+          <w:rFonts w:ascii="Times New Roman" w:hAnsi="Times New Roman" w:eastAsia="宋体"/>
+          <w:sz w:val="18"/>
+        </w:rPr>
+        <w:t xml:space="preserve">        // 未出牌时无加成</w:t>
+      </w:r>
+    </w:p>
+    <w:p>
+      <w:r>
+        <w:rPr>
+          <w:rFonts w:ascii="Times New Roman" w:hAnsi="Times New Roman" w:eastAsia="宋体"/>
+          <w:sz w:val="18"/>
+        </w:rPr>
+        <w:t xml:space="preserve">        var first = calculator.score(</w:t>
+      </w:r>
+    </w:p>
+    <w:p>
+      <w:r>
+        <w:rPr>
+          <w:rFonts w:ascii="Times New Roman" w:hAnsi="Times New Roman" w:eastAsia="宋体"/>
+          <w:sz w:val="18"/>
+        </w:rPr>
+        <w:t xml:space="preserve">                eval(HandType.PAIR, c(Rank.TEN), c(Rank.TEN)), List.of(growing));</w:t>
+      </w:r>
+    </w:p>
+    <w:p>
+      <w:r>
+        <w:rPr>
+          <w:rFonts w:ascii="Times New Roman" w:hAnsi="Times New Roman" w:eastAsia="宋体"/>
+          <w:sz w:val="18"/>
+        </w:rPr>
+        <w:t xml:space="preserve">        assertEquals(0, first.bonusChips());</w:t>
+      </w:r>
+    </w:p>
+    <w:p>
+      <w:r>
+        <w:rPr>
+          <w:rFonts w:ascii="Times New Roman" w:hAnsi="Times New Roman" w:eastAsia="宋体"/>
+          <w:sz w:val="18"/>
+        </w:rPr>
+        <w:t xml:space="preserve">        // 模拟两次出牌后：积累 2 × 50 = 100</w:t>
+      </w:r>
+    </w:p>
+    <w:p>
+      <w:r>
+        <w:rPr>
+          <w:rFonts w:ascii="Times New Roman" w:hAnsi="Times New Roman" w:eastAsia="宋体"/>
+          <w:sz w:val="18"/>
+        </w:rPr>
+        <w:t xml:space="preserve">        growing.onHandPlayed(HandType.PAIR);</w:t>
+      </w:r>
+    </w:p>
+    <w:p>
+      <w:r>
+        <w:rPr>
+          <w:rFonts w:ascii="Times New Roman" w:hAnsi="Times New Roman" w:eastAsia="宋体"/>
+          <w:sz w:val="18"/>
+        </w:rPr>
+        <w:t xml:space="preserve">        growing.onHandPlayed(HandType.PAIR);</w:t>
+      </w:r>
+    </w:p>
+    <w:p>
+      <w:r>
+        <w:rPr>
+          <w:rFonts w:ascii="Times New Roman" w:hAnsi="Times New Roman" w:eastAsia="宋体"/>
+          <w:sz w:val="18"/>
+        </w:rPr>
+        <w:t xml:space="preserve">        var third = calculator.score(</w:t>
+      </w:r>
+    </w:p>
+    <w:p>
+      <w:r>
+        <w:rPr>
+          <w:rFonts w:ascii="Times New Roman" w:hAnsi="Times New Roman" w:eastAsia="宋体"/>
+          <w:sz w:val="18"/>
+        </w:rPr>
+        <w:t xml:space="preserve">                eval(HandType.PAIR, c(Rank.TEN), c(Rank.TEN)), List.of(growing));</w:t>
+      </w:r>
+    </w:p>
+    <w:p>
+      <w:r>
+        <w:rPr>
+          <w:rFonts w:ascii="Times New Roman" w:hAnsi="Times New Roman" w:eastAsia="宋体"/>
+          <w:sz w:val="18"/>
+        </w:rPr>
+        <w:t xml:space="preserve">        assertEquals(100, third.bonusChips());</w:t>
+      </w:r>
+    </w:p>
+    <w:p>
+      <w:r>
+        <w:rPr>
+          <w:rFonts w:ascii="Times New Roman" w:hAnsi="Times New Roman" w:eastAsia="宋体"/>
+          <w:sz w:val="18"/>
+        </w:rPr>
+        <w:t xml:space="preserve">        // (10 + 20 + 100) × 2 = 260</w:t>
+      </w:r>
+    </w:p>
+    <w:p>
+      <w:r>
+        <w:rPr>
+          <w:rFonts w:ascii="Times New Roman" w:hAnsi="Times New Roman" w:eastAsia="宋体"/>
+          <w:sz w:val="18"/>
+        </w:rPr>
+        <w:t xml:space="preserve">        assertEquals(260, third.finalScore());</w:t>
+      </w:r>
+    </w:p>
+    <w:p>
+      <w:r>
+        <w:rPr>
+          <w:rFonts w:ascii="Times New Roman" w:hAnsi="Times New Roman" w:eastAsia="宋体"/>
+          <w:sz w:val="18"/>
+        </w:rPr>
+        <w:t xml:space="preserve">        assertEquals(2, growing.growthStacks());</w:t>
+      </w:r>
+    </w:p>
+    <w:p>
+      <w:r>
+        <w:rPr>
+          <w:rFonts w:ascii="Times New Roman" w:hAnsi="Times New Roman" w:eastAsia="宋体"/>
+          <w:sz w:val="18"/>
+        </w:rPr>
+        <w:t xml:space="preserve">    }</w:t>
+      </w:r>
+    </w:p>
+    <w:p/>
+    <w:p>
+      <w:r>
+        <w:rPr>
+          <w:rFonts w:ascii="Times New Roman" w:hAnsi="Times New Roman" w:eastAsia="宋体"/>
+          <w:sz w:val="18"/>
+        </w:rPr>
+        <w:t xml:space="preserve">    @Test</w:t>
+      </w:r>
+    </w:p>
+    <w:p>
+      <w:r>
+        <w:rPr>
+          <w:rFonts w:ascii="Times New Roman" w:hAnsi="Times New Roman" w:eastAsia="宋体"/>
+          <w:sz w:val="18"/>
+        </w:rPr>
+        <w:t xml:space="preserve">    void 偶数史蒂文只给偶数牌加倍率() {</w:t>
+      </w:r>
+    </w:p>
+    <w:p>
+      <w:r>
+        <w:rPr>
+          <w:rFonts w:ascii="Times New Roman" w:hAnsi="Times New Roman" w:eastAsia="宋体"/>
+          <w:sz w:val="18"/>
+        </w:rPr>
+        <w:t xml:space="preserve">        // 对子 4+4：两张都是偶数，倍率 2+8=10</w:t>
+      </w:r>
+    </w:p>
+    <w:p>
+      <w:r>
+        <w:rPr>
+          <w:rFonts w:ascii="Times New Roman" w:hAnsi="Times New Roman" w:eastAsia="宋体"/>
+          <w:sz w:val="18"/>
+        </w:rPr>
+        <w:t xml:space="preserve">        var result = calculator.score(</w:t>
+      </w:r>
+    </w:p>
+    <w:p>
+      <w:r>
+        <w:rPr>
+          <w:rFonts w:ascii="Times New Roman" w:hAnsi="Times New Roman" w:eastAsia="宋体"/>
+          <w:sz w:val="18"/>
+        </w:rPr>
+        <w:t xml:space="preserve">                eval(HandType.PAIR, c(Rank.FOUR), c(Rank.FOUR)),</w:t>
+      </w:r>
+    </w:p>
+    <w:p>
+      <w:r>
+        <w:rPr>
+          <w:rFonts w:ascii="Times New Roman" w:hAnsi="Times New Roman" w:eastAsia="宋体"/>
+          <w:sz w:val="18"/>
+        </w:rPr>
+        <w:t xml:space="preserve">                List.of(joker("even_steven", ConfiguredSpecialCard.EffectType.ADD_MULT, 4,</w:t>
+      </w:r>
+    </w:p>
+    <w:p>
+      <w:r>
+        <w:rPr>
+          <w:rFonts w:ascii="Times New Roman" w:hAnsi="Times New Roman" w:eastAsia="宋体"/>
+          <w:sz w:val="18"/>
+        </w:rPr>
+        <w:t xml:space="preserve">                        ConfiguredSpecialCard.ConditionType.SCORING_RANKS,</w:t>
+      </w:r>
+    </w:p>
+    <w:p>
+      <w:r>
+        <w:rPr>
+          <w:rFonts w:ascii="Times New Roman" w:hAnsi="Times New Roman" w:eastAsia="宋体"/>
+          <w:sz w:val="18"/>
+        </w:rPr>
+        <w:t xml:space="preserve">                        "TWO,FOUR,SIX,EIGHT,TEN")));</w:t>
+      </w:r>
+    </w:p>
+    <w:p>
+      <w:r>
+        <w:rPr>
+          <w:rFonts w:ascii="Times New Roman" w:hAnsi="Times New Roman" w:eastAsia="宋体"/>
+          <w:sz w:val="18"/>
+        </w:rPr>
+        <w:t xml:space="preserve">        assertEquals(10, result.finalMult());</w:t>
+      </w:r>
+    </w:p>
+    <w:p>
+      <w:r>
+        <w:rPr>
+          <w:rFonts w:ascii="Times New Roman" w:hAnsi="Times New Roman" w:eastAsia="宋体"/>
+          <w:sz w:val="18"/>
+        </w:rPr>
+        <w:t xml:space="preserve">    }</w:t>
+      </w:r>
+    </w:p>
+    <w:p/>
+    <w:p>
+      <w:r>
+        <w:rPr>
+          <w:rFonts w:ascii="Times New Roman" w:hAnsi="Times New Roman" w:eastAsia="宋体"/>
+          <w:sz w:val="18"/>
+        </w:rPr>
+        <w:t xml:space="preserve">    @Test</w:t>
+      </w:r>
+    </w:p>
+    <w:p>
+      <w:r>
+        <w:rPr>
+          <w:rFonts w:ascii="Times New Roman" w:hAnsi="Times New Roman" w:eastAsia="宋体"/>
+          <w:sz w:val="18"/>
+        </w:rPr>
+        <w:t xml:space="preserve">    void 花盆要求打出的牌四花色齐全() {</w:t>
+      </w:r>
+    </w:p>
+    <w:p>
+      <w:r>
+        <w:rPr>
+          <w:rFonts w:ascii="Times New Roman" w:hAnsi="Times New Roman" w:eastAsia="宋体"/>
+          <w:sz w:val="18"/>
+        </w:rPr>
+        <w:t xml:space="preserve">        // 打出 5 张四花色齐全（高牌只计 A）：倍率 1×3=3</w:t>
+      </w:r>
+    </w:p>
+    <w:p>
+      <w:r>
+        <w:rPr>
+          <w:rFonts w:ascii="Times New Roman" w:hAnsi="Times New Roman" w:eastAsia="宋体"/>
+          <w:sz w:val="18"/>
+        </w:rPr>
+        <w:t xml:space="preserve">        List&lt;Card&gt; played = List.of(</w:t>
+      </w:r>
+    </w:p>
+    <w:p>
+      <w:r>
+        <w:rPr>
+          <w:rFonts w:ascii="Times New Roman" w:hAnsi="Times New Roman" w:eastAsia="宋体"/>
+          <w:sz w:val="18"/>
+        </w:rPr>
+        <w:t xml:space="preserve">                new Card(Suit.HEART, Rank.ACE), new Card(Suit.SPADE, Rank.TWO),</w:t>
+      </w:r>
+    </w:p>
+    <w:p>
+      <w:r>
+        <w:rPr>
+          <w:rFonts w:ascii="Times New Roman" w:hAnsi="Times New Roman" w:eastAsia="宋体"/>
+          <w:sz w:val="18"/>
+        </w:rPr>
+        <w:t xml:space="preserve">                new Card(Suit.CLUB, Rank.THREE), new Card(Suit.DIAMOND, Rank.FOUR),</w:t>
+      </w:r>
+    </w:p>
+    <w:p>
+      <w:r>
+        <w:rPr>
+          <w:rFonts w:ascii="Times New Roman" w:hAnsi="Times New Roman" w:eastAsia="宋体"/>
+          <w:sz w:val="18"/>
+        </w:rPr>
+        <w:t xml:space="preserve">                new Card(Suit.HEART, Rank.FIVE));</w:t>
+      </w:r>
+    </w:p>
+    <w:p>
+      <w:r>
+        <w:rPr>
+          <w:rFonts w:ascii="Times New Roman" w:hAnsi="Times New Roman" w:eastAsia="宋体"/>
+          <w:sz w:val="18"/>
+        </w:rPr>
+        <w:t xml:space="preserve">        var full = calculator.score(</w:t>
+      </w:r>
+    </w:p>
+    <w:p>
+      <w:r>
+        <w:rPr>
+          <w:rFonts w:ascii="Times New Roman" w:hAnsi="Times New Roman" w:eastAsia="宋体"/>
+          <w:sz w:val="18"/>
+        </w:rPr>
+        <w:t xml:space="preserve">                new Evaluation(HandType.HIGH_CARD, List.of(played.get(0)), played),</w:t>
+      </w:r>
+    </w:p>
+    <w:p>
+      <w:r>
+        <w:rPr>
+          <w:rFonts w:ascii="Times New Roman" w:hAnsi="Times New Roman" w:eastAsia="宋体"/>
+          <w:sz w:val="18"/>
+        </w:rPr>
+        <w:t xml:space="preserve">                List.of(joker("flower_pot", ConfiguredSpecialCard.EffectType.MULTIPLY_MULT, 3,</w:t>
+      </w:r>
+    </w:p>
+    <w:p>
+      <w:r>
+        <w:rPr>
+          <w:rFonts w:ascii="Times New Roman" w:hAnsi="Times New Roman" w:eastAsia="宋体"/>
+          <w:sz w:val="18"/>
+        </w:rPr>
+        <w:t xml:space="preserve">                        ConfiguredSpecialCard.ConditionType.HAND_ALL_SUITS, null)));</w:t>
+      </w:r>
+    </w:p>
+    <w:p>
+      <w:r>
+        <w:rPr>
+          <w:rFonts w:ascii="Times New Roman" w:hAnsi="Times New Roman" w:eastAsia="宋体"/>
+          <w:sz w:val="18"/>
+        </w:rPr>
+        <w:t xml:space="preserve">        assertEquals(3, full.finalMult());</w:t>
+      </w:r>
+    </w:p>
+    <w:p>
+      <w:r>
+        <w:rPr>
+          <w:rFonts w:ascii="Times New Roman" w:hAnsi="Times New Roman" w:eastAsia="宋体"/>
+          <w:sz w:val="18"/>
+        </w:rPr>
+        <w:t xml:space="preserve">        // 缺黑桃：不触发</w:t>
+      </w:r>
+    </w:p>
+    <w:p>
+      <w:r>
+        <w:rPr>
+          <w:rFonts w:ascii="Times New Roman" w:hAnsi="Times New Roman" w:eastAsia="宋体"/>
+          <w:sz w:val="18"/>
+        </w:rPr>
+        <w:t xml:space="preserve">        List&lt;Card&gt; missing = List.of(</w:t>
+      </w:r>
+    </w:p>
+    <w:p>
+      <w:r>
+        <w:rPr>
+          <w:rFonts w:ascii="Times New Roman" w:hAnsi="Times New Roman" w:eastAsia="宋体"/>
+          <w:sz w:val="18"/>
+        </w:rPr>
+        <w:t xml:space="preserve">                new Card(Suit.HEART, Rank.ACE), new Card(Suit.HEART, Rank.TWO),</w:t>
+      </w:r>
+    </w:p>
+    <w:p>
+      <w:r>
+        <w:rPr>
+          <w:rFonts w:ascii="Times New Roman" w:hAnsi="Times New Roman" w:eastAsia="宋体"/>
+          <w:sz w:val="18"/>
+        </w:rPr>
+        <w:t xml:space="preserve">                new Card(Suit.CLUB, Rank.THREE), new Card(Suit.DIAMOND, Rank.FOUR),</w:t>
+      </w:r>
+    </w:p>
+    <w:p>
+      <w:r>
+        <w:rPr>
+          <w:rFonts w:ascii="Times New Roman" w:hAnsi="Times New Roman" w:eastAsia="宋体"/>
+          <w:sz w:val="18"/>
+        </w:rPr>
+        <w:t xml:space="preserve">                new Card(Suit.HEART, Rank.FIVE));</w:t>
+      </w:r>
+    </w:p>
+    <w:p>
+      <w:r>
+        <w:rPr>
+          <w:rFonts w:ascii="Times New Roman" w:hAnsi="Times New Roman" w:eastAsia="宋体"/>
+          <w:sz w:val="18"/>
+        </w:rPr>
+        <w:t xml:space="preserve">        var lack = calculator.score(</w:t>
+      </w:r>
+    </w:p>
+    <w:p>
+      <w:r>
+        <w:rPr>
+          <w:rFonts w:ascii="Times New Roman" w:hAnsi="Times New Roman" w:eastAsia="宋体"/>
+          <w:sz w:val="18"/>
+        </w:rPr>
+        <w:t xml:space="preserve">                new Evaluation(HandType.HIGH_CARD, List.of(missing.get(0)), missing),</w:t>
+      </w:r>
+    </w:p>
+    <w:p>
+      <w:r>
+        <w:rPr>
+          <w:rFonts w:ascii="Times New Roman" w:hAnsi="Times New Roman" w:eastAsia="宋体"/>
+          <w:sz w:val="18"/>
+        </w:rPr>
+        <w:t xml:space="preserve">                List.of(joker("flower_pot", ConfiguredSpecialCard.EffectType.MULTIPLY_MULT, 3,</w:t>
+      </w:r>
+    </w:p>
+    <w:p>
+      <w:r>
+        <w:rPr>
+          <w:rFonts w:ascii="Times New Roman" w:hAnsi="Times New Roman" w:eastAsia="宋体"/>
+          <w:sz w:val="18"/>
+        </w:rPr>
+        <w:t xml:space="preserve">                        ConfiguredSpecialCard.ConditionType.HAND_ALL_SUITS, null)));</w:t>
+      </w:r>
+    </w:p>
+    <w:p>
+      <w:r>
+        <w:rPr>
+          <w:rFonts w:ascii="Times New Roman" w:hAnsi="Times New Roman" w:eastAsia="宋体"/>
+          <w:sz w:val="18"/>
+        </w:rPr>
+        <w:t xml:space="preserve">        assertEquals(1, lack.finalMult());</w:t>
+      </w:r>
+    </w:p>
+    <w:p>
+      <w:r>
+        <w:rPr>
+          <w:rFonts w:ascii="Times New Roman" w:hAnsi="Times New Roman" w:eastAsia="宋体"/>
+          <w:sz w:val="18"/>
+        </w:rPr>
+        <w:t xml:space="preserve">    }</w:t>
+      </w:r>
+    </w:p>
+    <w:p/>
+    <w:p>
+      <w:r>
+        <w:rPr>
+          <w:rFonts w:ascii="Times New Roman" w:hAnsi="Times New Roman" w:eastAsia="宋体"/>
+          <w:sz w:val="18"/>
+        </w:rPr>
+        <w:t xml:space="preserve">    @Test</w:t>
+      </w:r>
+    </w:p>
+    <w:p>
+      <w:r>
+        <w:rPr>
+          <w:rFonts w:ascii="Times New Roman" w:hAnsi="Times New Roman" w:eastAsia="宋体"/>
+          <w:sz w:val="18"/>
+        </w:rPr>
+        <w:t xml:space="preserve">    void 城堡按弃掉的指定花色牌积累积分() {</w:t>
+      </w:r>
+    </w:p>
+    <w:p>
+      <w:r>
+        <w:rPr>
+          <w:rFonts w:ascii="Times New Roman" w:hAnsi="Times New Roman" w:eastAsia="宋体"/>
+          <w:sz w:val="18"/>
+        </w:rPr>
+        <w:t xml:space="preserve">        var castle = new ConfiguredSpecialCard("castle", "城堡", "", 6, "",</w:t>
+      </w:r>
+    </w:p>
+    <w:p>
+      <w:r>
+        <w:rPr>
+          <w:rFonts w:ascii="Times New Roman" w:hAnsi="Times New Roman" w:eastAsia="宋体"/>
+          <w:sz w:val="18"/>
+        </w:rPr>
+        <w:t xml:space="preserve">                ConfiguredSpecialCard.EffectType.ADD_CHIPS, 0,</w:t>
+      </w:r>
+    </w:p>
+    <w:p>
+      <w:r>
+        <w:rPr>
+          <w:rFonts w:ascii="Times New Roman" w:hAnsi="Times New Roman" w:eastAsia="宋体"/>
+          <w:sz w:val="18"/>
+        </w:rPr>
+        <w:t xml:space="preserve">                ConfiguredSpecialCard.ConditionType.ALWAYS, null,</w:t>
+      </w:r>
+    </w:p>
+    <w:p>
+      <w:r>
+        <w:rPr>
+          <w:rFonts w:ascii="Times New Roman" w:hAnsi="Times New Roman" w:eastAsia="宋体"/>
+          <w:sz w:val="18"/>
+        </w:rPr>
+        <w:t xml:space="preserve">                ConfiguredSpecialCard.GrowthType.PER_DISCARD, 3,</w:t>
+      </w:r>
+    </w:p>
+    <w:p>
+      <w:r>
+        <w:rPr>
+          <w:rFonts w:ascii="Times New Roman" w:hAnsi="Times New Roman" w:eastAsia="宋体"/>
+          <w:sz w:val="18"/>
+        </w:rPr>
+        <w:t xml:space="preserve">                ConfiguredSpecialCard.SuitMode.PER_LEVEL, 0, 0, 0, 0);</w:t>
+      </w:r>
+    </w:p>
+    <w:p>
+      <w:r>
+        <w:rPr>
+          <w:rFonts w:ascii="Times New Roman" w:hAnsi="Times New Roman" w:eastAsia="宋体"/>
+          <w:sz w:val="18"/>
+        </w:rPr>
+        <w:t xml:space="preserve">        castle.onLevelStart(); // 抽取本关花色</w:t>
+      </w:r>
+    </w:p>
+    <w:p>
+      <w:r>
+        <w:rPr>
+          <w:rFonts w:ascii="Times New Roman" w:hAnsi="Times New Roman" w:eastAsia="宋体"/>
+          <w:sz w:val="18"/>
+        </w:rPr>
+        <w:t xml:space="preserve">        // 弃掉四花色各一张：无论抽中哪个花色都恰好积累 1 次</w:t>
+      </w:r>
+    </w:p>
+    <w:p>
+      <w:r>
+        <w:rPr>
+          <w:rFonts w:ascii="Times New Roman" w:hAnsi="Times New Roman" w:eastAsia="宋体"/>
+          <w:sz w:val="18"/>
+        </w:rPr>
+        <w:t xml:space="preserve">        castle.onDiscard(List.of(</w:t>
+      </w:r>
+    </w:p>
+    <w:p>
+      <w:r>
+        <w:rPr>
+          <w:rFonts w:ascii="Times New Roman" w:hAnsi="Times New Roman" w:eastAsia="宋体"/>
+          <w:sz w:val="18"/>
+        </w:rPr>
+        <w:t xml:space="preserve">                new Card(Suit.HEART, Rank.TWO), new Card(Suit.SPADE, Rank.TWO),</w:t>
+      </w:r>
+    </w:p>
+    <w:p>
+      <w:r>
+        <w:rPr>
+          <w:rFonts w:ascii="Times New Roman" w:hAnsi="Times New Roman" w:eastAsia="宋体"/>
+          <w:sz w:val="18"/>
+        </w:rPr>
+        <w:t xml:space="preserve">                new Card(Suit.CLUB, Rank.TWO), new Card(Suit.DIAMOND, Rank.TWO)));</w:t>
+      </w:r>
+    </w:p>
+    <w:p>
+      <w:r>
+        <w:rPr>
+          <w:rFonts w:ascii="Times New Roman" w:hAnsi="Times New Roman" w:eastAsia="宋体"/>
+          <w:sz w:val="18"/>
+        </w:rPr>
+        <w:t xml:space="preserve">        assertEquals(1, castle.growthStacks());</w:t>
+      </w:r>
+    </w:p>
+    <w:p>
+      <w:r>
+        <w:rPr>
+          <w:rFonts w:ascii="Times New Roman" w:hAnsi="Times New Roman" w:eastAsia="宋体"/>
+          <w:sz w:val="18"/>
+        </w:rPr>
+        <w:t xml:space="preserve">        // 计分时 +3 积分</w:t>
+      </w:r>
+    </w:p>
+    <w:p>
+      <w:r>
+        <w:rPr>
+          <w:rFonts w:ascii="Times New Roman" w:hAnsi="Times New Roman" w:eastAsia="宋体"/>
+          <w:sz w:val="18"/>
+        </w:rPr>
+        <w:t xml:space="preserve">        var result = calculator.score(</w:t>
+      </w:r>
+    </w:p>
+    <w:p>
+      <w:r>
+        <w:rPr>
+          <w:rFonts w:ascii="Times New Roman" w:hAnsi="Times New Roman" w:eastAsia="宋体"/>
+          <w:sz w:val="18"/>
+        </w:rPr>
+        <w:t xml:space="preserve">                eval(HandType.PAIR, c(Rank.TEN), c(Rank.TEN)), List.of(castle));</w:t>
+      </w:r>
+    </w:p>
+    <w:p>
+      <w:r>
+        <w:rPr>
+          <w:rFonts w:ascii="Times New Roman" w:hAnsi="Times New Roman" w:eastAsia="宋体"/>
+          <w:sz w:val="18"/>
+        </w:rPr>
+        <w:t xml:space="preserve">        assertEquals(3, result.bonusChips());</w:t>
+      </w:r>
+    </w:p>
+    <w:p>
+      <w:r>
+        <w:rPr>
+          <w:rFonts w:ascii="Times New Roman" w:hAnsi="Times New Roman" w:eastAsia="宋体"/>
+          <w:sz w:val="18"/>
+        </w:rPr>
+        <w:t xml:space="preserve">    }</w:t>
+      </w:r>
+    </w:p>
+    <w:p>
+      <w:r>
+        <w:rPr>
+          <w:rFonts w:ascii="Times New Roman" w:hAnsi="Times New Roman" w:eastAsia="宋体"/>
+          <w:sz w:val="18"/>
+        </w:rPr>
+        <w:t>}</w:t>
+      </w:r>
+    </w:p>
+    <w:p>
       <w:pPr>
         <w:ind w:left="0" w:leftChars="0" w:firstLine="0" w:firstLineChars="0"/>
         <w:rPr>
@@ -1983,2556 +4455,6 @@
           <w:lang w:val="en-US" w:eastAsia="zh-CN" w:bidi="ar-SA"/>
         </w:rPr>
       </w:pPr>
-    </w:p>
-    <w:p>
-      <w:pPr>
-        <w:ind w:left="0" w:leftChars="0" w:firstLine="0" w:firstLineChars="0"/>
-        <w:rPr>
-          <w:rFonts w:hint="default" w:cs="黑体" w:asciiTheme="minorEastAsia" w:hAnsiTheme="minorEastAsia" w:eastAsiaTheme="minorEastAsia"/>
-          <w:b/>
-          <w:bCs/>
-          <w:kern w:val="2"/>
-          <w:sz w:val="24"/>
-          <w:szCs w:val="24"/>
-          <w:lang w:val="en-US" w:eastAsia="zh-CN" w:bidi="ar-SA"/>
-        </w:rPr>
-      </w:pPr>
-    </w:p>
-    <w:p>
-      <w:r>
-        <w:rPr>
-          <w:rFonts w:ascii="Times New Roman" w:hAnsi="Times New Roman" w:eastAsia="宋体"/>
-          <w:sz w:val="18"/>
-        </w:rPr>
-        <w:t>package com.bilitro.model.hand;</w:t>
-      </w:r>
-    </w:p>
-    <w:p/>
-    <w:p>
-      <w:r>
-        <w:rPr>
-          <w:rFonts w:ascii="Times New Roman" w:hAnsi="Times New Roman" w:eastAsia="宋体"/>
-          <w:sz w:val="18"/>
-        </w:rPr>
-        <w:t>import com.bilitro.model.card.Card;</w:t>
-      </w:r>
-    </w:p>
-    <w:p>
-      <w:r>
-        <w:rPr>
-          <w:rFonts w:ascii="Times New Roman" w:hAnsi="Times New Roman" w:eastAsia="宋体"/>
-          <w:sz w:val="18"/>
-        </w:rPr>
-        <w:t>import com.bilitro.model.card.Rank;</w:t>
-      </w:r>
-    </w:p>
-    <w:p>
-      <w:r>
-        <w:rPr>
-          <w:rFonts w:ascii="Times New Roman" w:hAnsi="Times New Roman" w:eastAsia="宋体"/>
-          <w:sz w:val="18"/>
-        </w:rPr>
-        <w:t>import com.bilitro.model.card.Suit;</w:t>
-      </w:r>
-    </w:p>
-    <w:p>
-      <w:r>
-        <w:rPr>
-          <w:rFonts w:ascii="Times New Roman" w:hAnsi="Times New Roman" w:eastAsia="宋体"/>
-          <w:sz w:val="18"/>
-        </w:rPr>
-        <w:t>import com.bilitro.model.player.ConfiguredSpecialCard;</w:t>
-      </w:r>
-    </w:p>
-    <w:p>
-      <w:r>
-        <w:rPr>
-          <w:rFonts w:ascii="Times New Roman" w:hAnsi="Times New Roman" w:eastAsia="宋体"/>
-          <w:sz w:val="18"/>
-        </w:rPr>
-        <w:t>import com.bilitro.model.player.SpecialCard;</w:t>
-      </w:r>
-    </w:p>
-    <w:p>
-      <w:r>
-        <w:rPr>
-          <w:rFonts w:ascii="Times New Roman" w:hAnsi="Times New Roman" w:eastAsia="宋体"/>
-          <w:sz w:val="18"/>
-        </w:rPr>
-        <w:t>import org.junit.jupiter.api.Test;</w:t>
-      </w:r>
-    </w:p>
-    <w:p/>
-    <w:p>
-      <w:r>
-        <w:rPr>
-          <w:rFonts w:ascii="Times New Roman" w:hAnsi="Times New Roman" w:eastAsia="宋体"/>
-          <w:sz w:val="18"/>
-        </w:rPr>
-        <w:t>import java.util.List;</w:t>
-      </w:r>
-    </w:p>
-    <w:p/>
-    <w:p>
-      <w:r>
-        <w:rPr>
-          <w:rFonts w:ascii="Times New Roman" w:hAnsi="Times New Roman" w:eastAsia="宋体"/>
-          <w:sz w:val="18"/>
-        </w:rPr>
-        <w:t>import static org.junit.jupiter.api.Assertions.*;</w:t>
-      </w:r>
-    </w:p>
-    <w:p/>
-    <w:p>
-      <w:r>
-        <w:rPr>
-          <w:rFonts w:ascii="Times New Roman" w:hAnsi="Times New Roman" w:eastAsia="宋体"/>
-          <w:sz w:val="18"/>
-        </w:rPr>
-        <w:t>/** 计分器测试：基础公式与功能牌触发轮次。 */</w:t>
-      </w:r>
-    </w:p>
-    <w:p>
-      <w:r>
-        <w:rPr>
-          <w:rFonts w:ascii="Times New Roman" w:hAnsi="Times New Roman" w:eastAsia="宋体"/>
-          <w:sz w:val="18"/>
-        </w:rPr>
-        <w:t>class DefaultScoreCalculatorTest {</w:t>
-      </w:r>
-    </w:p>
-    <w:p/>
-    <w:p>
-      <w:r>
-        <w:rPr>
-          <w:rFonts w:ascii="Times New Roman" w:hAnsi="Times New Roman" w:eastAsia="宋体"/>
-          <w:sz w:val="18"/>
-        </w:rPr>
-        <w:t xml:space="preserve">    private final ScoreCalculator calculator = new DefaultScoreCalculator();</w:t>
-      </w:r>
-    </w:p>
-    <w:p/>
-    <w:p>
-      <w:r>
-        <w:rPr>
-          <w:rFonts w:ascii="Times New Roman" w:hAnsi="Times New Roman" w:eastAsia="宋体"/>
-          <w:sz w:val="18"/>
-        </w:rPr>
-        <w:t xml:space="preserve">    /** 构造计分输入的简写。 */</w:t>
-      </w:r>
-    </w:p>
-    <w:p>
-      <w:r>
-        <w:rPr>
-          <w:rFonts w:ascii="Times New Roman" w:hAnsi="Times New Roman" w:eastAsia="宋体"/>
-          <w:sz w:val="18"/>
-        </w:rPr>
-        <w:t xml:space="preserve">    private static Evaluation eval(HandType type, Card... cards) {</w:t>
-      </w:r>
-    </w:p>
-    <w:p>
-      <w:r>
-        <w:rPr>
-          <w:rFonts w:ascii="Times New Roman" w:hAnsi="Times New Roman" w:eastAsia="宋体"/>
-          <w:sz w:val="18"/>
-        </w:rPr>
-        <w:t xml:space="preserve">        return new Evaluation(type, List.of(cards));</w:t>
-      </w:r>
-    </w:p>
-    <w:p>
-      <w:r>
-        <w:rPr>
-          <w:rFonts w:ascii="Times New Roman" w:hAnsi="Times New Roman" w:eastAsia="宋体"/>
-          <w:sz w:val="18"/>
-        </w:rPr>
-        <w:t xml:space="preserve">    }</w:t>
-      </w:r>
-    </w:p>
-    <w:p/>
-    <w:p>
-      <w:r>
-        <w:rPr>
-          <w:rFonts w:ascii="Times New Roman" w:hAnsi="Times New Roman" w:eastAsia="宋体"/>
-          <w:sz w:val="18"/>
-        </w:rPr>
-        <w:t xml:space="preserve">    private static Card c(Rank rank) {</w:t>
-      </w:r>
-    </w:p>
-    <w:p>
-      <w:r>
-        <w:rPr>
-          <w:rFonts w:ascii="Times New Roman" w:hAnsi="Times New Roman" w:eastAsia="宋体"/>
-          <w:sz w:val="18"/>
-        </w:rPr>
-        <w:t xml:space="preserve">        return new Card(Suit.SPADE, rank);</w:t>
-      </w:r>
-    </w:p>
-    <w:p>
-      <w:r>
-        <w:rPr>
-          <w:rFonts w:ascii="Times New Roman" w:hAnsi="Times New Roman" w:eastAsia="宋体"/>
-          <w:sz w:val="18"/>
-        </w:rPr>
-        <w:t xml:space="preserve">    }</w:t>
-      </w:r>
-    </w:p>
-    <w:p/>
-    <w:p>
-      <w:r>
-        <w:rPr>
-          <w:rFonts w:ascii="Times New Roman" w:hAnsi="Times New Roman" w:eastAsia="宋体"/>
-          <w:sz w:val="18"/>
-        </w:rPr>
-        <w:t xml:space="preserve">    /** 构造一张加分类功能牌。 */</w:t>
-      </w:r>
-    </w:p>
-    <w:p>
-      <w:r>
-        <w:rPr>
-          <w:rFonts w:ascii="Times New Roman" w:hAnsi="Times New Roman" w:eastAsia="宋体"/>
-          <w:sz w:val="18"/>
-        </w:rPr>
-        <w:t xml:space="preserve">    private static SpecialCard addChips(int value) {</w:t>
-      </w:r>
-    </w:p>
-    <w:p>
-      <w:r>
-        <w:rPr>
-          <w:rFonts w:ascii="Times New Roman" w:hAnsi="Times New Roman" w:eastAsia="宋体"/>
-          <w:sz w:val="18"/>
-        </w:rPr>
-        <w:t xml:space="preserve">        return new ConfiguredSpecialCard("t", "t", "t", 1, "",</w:t>
-      </w:r>
-    </w:p>
-    <w:p>
-      <w:r>
-        <w:rPr>
-          <w:rFonts w:ascii="Times New Roman" w:hAnsi="Times New Roman" w:eastAsia="宋体"/>
-          <w:sz w:val="18"/>
-        </w:rPr>
-        <w:t xml:space="preserve">                ConfiguredSpecialCard.EffectType.ADD_CHIPS, value,</w:t>
-      </w:r>
-    </w:p>
-    <w:p>
-      <w:r>
-        <w:rPr>
-          <w:rFonts w:ascii="Times New Roman" w:hAnsi="Times New Roman" w:eastAsia="宋体"/>
-          <w:sz w:val="18"/>
-        </w:rPr>
-        <w:t xml:space="preserve">                ConfiguredSpecialCard.ConditionType.ALWAYS, null);</w:t>
-      </w:r>
-    </w:p>
-    <w:p>
-      <w:r>
-        <w:rPr>
-          <w:rFonts w:ascii="Times New Roman" w:hAnsi="Times New Roman" w:eastAsia="宋体"/>
-          <w:sz w:val="18"/>
-        </w:rPr>
-        <w:t xml:space="preserve">    }</w:t>
-      </w:r>
-    </w:p>
-    <w:p/>
-    <w:p>
-      <w:r>
-        <w:rPr>
-          <w:rFonts w:ascii="Times New Roman" w:hAnsi="Times New Roman" w:eastAsia="宋体"/>
-          <w:sz w:val="18"/>
-        </w:rPr>
-        <w:t xml:space="preserve">    /** 构造一张配置表小丑牌。 */</w:t>
-      </w:r>
-    </w:p>
-    <w:p>
-      <w:r>
-        <w:rPr>
-          <w:rFonts w:ascii="Times New Roman" w:hAnsi="Times New Roman" w:eastAsia="宋体"/>
-          <w:sz w:val="18"/>
-        </w:rPr>
-        <w:t xml:space="preserve">    private static SpecialCard joker(String id, ConfiguredSpecialCard.EffectType effect,</w:t>
-      </w:r>
-    </w:p>
-    <w:p>
-      <w:r>
-        <w:rPr>
-          <w:rFonts w:ascii="Times New Roman" w:hAnsi="Times New Roman" w:eastAsia="宋体"/>
-          <w:sz w:val="18"/>
-        </w:rPr>
-        <w:t xml:space="preserve">                                     double value, ConfiguredSpecialCard.ConditionType cond,</w:t>
-      </w:r>
-    </w:p>
-    <w:p>
-      <w:r>
-        <w:rPr>
-          <w:rFonts w:ascii="Times New Roman" w:hAnsi="Times New Roman" w:eastAsia="宋体"/>
-          <w:sz w:val="18"/>
-        </w:rPr>
-        <w:t xml:space="preserve">                                     String condValue) {</w:t>
-      </w:r>
-    </w:p>
-    <w:p>
-      <w:r>
-        <w:rPr>
-          <w:rFonts w:ascii="Times New Roman" w:hAnsi="Times New Roman" w:eastAsia="宋体"/>
-          <w:sz w:val="18"/>
-        </w:rPr>
-        <w:t xml:space="preserve">        return new ConfiguredSpecialCard(id, id, id, 1, "", effect, value, cond, condValue);</w:t>
-      </w:r>
-    </w:p>
-    <w:p>
-      <w:r>
-        <w:rPr>
-          <w:rFonts w:ascii="Times New Roman" w:hAnsi="Times New Roman" w:eastAsia="宋体"/>
-          <w:sz w:val="18"/>
-        </w:rPr>
-        <w:t xml:space="preserve">    }</w:t>
-      </w:r>
-    </w:p>
-    <w:p/>
-    <w:p>
-      <w:r>
-        <w:rPr>
-          <w:rFonts w:ascii="Times New Roman" w:hAnsi="Times New Roman" w:eastAsia="宋体"/>
-          <w:sz w:val="18"/>
-        </w:rPr>
-        <w:t xml:space="preserve">    @Test</w:t>
-      </w:r>
-    </w:p>
-    <w:p>
-      <w:r>
-        <w:rPr>
-          <w:rFonts w:ascii="Times New Roman" w:hAnsi="Times New Roman" w:eastAsia="宋体"/>
-          <w:sz w:val="18"/>
-        </w:rPr>
-        <w:t xml:space="preserve">    void 小丑结算时只加一次倍率() {</w:t>
-      </w:r>
-    </w:p>
-    <w:p>
-      <w:r>
-        <w:rPr>
-          <w:rFonts w:ascii="Times New Roman" w:hAnsi="Times New Roman" w:eastAsia="宋体"/>
-          <w:sz w:val="18"/>
-        </w:rPr>
-        <w:t xml:space="preserve">        // 对子 10×2，牌面 10+10；小丑无条件 +4 倍率整手一次：2+4=6</w:t>
-      </w:r>
-    </w:p>
-    <w:p>
-      <w:r>
-        <w:rPr>
-          <w:rFonts w:ascii="Times New Roman" w:hAnsi="Times New Roman" w:eastAsia="宋体"/>
-          <w:sz w:val="18"/>
-        </w:rPr>
-        <w:t xml:space="preserve">        var result = calculator.score(</w:t>
-      </w:r>
-    </w:p>
-    <w:p>
-      <w:r>
-        <w:rPr>
-          <w:rFonts w:ascii="Times New Roman" w:hAnsi="Times New Roman" w:eastAsia="宋体"/>
-          <w:sz w:val="18"/>
-        </w:rPr>
-        <w:t xml:space="preserve">                eval(HandType.PAIR, c(Rank.TEN), c(Rank.TEN)),</w:t>
-      </w:r>
-    </w:p>
-    <w:p>
-      <w:r>
-        <w:rPr>
-          <w:rFonts w:ascii="Times New Roman" w:hAnsi="Times New Roman" w:eastAsia="宋体"/>
-          <w:sz w:val="18"/>
-        </w:rPr>
-        <w:t xml:space="preserve">                List.of(joker("joker", ConfiguredSpecialCard.EffectType.ADD_MULT, 4,</w:t>
-      </w:r>
-    </w:p>
-    <w:p>
-      <w:r>
-        <w:rPr>
-          <w:rFonts w:ascii="Times New Roman" w:hAnsi="Times New Roman" w:eastAsia="宋体"/>
-          <w:sz w:val="18"/>
-        </w:rPr>
-        <w:t xml:space="preserve">                        ConfiguredSpecialCard.ConditionType.ALWAYS, null)));</w:t>
-      </w:r>
-    </w:p>
-    <w:p>
-      <w:r>
-        <w:rPr>
-          <w:rFonts w:ascii="Times New Roman" w:hAnsi="Times New Roman" w:eastAsia="宋体"/>
-          <w:sz w:val="18"/>
-        </w:rPr>
-        <w:t xml:space="preserve">        assertEquals(6, result.finalMult());</w:t>
-      </w:r>
-    </w:p>
-    <w:p>
-      <w:r>
-        <w:rPr>
-          <w:rFonts w:ascii="Times New Roman" w:hAnsi="Times New Roman" w:eastAsia="宋体"/>
-          <w:sz w:val="18"/>
-        </w:rPr>
-        <w:t xml:space="preserve">        // (10 + 20) × 6 = 180</w:t>
-      </w:r>
-    </w:p>
-    <w:p>
-      <w:r>
-        <w:rPr>
-          <w:rFonts w:ascii="Times New Roman" w:hAnsi="Times New Roman" w:eastAsia="宋体"/>
-          <w:sz w:val="18"/>
-        </w:rPr>
-        <w:t xml:space="preserve">        assertEquals(180, result.finalScore());</w:t>
-      </w:r>
-    </w:p>
-    <w:p>
-      <w:r>
-        <w:rPr>
-          <w:rFonts w:ascii="Times New Roman" w:hAnsi="Times New Roman" w:eastAsia="宋体"/>
-          <w:sz w:val="18"/>
-        </w:rPr>
-        <w:t xml:space="preserve">    }</w:t>
-      </w:r>
-    </w:p>
-    <w:p/>
-    <w:p>
-      <w:r>
-        <w:rPr>
-          <w:rFonts w:ascii="Times New Roman" w:hAnsi="Times New Roman" w:eastAsia="宋体"/>
-          <w:sz w:val="18"/>
-        </w:rPr>
-        <w:t xml:space="preserve">    @Test</w:t>
-      </w:r>
-    </w:p>
-    <w:p>
-      <w:r>
-        <w:rPr>
-          <w:rFonts w:ascii="Times New Roman" w:hAnsi="Times New Roman" w:eastAsia="宋体"/>
-          <w:sz w:val="18"/>
-        </w:rPr>
-        <w:t xml:space="preserve">    void 色欲小丑只有红桃牌触发() {</w:t>
-      </w:r>
-    </w:p>
-    <w:p>
-      <w:r>
-        <w:rPr>
-          <w:rFonts w:ascii="Times New Roman" w:hAnsi="Times New Roman" w:eastAsia="宋体"/>
-          <w:sz w:val="18"/>
-        </w:rPr>
-        <w:t xml:space="preserve">        // 对子：红桃10 + 黑桃10；色欲小丑只给红桃 +3：倍数 2+3=5</w:t>
-      </w:r>
-    </w:p>
-    <w:p>
-      <w:r>
-        <w:rPr>
-          <w:rFonts w:ascii="Times New Roman" w:hAnsi="Times New Roman" w:eastAsia="宋体"/>
-          <w:sz w:val="18"/>
-        </w:rPr>
-        <w:t xml:space="preserve">        var result = calculator.score(</w:t>
-      </w:r>
-    </w:p>
-    <w:p>
-      <w:r>
-        <w:rPr>
-          <w:rFonts w:ascii="Times New Roman" w:hAnsi="Times New Roman" w:eastAsia="宋体"/>
-          <w:sz w:val="18"/>
-        </w:rPr>
-        <w:t xml:space="preserve">                eval(HandType.PAIR,</w:t>
-      </w:r>
-    </w:p>
-    <w:p>
-      <w:r>
-        <w:rPr>
-          <w:rFonts w:ascii="Times New Roman" w:hAnsi="Times New Roman" w:eastAsia="宋体"/>
-          <w:sz w:val="18"/>
-        </w:rPr>
-        <w:t xml:space="preserve">                        new Card(Suit.HEART, Rank.TEN), new Card(Suit.SPADE, Rank.TEN)),</w:t>
-      </w:r>
-    </w:p>
-    <w:p>
-      <w:r>
-        <w:rPr>
-          <w:rFonts w:ascii="Times New Roman" w:hAnsi="Times New Roman" w:eastAsia="宋体"/>
-          <w:sz w:val="18"/>
-        </w:rPr>
-        <w:t xml:space="preserve">                List.of(joker("lusty_joker", ConfiguredSpecialCard.EffectType.ADD_MULT, 3,</w:t>
-      </w:r>
-    </w:p>
-    <w:p>
-      <w:r>
-        <w:rPr>
-          <w:rFonts w:ascii="Times New Roman" w:hAnsi="Times New Roman" w:eastAsia="宋体"/>
-          <w:sz w:val="18"/>
-        </w:rPr>
-        <w:t xml:space="preserve">                        ConfiguredSpecialCard.ConditionType.SCORING_SUIT, "HEART")));</w:t>
-      </w:r>
-    </w:p>
-    <w:p>
-      <w:r>
-        <w:rPr>
-          <w:rFonts w:ascii="Times New Roman" w:hAnsi="Times New Roman" w:eastAsia="宋体"/>
-          <w:sz w:val="18"/>
-        </w:rPr>
-        <w:t xml:space="preserve">        assertEquals(5, result.finalMult());</w:t>
-      </w:r>
-    </w:p>
-    <w:p>
-      <w:r>
-        <w:rPr>
-          <w:rFonts w:ascii="Times New Roman" w:hAnsi="Times New Roman" w:eastAsia="宋体"/>
-          <w:sz w:val="18"/>
-        </w:rPr>
-        <w:t xml:space="preserve">    }</w:t>
-      </w:r>
-    </w:p>
-    <w:p/>
-    <w:p>
-      <w:r>
-        <w:rPr>
-          <w:rFonts w:ascii="Times New Roman" w:hAnsi="Times New Roman" w:eastAsia="宋体"/>
-          <w:sz w:val="18"/>
-        </w:rPr>
-        <w:t xml:space="preserve">    @Test</w:t>
-      </w:r>
-    </w:p>
-    <w:p>
-      <w:r>
-        <w:rPr>
-          <w:rFonts w:ascii="Times New Roman" w:hAnsi="Times New Roman" w:eastAsia="宋体"/>
-          <w:sz w:val="18"/>
-        </w:rPr>
-        <w:t xml:space="preserve">    void 奸诈小丑整手只触发一次() {</w:t>
-      </w:r>
-    </w:p>
-    <w:p>
-      <w:r>
-        <w:rPr>
-          <w:rFonts w:ascii="Times New Roman" w:hAnsi="Times New Roman" w:eastAsia="宋体"/>
-          <w:sz w:val="18"/>
-        </w:rPr>
-        <w:t xml:space="preserve">        // 对子 +50 积分，整手一次（不是每张 +50）</w:t>
-      </w:r>
-    </w:p>
-    <w:p>
-      <w:r>
-        <w:rPr>
-          <w:rFonts w:ascii="Times New Roman" w:hAnsi="Times New Roman" w:eastAsia="宋体"/>
-          <w:sz w:val="18"/>
-        </w:rPr>
-        <w:t xml:space="preserve">        var result = calculator.score(</w:t>
-      </w:r>
-    </w:p>
-    <w:p>
-      <w:r>
-        <w:rPr>
-          <w:rFonts w:ascii="Times New Roman" w:hAnsi="Times New Roman" w:eastAsia="宋体"/>
-          <w:sz w:val="18"/>
-        </w:rPr>
-        <w:t xml:space="preserve">                eval(HandType.PAIR, c(Rank.TEN), c(Rank.TEN)),</w:t>
-      </w:r>
-    </w:p>
-    <w:p>
-      <w:r>
-        <w:rPr>
-          <w:rFonts w:ascii="Times New Roman" w:hAnsi="Times New Roman" w:eastAsia="宋体"/>
-          <w:sz w:val="18"/>
-        </w:rPr>
-        <w:t xml:space="preserve">                List.of(joker("sly_joker", ConfiguredSpecialCard.EffectType.ADD_CHIPS, 50,</w:t>
-      </w:r>
-    </w:p>
-    <w:p>
-      <w:r>
-        <w:rPr>
-          <w:rFonts w:ascii="Times New Roman" w:hAnsi="Times New Roman" w:eastAsia="宋体"/>
-          <w:sz w:val="18"/>
-        </w:rPr>
-        <w:t xml:space="preserve">                        ConfiguredSpecialCard.ConditionType.HAND_TYPE, "PAIR")));</w:t>
-      </w:r>
-    </w:p>
-    <w:p>
-      <w:r>
-        <w:rPr>
-          <w:rFonts w:ascii="Times New Roman" w:hAnsi="Times New Roman" w:eastAsia="宋体"/>
-          <w:sz w:val="18"/>
-        </w:rPr>
-        <w:t xml:space="preserve">        assertEquals(50, result.bonusChips());</w:t>
-      </w:r>
-    </w:p>
-    <w:p>
-      <w:r>
-        <w:rPr>
-          <w:rFonts w:ascii="Times New Roman" w:hAnsi="Times New Roman" w:eastAsia="宋体"/>
-          <w:sz w:val="18"/>
-        </w:rPr>
-        <w:t xml:space="preserve">        // (10 + 20 + 50) × 2 = 160</w:t>
-      </w:r>
-    </w:p>
-    <w:p>
-      <w:r>
-        <w:rPr>
-          <w:rFonts w:ascii="Times New Roman" w:hAnsi="Times New Roman" w:eastAsia="宋体"/>
-          <w:sz w:val="18"/>
-        </w:rPr>
-        <w:t xml:space="preserve">        assertEquals(160, result.finalScore());</w:t>
-      </w:r>
-    </w:p>
-    <w:p>
-      <w:r>
-        <w:rPr>
-          <w:rFonts w:ascii="Times New Roman" w:hAnsi="Times New Roman" w:eastAsia="宋体"/>
-          <w:sz w:val="18"/>
-        </w:rPr>
-        <w:t xml:space="preserve">    }</w:t>
-      </w:r>
-    </w:p>
-    <w:p/>
-    <w:p>
-      <w:r>
-        <w:rPr>
-          <w:rFonts w:ascii="Times New Roman" w:hAnsi="Times New Roman" w:eastAsia="宋体"/>
-          <w:sz w:val="18"/>
-        </w:rPr>
-        <w:t xml:space="preserve">    @Test</w:t>
-      </w:r>
-    </w:p>
-    <w:p>
-      <w:r>
-        <w:rPr>
-          <w:rFonts w:ascii="Times New Roman" w:hAnsi="Times New Roman" w:eastAsia="宋体"/>
-          <w:sz w:val="18"/>
-        </w:rPr>
-        <w:t xml:space="preserve">    void 奸诈小丑对不含对子的牌型不触发() {</w:t>
-      </w:r>
-    </w:p>
-    <w:p>
-      <w:r>
-        <w:rPr>
-          <w:rFonts w:ascii="Times New Roman" w:hAnsi="Times New Roman" w:eastAsia="宋体"/>
-          <w:sz w:val="18"/>
-        </w:rPr>
-        <w:t xml:space="preserve">        var result = calculator.score(</w:t>
-      </w:r>
-    </w:p>
-    <w:p>
-      <w:r>
-        <w:rPr>
-          <w:rFonts w:ascii="Times New Roman" w:hAnsi="Times New Roman" w:eastAsia="宋体"/>
-          <w:sz w:val="18"/>
-        </w:rPr>
-        <w:t xml:space="preserve">                eval(HandType.HIGH_CARD, c(Rank.ACE)),</w:t>
-      </w:r>
-    </w:p>
-    <w:p>
-      <w:r>
-        <w:rPr>
-          <w:rFonts w:ascii="Times New Roman" w:hAnsi="Times New Roman" w:eastAsia="宋体"/>
-          <w:sz w:val="18"/>
-        </w:rPr>
-        <w:t xml:space="preserve">                List.of(joker("sly_joker", ConfiguredSpecialCard.EffectType.ADD_CHIPS, 50,</w:t>
-      </w:r>
-    </w:p>
-    <w:p>
-      <w:r>
-        <w:rPr>
-          <w:rFonts w:ascii="Times New Roman" w:hAnsi="Times New Roman" w:eastAsia="宋体"/>
-          <w:sz w:val="18"/>
-        </w:rPr>
-        <w:t xml:space="preserve">                        ConfiguredSpecialCard.ConditionType.HAND_TYPE, "PAIR")));</w:t>
-      </w:r>
-    </w:p>
-    <w:p>
-      <w:r>
-        <w:rPr>
-          <w:rFonts w:ascii="Times New Roman" w:hAnsi="Times New Roman" w:eastAsia="宋体"/>
-          <w:sz w:val="18"/>
-        </w:rPr>
-        <w:t xml:space="preserve">        assertEquals(0, result.bonusChips());</w:t>
-      </w:r>
-    </w:p>
-    <w:p>
-      <w:r>
-        <w:rPr>
-          <w:rFonts w:ascii="Times New Roman" w:hAnsi="Times New Roman" w:eastAsia="宋体"/>
-          <w:sz w:val="18"/>
-        </w:rPr>
-        <w:t xml:space="preserve">    }</w:t>
-      </w:r>
-    </w:p>
-    <w:p/>
-    <w:p>
-      <w:r>
-        <w:rPr>
-          <w:rFonts w:ascii="Times New Roman" w:hAnsi="Times New Roman" w:eastAsia="宋体"/>
-          <w:sz w:val="18"/>
-        </w:rPr>
-        <w:t xml:space="preserve">    @Test</w:t>
-      </w:r>
-    </w:p>
-    <w:p>
-      <w:r>
-        <w:rPr>
-          <w:rFonts w:ascii="Times New Roman" w:hAnsi="Times New Roman" w:eastAsia="宋体"/>
-          <w:sz w:val="18"/>
-        </w:rPr>
-        <w:t xml:space="preserve">    void 无功能牌时得分等于基础分加点数乘倍数() {</w:t>
-      </w:r>
-    </w:p>
-    <w:p>
-      <w:r>
-        <w:rPr>
-          <w:rFonts w:ascii="Times New Roman" w:hAnsi="Times New Roman" w:eastAsia="宋体"/>
-          <w:sz w:val="18"/>
-        </w:rPr>
-        <w:t xml:space="preserve">        // 对子 10×2，牌面 10 + 10：得分 = (10 + 20) × 2 = 60</w:t>
-      </w:r>
-    </w:p>
-    <w:p>
-      <w:r>
-        <w:rPr>
-          <w:rFonts w:ascii="Times New Roman" w:hAnsi="Times New Roman" w:eastAsia="宋体"/>
-          <w:sz w:val="18"/>
-        </w:rPr>
-        <w:t xml:space="preserve">        var result = calculator.score(</w:t>
-      </w:r>
-    </w:p>
-    <w:p>
-      <w:r>
-        <w:rPr>
-          <w:rFonts w:ascii="Times New Roman" w:hAnsi="Times New Roman" w:eastAsia="宋体"/>
-          <w:sz w:val="18"/>
-        </w:rPr>
-        <w:t xml:space="preserve">                eval(HandType.PAIR, c(Rank.TEN), c(Rank.TEN)), List.of());</w:t>
-      </w:r>
-    </w:p>
-    <w:p>
-      <w:r>
-        <w:rPr>
-          <w:rFonts w:ascii="Times New Roman" w:hAnsi="Times New Roman" w:eastAsia="宋体"/>
-          <w:sz w:val="18"/>
-        </w:rPr>
-        <w:t xml:space="preserve">        assertEquals(10, result.baseChips());</w:t>
-      </w:r>
-    </w:p>
-    <w:p>
-      <w:r>
-        <w:rPr>
-          <w:rFonts w:ascii="Times New Roman" w:hAnsi="Times New Roman" w:eastAsia="宋体"/>
-          <w:sz w:val="18"/>
-        </w:rPr>
-        <w:t xml:space="preserve">        assertEquals(20, result.cardChips());</w:t>
-      </w:r>
-    </w:p>
-    <w:p>
-      <w:r>
-        <w:rPr>
-          <w:rFonts w:ascii="Times New Roman" w:hAnsi="Times New Roman" w:eastAsia="宋体"/>
-          <w:sz w:val="18"/>
-        </w:rPr>
-        <w:t xml:space="preserve">        assertEquals(0, result.bonusChips());</w:t>
-      </w:r>
-    </w:p>
-    <w:p>
-      <w:r>
-        <w:rPr>
-          <w:rFonts w:ascii="Times New Roman" w:hAnsi="Times New Roman" w:eastAsia="宋体"/>
-          <w:sz w:val="18"/>
-        </w:rPr>
-        <w:t xml:space="preserve">        assertEquals(2, result.baseMult());</w:t>
-      </w:r>
-    </w:p>
-    <w:p>
-      <w:r>
-        <w:rPr>
-          <w:rFonts w:ascii="Times New Roman" w:hAnsi="Times New Roman" w:eastAsia="宋体"/>
-          <w:sz w:val="18"/>
-        </w:rPr>
-        <w:t xml:space="preserve">        assertEquals(60, result.finalScore());</w:t>
-      </w:r>
-    </w:p>
-    <w:p>
-      <w:r>
-        <w:rPr>
-          <w:rFonts w:ascii="Times New Roman" w:hAnsi="Times New Roman" w:eastAsia="宋体"/>
-          <w:sz w:val="18"/>
-        </w:rPr>
-        <w:t xml:space="preserve">    }</w:t>
-      </w:r>
-    </w:p>
-    <w:p/>
-    <w:p>
-      <w:r>
-        <w:rPr>
-          <w:rFonts w:ascii="Times New Roman" w:hAnsi="Times New Roman" w:eastAsia="宋体"/>
-          <w:sz w:val="18"/>
-        </w:rPr>
-        <w:t xml:space="preserve">    @Test</w:t>
-      </w:r>
-    </w:p>
-    <w:p>
-      <w:r>
-        <w:rPr>
-          <w:rFonts w:ascii="Times New Roman" w:hAnsi="Times New Roman" w:eastAsia="宋体"/>
-          <w:sz w:val="18"/>
-        </w:rPr>
-        <w:t xml:space="preserve">    void 人头牌计10分A计11分() {</w:t>
-      </w:r>
-    </w:p>
-    <w:p>
-      <w:r>
-        <w:rPr>
-          <w:rFonts w:ascii="Times New Roman" w:hAnsi="Times New Roman" w:eastAsia="宋体"/>
-          <w:sz w:val="18"/>
-        </w:rPr>
-        <w:t xml:space="preserve">        // 对子 K + A 的点数部分：10 + 11 = 21</w:t>
-      </w:r>
-    </w:p>
-    <w:p>
-      <w:r>
-        <w:rPr>
-          <w:rFonts w:ascii="Times New Roman" w:hAnsi="Times New Roman" w:eastAsia="宋体"/>
-          <w:sz w:val="18"/>
-        </w:rPr>
-        <w:t xml:space="preserve">        var result = calculator.score(</w:t>
-      </w:r>
-    </w:p>
-    <w:p>
-      <w:r>
-        <w:rPr>
-          <w:rFonts w:ascii="Times New Roman" w:hAnsi="Times New Roman" w:eastAsia="宋体"/>
-          <w:sz w:val="18"/>
-        </w:rPr>
-        <w:t xml:space="preserve">                eval(HandType.PAIR, c(Rank.KING), c(Rank.ACE)), List.of());</w:t>
-      </w:r>
-    </w:p>
-    <w:p>
-      <w:r>
-        <w:rPr>
-          <w:rFonts w:ascii="Times New Roman" w:hAnsi="Times New Roman" w:eastAsia="宋体"/>
-          <w:sz w:val="18"/>
-        </w:rPr>
-        <w:t xml:space="preserve">        assertEquals(21, result.cardChips());</w:t>
-      </w:r>
-    </w:p>
-    <w:p>
-      <w:r>
-        <w:rPr>
-          <w:rFonts w:ascii="Times New Roman" w:hAnsi="Times New Roman" w:eastAsia="宋体"/>
-          <w:sz w:val="18"/>
-        </w:rPr>
-        <w:t xml:space="preserve">    }</w:t>
-      </w:r>
-    </w:p>
-    <w:p/>
-    <w:p>
-      <w:r>
-        <w:rPr>
-          <w:rFonts w:ascii="Times New Roman" w:hAnsi="Times New Roman" w:eastAsia="宋体"/>
-          <w:sz w:val="18"/>
-        </w:rPr>
-        <w:t xml:space="preserve">    @Test</w:t>
-      </w:r>
-    </w:p>
-    <w:p>
-      <w:r>
-        <w:rPr>
-          <w:rFonts w:ascii="Times New Roman" w:hAnsi="Times New Roman" w:eastAsia="宋体"/>
-          <w:sz w:val="18"/>
-        </w:rPr>
-        <w:t xml:space="preserve">    void 无条件功能牌结算时只触发一次() {</w:t>
-      </w:r>
-    </w:p>
-    <w:p>
-      <w:r>
-        <w:rPr>
-          <w:rFonts w:ascii="Times New Roman" w:hAnsi="Times New Roman" w:eastAsia="宋体"/>
-          <w:sz w:val="18"/>
-        </w:rPr>
-        <w:t xml:space="preserve">        // 对子计 2 张牌，无条件 +30 分功能牌整手只触发一次：加成 30</w:t>
-      </w:r>
-    </w:p>
-    <w:p>
-      <w:r>
-        <w:rPr>
-          <w:rFonts w:ascii="Times New Roman" w:hAnsi="Times New Roman" w:eastAsia="宋体"/>
-          <w:sz w:val="18"/>
-        </w:rPr>
-        <w:t xml:space="preserve">        var result = calculator.score(</w:t>
-      </w:r>
-    </w:p>
-    <w:p>
-      <w:r>
-        <w:rPr>
-          <w:rFonts w:ascii="Times New Roman" w:hAnsi="Times New Roman" w:eastAsia="宋体"/>
-          <w:sz w:val="18"/>
-        </w:rPr>
-        <w:t xml:space="preserve">                eval(HandType.PAIR, c(Rank.TEN), c(Rank.TEN)),</w:t>
-      </w:r>
-    </w:p>
-    <w:p>
-      <w:r>
-        <w:rPr>
-          <w:rFonts w:ascii="Times New Roman" w:hAnsi="Times New Roman" w:eastAsia="宋体"/>
-          <w:sz w:val="18"/>
-        </w:rPr>
-        <w:t xml:space="preserve">                List.of(addChips(30)));</w:t>
-      </w:r>
-    </w:p>
-    <w:p>
-      <w:r>
-        <w:rPr>
-          <w:rFonts w:ascii="Times New Roman" w:hAnsi="Times New Roman" w:eastAsia="宋体"/>
-          <w:sz w:val="18"/>
-        </w:rPr>
-        <w:t xml:space="preserve">        assertEquals(30, result.bonusChips());</w:t>
-      </w:r>
-    </w:p>
-    <w:p>
-      <w:r>
-        <w:rPr>
-          <w:rFonts w:ascii="Times New Roman" w:hAnsi="Times New Roman" w:eastAsia="宋体"/>
-          <w:sz w:val="18"/>
-        </w:rPr>
-        <w:t xml:space="preserve">        // (10 + 20 + 30) × 2 = 120</w:t>
-      </w:r>
-    </w:p>
-    <w:p>
-      <w:r>
-        <w:rPr>
-          <w:rFonts w:ascii="Times New Roman" w:hAnsi="Times New Roman" w:eastAsia="宋体"/>
-          <w:sz w:val="18"/>
-        </w:rPr>
-        <w:t xml:space="preserve">        assertEquals(120, result.finalScore());</w:t>
-      </w:r>
-    </w:p>
-    <w:p>
-      <w:r>
-        <w:rPr>
-          <w:rFonts w:ascii="Times New Roman" w:hAnsi="Times New Roman" w:eastAsia="宋体"/>
-          <w:sz w:val="18"/>
-        </w:rPr>
-        <w:t xml:space="preserve">    }</w:t>
-      </w:r>
-    </w:p>
-    <w:p/>
-    <w:p>
-      <w:r>
-        <w:rPr>
-          <w:rFonts w:ascii="Times New Roman" w:hAnsi="Times New Roman" w:eastAsia="宋体"/>
-          <w:sz w:val="18"/>
-        </w:rPr>
-        <w:t xml:space="preserve">    @Test</w:t>
-      </w:r>
-    </w:p>
-    <w:p>
-      <w:r>
-        <w:rPr>
-          <w:rFonts w:ascii="Times New Roman" w:hAnsi="Times New Roman" w:eastAsia="宋体"/>
-          <w:sz w:val="18"/>
-        </w:rPr>
-        <w:t xml:space="preserve">    void 高牌五张只计最大一张() {</w:t>
-      </w:r>
-    </w:p>
-    <w:p>
-      <w:r>
-        <w:rPr>
-          <w:rFonts w:ascii="Times New Roman" w:hAnsi="Times New Roman" w:eastAsia="宋体"/>
-          <w:sz w:val="18"/>
-        </w:rPr>
-        <w:t xml:space="preserve">        // 高牌 5×1，只有 A 计分：(5 + 11) × 1 = 16</w:t>
-      </w:r>
-    </w:p>
-    <w:p>
-      <w:r>
-        <w:rPr>
-          <w:rFonts w:ascii="Times New Roman" w:hAnsi="Times New Roman" w:eastAsia="宋体"/>
-          <w:sz w:val="18"/>
-        </w:rPr>
-        <w:t xml:space="preserve">        var result = calculator.score(</w:t>
-      </w:r>
-    </w:p>
-    <w:p>
-      <w:r>
-        <w:rPr>
-          <w:rFonts w:ascii="Times New Roman" w:hAnsi="Times New Roman" w:eastAsia="宋体"/>
-          <w:sz w:val="18"/>
-        </w:rPr>
-        <w:t xml:space="preserve">                eval(HandType.HIGH_CARD, c(Rank.ACE)), List.of());</w:t>
-      </w:r>
-    </w:p>
-    <w:p>
-      <w:r>
-        <w:rPr>
-          <w:rFonts w:ascii="Times New Roman" w:hAnsi="Times New Roman" w:eastAsia="宋体"/>
-          <w:sz w:val="18"/>
-        </w:rPr>
-        <w:t xml:space="preserve">        assertEquals(16, result.finalScore());</w:t>
-      </w:r>
-    </w:p>
-    <w:p>
-      <w:r>
-        <w:rPr>
-          <w:rFonts w:ascii="Times New Roman" w:hAnsi="Times New Roman" w:eastAsia="宋体"/>
-          <w:sz w:val="18"/>
-        </w:rPr>
-        <w:t xml:space="preserve">    }</w:t>
-      </w:r>
-    </w:p>
-    <w:p/>
-    <w:p>
-      <w:r>
-        <w:rPr>
-          <w:rFonts w:ascii="Times New Roman" w:hAnsi="Times New Roman" w:eastAsia="宋体"/>
-          <w:sz w:val="18"/>
-        </w:rPr>
-        <w:t xml:space="preserve">    @Test</w:t>
-      </w:r>
-    </w:p>
-    <w:p>
-      <w:r>
-        <w:rPr>
-          <w:rFonts w:ascii="Times New Roman" w:hAnsi="Times New Roman" w:eastAsia="宋体"/>
-          <w:sz w:val="18"/>
-        </w:rPr>
-        <w:t xml:space="preserve">    void 微笑表情只给人头牌加倍率() {</w:t>
-      </w:r>
-    </w:p>
-    <w:p>
-      <w:r>
-        <w:rPr>
-          <w:rFonts w:ascii="Times New Roman" w:hAnsi="Times New Roman" w:eastAsia="宋体"/>
-          <w:sz w:val="18"/>
-        </w:rPr>
-        <w:t xml:space="preserve">        // 对子 5+5：无人头牌，倍率不变</w:t>
-      </w:r>
-    </w:p>
-    <w:p>
-      <w:r>
-        <w:rPr>
-          <w:rFonts w:ascii="Times New Roman" w:hAnsi="Times New Roman" w:eastAsia="宋体"/>
-          <w:sz w:val="18"/>
-        </w:rPr>
-        <w:t xml:space="preserve">        var noFace = calculator.score(</w:t>
-      </w:r>
-    </w:p>
-    <w:p>
-      <w:r>
-        <w:rPr>
-          <w:rFonts w:ascii="Times New Roman" w:hAnsi="Times New Roman" w:eastAsia="宋体"/>
-          <w:sz w:val="18"/>
-        </w:rPr>
-        <w:t xml:space="preserve">                eval(HandType.PAIR, c(Rank.FIVE), c(Rank.FIVE)),</w:t>
-      </w:r>
-    </w:p>
-    <w:p>
-      <w:r>
-        <w:rPr>
-          <w:rFonts w:ascii="Times New Roman" w:hAnsi="Times New Roman" w:eastAsia="宋体"/>
-          <w:sz w:val="18"/>
-        </w:rPr>
-        <w:t xml:space="preserve">                List.of(joker("smiley_face", ConfiguredSpecialCard.EffectType.ADD_MULT, 5,</w:t>
-      </w:r>
-    </w:p>
-    <w:p>
-      <w:r>
-        <w:rPr>
-          <w:rFonts w:ascii="Times New Roman" w:hAnsi="Times New Roman" w:eastAsia="宋体"/>
-          <w:sz w:val="18"/>
-        </w:rPr>
-        <w:t xml:space="preserve">                        ConfiguredSpecialCard.ConditionType.SCORING_FACE, null)));</w:t>
-      </w:r>
-    </w:p>
-    <w:p>
-      <w:r>
-        <w:rPr>
-          <w:rFonts w:ascii="Times New Roman" w:hAnsi="Times New Roman" w:eastAsia="宋体"/>
-          <w:sz w:val="18"/>
-        </w:rPr>
-        <w:t xml:space="preserve">        assertEquals(2, noFace.finalMult());</w:t>
-      </w:r>
-    </w:p>
-    <w:p>
-      <w:r>
-        <w:rPr>
-          <w:rFonts w:ascii="Times New Roman" w:hAnsi="Times New Roman" w:eastAsia="宋体"/>
-          <w:sz w:val="18"/>
-        </w:rPr>
-        <w:t xml:space="preserve">        // 对子 K+K：两张人头各 +5，倍率 2+10=12</w:t>
-      </w:r>
-    </w:p>
-    <w:p>
-      <w:r>
-        <w:rPr>
-          <w:rFonts w:ascii="Times New Roman" w:hAnsi="Times New Roman" w:eastAsia="宋体"/>
-          <w:sz w:val="18"/>
-        </w:rPr>
-        <w:t xml:space="preserve">        var faces = calculator.score(</w:t>
-      </w:r>
-    </w:p>
-    <w:p>
-      <w:r>
-        <w:rPr>
-          <w:rFonts w:ascii="Times New Roman" w:hAnsi="Times New Roman" w:eastAsia="宋体"/>
-          <w:sz w:val="18"/>
-        </w:rPr>
-        <w:t xml:space="preserve">                eval(HandType.PAIR, c(Rank.KING), c(Rank.KING)),</w:t>
-      </w:r>
-    </w:p>
-    <w:p>
-      <w:r>
-        <w:rPr>
-          <w:rFonts w:ascii="Times New Roman" w:hAnsi="Times New Roman" w:eastAsia="宋体"/>
-          <w:sz w:val="18"/>
-        </w:rPr>
-        <w:t xml:space="preserve">                List.of(joker("smiley_face", ConfiguredSpecialCard.EffectType.ADD_MULT, 5,</w:t>
-      </w:r>
-    </w:p>
-    <w:p>
-      <w:r>
-        <w:rPr>
-          <w:rFonts w:ascii="Times New Roman" w:hAnsi="Times New Roman" w:eastAsia="宋体"/>
-          <w:sz w:val="18"/>
-        </w:rPr>
-        <w:t xml:space="preserve">                        ConfiguredSpecialCard.ConditionType.SCORING_FACE, null)));</w:t>
-      </w:r>
-    </w:p>
-    <w:p>
-      <w:r>
-        <w:rPr>
-          <w:rFonts w:ascii="Times New Roman" w:hAnsi="Times New Roman" w:eastAsia="宋体"/>
-          <w:sz w:val="18"/>
-        </w:rPr>
-        <w:t xml:space="preserve">        assertEquals(12, faces.finalMult());</w:t>
-      </w:r>
-    </w:p>
-    <w:p>
-      <w:r>
-        <w:rPr>
-          <w:rFonts w:ascii="Times New Roman" w:hAnsi="Times New Roman" w:eastAsia="宋体"/>
-          <w:sz w:val="18"/>
-        </w:rPr>
-        <w:t xml:space="preserve">        // (10 + 20) × 12 = 360</w:t>
-      </w:r>
-    </w:p>
-    <w:p>
-      <w:r>
-        <w:rPr>
-          <w:rFonts w:ascii="Times New Roman" w:hAnsi="Times New Roman" w:eastAsia="宋体"/>
-          <w:sz w:val="18"/>
-        </w:rPr>
-        <w:t xml:space="preserve">        assertEquals(360, faces.finalScore());</w:t>
-      </w:r>
-    </w:p>
-    <w:p>
-      <w:r>
-        <w:rPr>
-          <w:rFonts w:ascii="Times New Roman" w:hAnsi="Times New Roman" w:eastAsia="宋体"/>
-          <w:sz w:val="18"/>
-        </w:rPr>
-        <w:t xml:space="preserve">    }</w:t>
-      </w:r>
-    </w:p>
-    <w:p/>
-    <w:p>
-      <w:r>
-        <w:rPr>
-          <w:rFonts w:ascii="Times New Roman" w:hAnsi="Times New Roman" w:eastAsia="宋体"/>
-          <w:sz w:val="18"/>
-        </w:rPr>
-        <w:t xml:space="preserve">    @Test</w:t>
-      </w:r>
-    </w:p>
-    <w:p>
-      <w:r>
-        <w:rPr>
-          <w:rFonts w:ascii="Times New Roman" w:hAnsi="Times New Roman" w:eastAsia="宋体"/>
-          <w:sz w:val="18"/>
-        </w:rPr>
-        <w:t xml:space="preserve">    void 恐怖面孔只给人头牌加积分() {</w:t>
-      </w:r>
-    </w:p>
-    <w:p>
-      <w:r>
-        <w:rPr>
-          <w:rFonts w:ascii="Times New Roman" w:hAnsi="Times New Roman" w:eastAsia="宋体"/>
-          <w:sz w:val="18"/>
-        </w:rPr>
-        <w:t xml:space="preserve">        // 对子 K+5：只有 K 触发 +30</w:t>
-      </w:r>
-    </w:p>
-    <w:p>
-      <w:r>
-        <w:rPr>
-          <w:rFonts w:ascii="Times New Roman" w:hAnsi="Times New Roman" w:eastAsia="宋体"/>
-          <w:sz w:val="18"/>
-        </w:rPr>
-        <w:t xml:space="preserve">        var result = calculator.score(</w:t>
-      </w:r>
-    </w:p>
-    <w:p>
-      <w:r>
-        <w:rPr>
-          <w:rFonts w:ascii="Times New Roman" w:hAnsi="Times New Roman" w:eastAsia="宋体"/>
-          <w:sz w:val="18"/>
-        </w:rPr>
-        <w:t xml:space="preserve">                eval(HandType.PAIR, c(Rank.KING), c(Rank.FIVE)),</w:t>
-      </w:r>
-    </w:p>
-    <w:p>
-      <w:r>
-        <w:rPr>
-          <w:rFonts w:ascii="Times New Roman" w:hAnsi="Times New Roman" w:eastAsia="宋体"/>
-          <w:sz w:val="18"/>
-        </w:rPr>
-        <w:t xml:space="preserve">                List.of(joker("scary_face", ConfiguredSpecialCard.EffectType.ADD_CHIPS, 30,</w:t>
-      </w:r>
-    </w:p>
-    <w:p>
-      <w:r>
-        <w:rPr>
-          <w:rFonts w:ascii="Times New Roman" w:hAnsi="Times New Roman" w:eastAsia="宋体"/>
-          <w:sz w:val="18"/>
-        </w:rPr>
-        <w:t xml:space="preserve">                        ConfiguredSpecialCard.ConditionType.SCORING_FACE, null)));</w:t>
-      </w:r>
-    </w:p>
-    <w:p>
-      <w:r>
-        <w:rPr>
-          <w:rFonts w:ascii="Times New Roman" w:hAnsi="Times New Roman" w:eastAsia="宋体"/>
-          <w:sz w:val="18"/>
-        </w:rPr>
-        <w:t xml:space="preserve">        assertEquals(30, result.bonusChips());</w:t>
-      </w:r>
-    </w:p>
-    <w:p>
-      <w:r>
-        <w:rPr>
-          <w:rFonts w:ascii="Times New Roman" w:hAnsi="Times New Roman" w:eastAsia="宋体"/>
-          <w:sz w:val="18"/>
-        </w:rPr>
-        <w:t xml:space="preserve">    }</w:t>
-      </w:r>
-    </w:p>
-    <w:p/>
-    <w:p>
-      <w:r>
-        <w:rPr>
-          <w:rFonts w:ascii="Times New Roman" w:hAnsi="Times New Roman" w:eastAsia="宋体"/>
-          <w:sz w:val="18"/>
-        </w:rPr>
-        <w:t xml:space="preserve">    @Test</w:t>
-      </w:r>
-    </w:p>
-    <w:p>
-      <w:r>
-        <w:rPr>
-          <w:rFonts w:ascii="Times New Roman" w:hAnsi="Times New Roman" w:eastAsia="宋体"/>
-          <w:sz w:val="18"/>
-        </w:rPr>
-        <w:t xml:space="preserve">    void 斐波那契只对指定点数触发() {</w:t>
-      </w:r>
-    </w:p>
-    <w:p>
-      <w:r>
-        <w:rPr>
-          <w:rFonts w:ascii="Times New Roman" w:hAnsi="Times New Roman" w:eastAsia="宋体"/>
-          <w:sz w:val="18"/>
-        </w:rPr>
-        <w:t xml:space="preserve">        // 对子 A+A：两张都在集合中，倍率 2+16=18</w:t>
-      </w:r>
-    </w:p>
-    <w:p>
-      <w:r>
-        <w:rPr>
-          <w:rFonts w:ascii="Times New Roman" w:hAnsi="Times New Roman" w:eastAsia="宋体"/>
-          <w:sz w:val="18"/>
-        </w:rPr>
-        <w:t xml:space="preserve">        var result = calculator.score(</w:t>
-      </w:r>
-    </w:p>
-    <w:p>
-      <w:r>
-        <w:rPr>
-          <w:rFonts w:ascii="Times New Roman" w:hAnsi="Times New Roman" w:eastAsia="宋体"/>
-          <w:sz w:val="18"/>
-        </w:rPr>
-        <w:t xml:space="preserve">                eval(HandType.PAIR, c(Rank.ACE), c(Rank.ACE)),</w:t>
-      </w:r>
-    </w:p>
-    <w:p>
-      <w:r>
-        <w:rPr>
-          <w:rFonts w:ascii="Times New Roman" w:hAnsi="Times New Roman" w:eastAsia="宋体"/>
-          <w:sz w:val="18"/>
-        </w:rPr>
-        <w:t xml:space="preserve">                List.of(joker("fibonacci", ConfiguredSpecialCard.EffectType.ADD_MULT, 8,</w:t>
-      </w:r>
-    </w:p>
-    <w:p>
-      <w:r>
-        <w:rPr>
-          <w:rFonts w:ascii="Times New Roman" w:hAnsi="Times New Roman" w:eastAsia="宋体"/>
-          <w:sz w:val="18"/>
-        </w:rPr>
-        <w:t xml:space="preserve">                        ConfiguredSpecialCard.ConditionType.SCORING_RANKS,</w:t>
-      </w:r>
-    </w:p>
-    <w:p>
-      <w:r>
-        <w:rPr>
-          <w:rFonts w:ascii="Times New Roman" w:hAnsi="Times New Roman" w:eastAsia="宋体"/>
-          <w:sz w:val="18"/>
-        </w:rPr>
-        <w:t xml:space="preserve">                        "ACE,TWO,THREE,FIVE,EIGHT")));</w:t>
-      </w:r>
-    </w:p>
-    <w:p>
-      <w:r>
-        <w:rPr>
-          <w:rFonts w:ascii="Times New Roman" w:hAnsi="Times New Roman" w:eastAsia="宋体"/>
-          <w:sz w:val="18"/>
-        </w:rPr>
-        <w:t xml:space="preserve">        assertEquals(18, result.finalMult());</w:t>
-      </w:r>
-    </w:p>
-    <w:p>
-      <w:r>
-        <w:rPr>
-          <w:rFonts w:ascii="Times New Roman" w:hAnsi="Times New Roman" w:eastAsia="宋体"/>
-          <w:sz w:val="18"/>
-        </w:rPr>
-        <w:t xml:space="preserve">    }</w:t>
-      </w:r>
-    </w:p>
-    <w:p/>
-    <w:p>
-      <w:r>
-        <w:rPr>
-          <w:rFonts w:ascii="Times New Roman" w:hAnsi="Times New Roman" w:eastAsia="宋体"/>
-          <w:sz w:val="18"/>
-        </w:rPr>
-        <w:t xml:space="preserve">    @Test</w:t>
-      </w:r>
-    </w:p>
-    <w:p>
-      <w:r>
-        <w:rPr>
-          <w:rFonts w:ascii="Times New Roman" w:hAnsi="Times New Roman" w:eastAsia="宋体"/>
-          <w:sz w:val="18"/>
-        </w:rPr>
-        <w:t xml:space="preserve">    void 抽象小丑按持有功能牌数量加倍率() {</w:t>
-      </w:r>
-    </w:p>
-    <w:p>
-      <w:r>
-        <w:rPr>
-          <w:rFonts w:ascii="Times New Roman" w:hAnsi="Times New Roman" w:eastAsia="宋体"/>
-          <w:sz w:val="18"/>
-        </w:rPr>
-        <w:t xml:space="preserve">        // 只持有抽象小丑：倍率 2+3×1=5</w:t>
-      </w:r>
-    </w:p>
-    <w:p>
-      <w:r>
-        <w:rPr>
-          <w:rFonts w:ascii="Times New Roman" w:hAnsi="Times New Roman" w:eastAsia="宋体"/>
-          <w:sz w:val="18"/>
-        </w:rPr>
-        <w:t xml:space="preserve">        var alone = calculator.score(</w:t>
-      </w:r>
-    </w:p>
-    <w:p>
-      <w:r>
-        <w:rPr>
-          <w:rFonts w:ascii="Times New Roman" w:hAnsi="Times New Roman" w:eastAsia="宋体"/>
-          <w:sz w:val="18"/>
-        </w:rPr>
-        <w:t xml:space="preserve">                eval(HandType.PAIR, c(Rank.TEN), c(Rank.TEN)),</w:t>
-      </w:r>
-    </w:p>
-    <w:p>
-      <w:r>
-        <w:rPr>
-          <w:rFonts w:ascii="Times New Roman" w:hAnsi="Times New Roman" w:eastAsia="宋体"/>
-          <w:sz w:val="18"/>
-        </w:rPr>
-        <w:t xml:space="preserve">                List.of(joker("abstract_joker", ConfiguredSpecialCard.EffectType.ADD_MULT_PER_SPECIAL, 3,</w:t>
-      </w:r>
-    </w:p>
-    <w:p>
-      <w:r>
-        <w:rPr>
-          <w:rFonts w:ascii="Times New Roman" w:hAnsi="Times New Roman" w:eastAsia="宋体"/>
-          <w:sz w:val="18"/>
-        </w:rPr>
-        <w:t xml:space="preserve">                        ConfiguredSpecialCard.ConditionType.ALWAYS, null)));</w:t>
-      </w:r>
-    </w:p>
-    <w:p>
-      <w:r>
-        <w:rPr>
-          <w:rFonts w:ascii="Times New Roman" w:hAnsi="Times New Roman" w:eastAsia="宋体"/>
-          <w:sz w:val="18"/>
-        </w:rPr>
-        <w:t xml:space="preserve">        assertEquals(5, alone.finalMult());</w:t>
-      </w:r>
-    </w:p>
-    <w:p>
-      <w:r>
-        <w:rPr>
-          <w:rFonts w:ascii="Times New Roman" w:hAnsi="Times New Roman" w:eastAsia="宋体"/>
-          <w:sz w:val="18"/>
-        </w:rPr>
-        <w:t xml:space="preserve">        // 持有 3 张功能牌：倍率 2+3×3=11</w:t>
-      </w:r>
-    </w:p>
-    <w:p>
-      <w:r>
-        <w:rPr>
-          <w:rFonts w:ascii="Times New Roman" w:hAnsi="Times New Roman" w:eastAsia="宋体"/>
-          <w:sz w:val="18"/>
-        </w:rPr>
-        <w:t xml:space="preserve">        var three = calculator.score(</w:t>
-      </w:r>
-    </w:p>
-    <w:p>
-      <w:r>
-        <w:rPr>
-          <w:rFonts w:ascii="Times New Roman" w:hAnsi="Times New Roman" w:eastAsia="宋体"/>
-          <w:sz w:val="18"/>
-        </w:rPr>
-        <w:t xml:space="preserve">                eval(HandType.PAIR, c(Rank.TEN), c(Rank.TEN)),</w:t>
-      </w:r>
-    </w:p>
-    <w:p>
-      <w:r>
-        <w:rPr>
-          <w:rFonts w:ascii="Times New Roman" w:hAnsi="Times New Roman" w:eastAsia="宋体"/>
-          <w:sz w:val="18"/>
-        </w:rPr>
-        <w:t xml:space="preserve">                List.of(joker("abstract_joker", ConfiguredSpecialCard.EffectType.ADD_MULT_PER_SPECIAL, 3,</w:t>
-      </w:r>
-    </w:p>
-    <w:p>
-      <w:r>
-        <w:rPr>
-          <w:rFonts w:ascii="Times New Roman" w:hAnsi="Times New Roman" w:eastAsia="宋体"/>
-          <w:sz w:val="18"/>
-        </w:rPr>
-        <w:t xml:space="preserve">                                ConfiguredSpecialCard.ConditionType.ALWAYS, null),</w:t>
-      </w:r>
-    </w:p>
-    <w:p>
-      <w:r>
-        <w:rPr>
-          <w:rFonts w:ascii="Times New Roman" w:hAnsi="Times New Roman" w:eastAsia="宋体"/>
-          <w:sz w:val="18"/>
-        </w:rPr>
-        <w:t xml:space="preserve">                        addChips(30), addChips(30)));</w:t>
-      </w:r>
-    </w:p>
-    <w:p>
-      <w:r>
-        <w:rPr>
-          <w:rFonts w:ascii="Times New Roman" w:hAnsi="Times New Roman" w:eastAsia="宋体"/>
-          <w:sz w:val="18"/>
-        </w:rPr>
-        <w:t xml:space="preserve">        assertEquals(11, three.finalMult());</w:t>
-      </w:r>
-    </w:p>
-    <w:p>
-      <w:r>
-        <w:rPr>
-          <w:rFonts w:ascii="Times New Roman" w:hAnsi="Times New Roman" w:eastAsia="宋体"/>
-          <w:sz w:val="18"/>
-        </w:rPr>
-        <w:t xml:space="preserve">    }</w:t>
-      </w:r>
-    </w:p>
-    <w:p/>
-    <w:p>
-      <w:r>
-        <w:rPr>
-          <w:rFonts w:ascii="Times New Roman" w:hAnsi="Times New Roman" w:eastAsia="宋体"/>
-          <w:sz w:val="18"/>
-        </w:rPr>
-        <w:t xml:space="preserve">    @Test</w:t>
-      </w:r>
-    </w:p>
-    <w:p>
-      <w:r>
-        <w:rPr>
-          <w:rFonts w:ascii="Times New Roman" w:hAnsi="Times New Roman" w:eastAsia="宋体"/>
-          <w:sz w:val="18"/>
-        </w:rPr>
-        <w:t xml:space="preserve">    void 烂脱口秀演员重触发低牌() {</w:t>
-      </w:r>
-    </w:p>
-    <w:p>
-      <w:r>
-        <w:rPr>
-          <w:rFonts w:ascii="Times New Roman" w:hAnsi="Times New Roman" w:eastAsia="宋体"/>
-          <w:sz w:val="18"/>
-        </w:rPr>
-        <w:t xml:space="preserve">        // 对子 3+3：每张计分两次，点数 3×2×2=12，得分 (10+12)×2=44</w:t>
-      </w:r>
-    </w:p>
-    <w:p>
-      <w:r>
-        <w:rPr>
-          <w:rFonts w:ascii="Times New Roman" w:hAnsi="Times New Roman" w:eastAsia="宋体"/>
-          <w:sz w:val="18"/>
-        </w:rPr>
-        <w:t xml:space="preserve">        var result = calculator.score(</w:t>
-      </w:r>
-    </w:p>
-    <w:p>
-      <w:r>
-        <w:rPr>
-          <w:rFonts w:ascii="Times New Roman" w:hAnsi="Times New Roman" w:eastAsia="宋体"/>
-          <w:sz w:val="18"/>
-        </w:rPr>
-        <w:t xml:space="preserve">                eval(HandType.PAIR, c(Rank.THREE), c(Rank.THREE)),</w:t>
-      </w:r>
-    </w:p>
-    <w:p>
-      <w:r>
-        <w:rPr>
-          <w:rFonts w:ascii="Times New Roman" w:hAnsi="Times New Roman" w:eastAsia="宋体"/>
-          <w:sz w:val="18"/>
-        </w:rPr>
-        <w:t xml:space="preserve">                List.of(joker("hack", ConfiguredSpecialCard.EffectType.ADD_CHIPS, 1,</w:t>
-      </w:r>
-    </w:p>
-    <w:p>
-      <w:r>
-        <w:rPr>
-          <w:rFonts w:ascii="Times New Roman" w:hAnsi="Times New Roman" w:eastAsia="宋体"/>
-          <w:sz w:val="18"/>
-        </w:rPr>
-        <w:t xml:space="preserve">                        ConfiguredSpecialCard.ConditionType.RETRIGGER_RANKS,</w:t>
-      </w:r>
-    </w:p>
-    <w:p>
-      <w:r>
-        <w:rPr>
-          <w:rFonts w:ascii="Times New Roman" w:hAnsi="Times New Roman" w:eastAsia="宋体"/>
-          <w:sz w:val="18"/>
-        </w:rPr>
-        <w:t xml:space="preserve">                        "TWO,THREE,FOUR,FIVE")));</w:t>
-      </w:r>
-    </w:p>
-    <w:p>
-      <w:r>
-        <w:rPr>
-          <w:rFonts w:ascii="Times New Roman" w:hAnsi="Times New Roman" w:eastAsia="宋体"/>
-          <w:sz w:val="18"/>
-        </w:rPr>
-        <w:t xml:space="preserve">        assertEquals(12, result.cardChips());</w:t>
-      </w:r>
-    </w:p>
-    <w:p>
-      <w:r>
-        <w:rPr>
-          <w:rFonts w:ascii="Times New Roman" w:hAnsi="Times New Roman" w:eastAsia="宋体"/>
-          <w:sz w:val="18"/>
-        </w:rPr>
-        <w:t xml:space="preserve">        assertEquals(44, result.finalScore());</w:t>
-      </w:r>
-    </w:p>
-    <w:p>
-      <w:r>
-        <w:rPr>
-          <w:rFonts w:ascii="Times New Roman" w:hAnsi="Times New Roman" w:eastAsia="宋体"/>
-          <w:sz w:val="18"/>
-        </w:rPr>
-        <w:t xml:space="preserve">    }</w:t>
-      </w:r>
-    </w:p>
-    <w:p/>
-    <w:p>
-      <w:r>
-        <w:rPr>
-          <w:rFonts w:ascii="Times New Roman" w:hAnsi="Times New Roman" w:eastAsia="宋体"/>
-          <w:sz w:val="18"/>
-        </w:rPr>
-        <w:t xml:space="preserve">    @Test</w:t>
-      </w:r>
-    </w:p>
-    <w:p>
-      <w:r>
-        <w:rPr>
-          <w:rFonts w:ascii="Times New Roman" w:hAnsi="Times New Roman" w:eastAsia="宋体"/>
-          <w:sz w:val="18"/>
-        </w:rPr>
-        <w:t xml:space="preserve">    void 喜与悲重触发人头牌() {</w:t>
-      </w:r>
-    </w:p>
-    <w:p>
-      <w:r>
-        <w:rPr>
-          <w:rFonts w:ascii="Times New Roman" w:hAnsi="Times New Roman" w:eastAsia="宋体"/>
-          <w:sz w:val="18"/>
-        </w:rPr>
-        <w:t xml:space="preserve">        // 对子 K+K：每张计分两次，点数 10×2×2=40，得分 (10+40)×2=100</w:t>
-      </w:r>
-    </w:p>
-    <w:p>
-      <w:r>
-        <w:rPr>
-          <w:rFonts w:ascii="Times New Roman" w:hAnsi="Times New Roman" w:eastAsia="宋体"/>
-          <w:sz w:val="18"/>
-        </w:rPr>
-        <w:t xml:space="preserve">        var result = calculator.score(</w:t>
-      </w:r>
-    </w:p>
-    <w:p>
-      <w:r>
-        <w:rPr>
-          <w:rFonts w:ascii="Times New Roman" w:hAnsi="Times New Roman" w:eastAsia="宋体"/>
-          <w:sz w:val="18"/>
-        </w:rPr>
-        <w:t xml:space="preserve">                eval(HandType.PAIR, c(Rank.KING), c(Rank.KING)),</w:t>
-      </w:r>
-    </w:p>
-    <w:p>
-      <w:r>
-        <w:rPr>
-          <w:rFonts w:ascii="Times New Roman" w:hAnsi="Times New Roman" w:eastAsia="宋体"/>
-          <w:sz w:val="18"/>
-        </w:rPr>
-        <w:t xml:space="preserve">                List.of(joker("sock_and_buskin", ConfiguredSpecialCard.EffectType.ADD_CHIPS, 1,</w:t>
-      </w:r>
-    </w:p>
-    <w:p>
-      <w:r>
-        <w:rPr>
-          <w:rFonts w:ascii="Times New Roman" w:hAnsi="Times New Roman" w:eastAsia="宋体"/>
-          <w:sz w:val="18"/>
-        </w:rPr>
-        <w:t xml:space="preserve">                        ConfiguredSpecialCard.ConditionType.RETRIGGER_FACE, null)));</w:t>
-      </w:r>
-    </w:p>
-    <w:p>
-      <w:r>
-        <w:rPr>
-          <w:rFonts w:ascii="Times New Roman" w:hAnsi="Times New Roman" w:eastAsia="宋体"/>
-          <w:sz w:val="18"/>
-        </w:rPr>
-        <w:t xml:space="preserve">        assertEquals(40, result.cardChips());</w:t>
-      </w:r>
-    </w:p>
-    <w:p>
-      <w:r>
-        <w:rPr>
-          <w:rFonts w:ascii="Times New Roman" w:hAnsi="Times New Roman" w:eastAsia="宋体"/>
-          <w:sz w:val="18"/>
-        </w:rPr>
-        <w:t xml:space="preserve">        assertEquals(100, result.finalScore());</w:t>
-      </w:r>
-    </w:p>
-    <w:p>
-      <w:r>
-        <w:rPr>
-          <w:rFonts w:ascii="Times New Roman" w:hAnsi="Times New Roman" w:eastAsia="宋体"/>
-          <w:sz w:val="18"/>
-        </w:rPr>
-        <w:t xml:space="preserve">    }</w:t>
-      </w:r>
-    </w:p>
-    <w:p/>
-    <w:p>
-      <w:r>
-        <w:rPr>
-          <w:rFonts w:ascii="Times New Roman" w:hAnsi="Times New Roman" w:eastAsia="宋体"/>
-          <w:sz w:val="18"/>
-        </w:rPr>
-        <w:t xml:space="preserve">    @Test</w:t>
-      </w:r>
-    </w:p>
-    <w:p>
-      <w:r>
-        <w:rPr>
-          <w:rFonts w:ascii="Times New Roman" w:hAnsi="Times New Roman" w:eastAsia="宋体"/>
-          <w:sz w:val="18"/>
-        </w:rPr>
-        <w:t xml:space="preserve">    void 幻视让所有牌都视为人头牌() {</w:t>
-      </w:r>
-    </w:p>
-    <w:p>
-      <w:r>
-        <w:rPr>
-          <w:rFonts w:ascii="Times New Roman" w:hAnsi="Times New Roman" w:eastAsia="宋体"/>
-          <w:sz w:val="18"/>
-        </w:rPr>
-        <w:t xml:space="preserve">        // 对子 5+5 + 幻视 + 微笑表情：两张 5 均按人头牌 +5 倍率，倍率 2+10=12</w:t>
-      </w:r>
-    </w:p>
-    <w:p>
-      <w:r>
-        <w:rPr>
-          <w:rFonts w:ascii="Times New Roman" w:hAnsi="Times New Roman" w:eastAsia="宋体"/>
-          <w:sz w:val="18"/>
-        </w:rPr>
-        <w:t xml:space="preserve">        var result = calculator.score(</w:t>
-      </w:r>
-    </w:p>
-    <w:p>
-      <w:r>
-        <w:rPr>
-          <w:rFonts w:ascii="Times New Roman" w:hAnsi="Times New Roman" w:eastAsia="宋体"/>
-          <w:sz w:val="18"/>
-        </w:rPr>
-        <w:t xml:space="preserve">                eval(HandType.PAIR, c(Rank.FIVE), c(Rank.FIVE)),</w:t>
-      </w:r>
-    </w:p>
-    <w:p>
-      <w:r>
-        <w:rPr>
-          <w:rFonts w:ascii="Times New Roman" w:hAnsi="Times New Roman" w:eastAsia="宋体"/>
-          <w:sz w:val="18"/>
-        </w:rPr>
-        <w:t xml:space="preserve">                List.of(joker("pareidolia", ConfiguredSpecialCard.EffectType.ADD_CHIPS, 0,</w:t>
-      </w:r>
-    </w:p>
-    <w:p>
-      <w:r>
-        <w:rPr>
-          <w:rFonts w:ascii="Times New Roman" w:hAnsi="Times New Roman" w:eastAsia="宋体"/>
-          <w:sz w:val="18"/>
-        </w:rPr>
-        <w:t xml:space="preserve">                                ConfiguredSpecialCard.ConditionType.META_FACE, null),</w:t>
-      </w:r>
-    </w:p>
-    <w:p>
-      <w:r>
-        <w:rPr>
-          <w:rFonts w:ascii="Times New Roman" w:hAnsi="Times New Roman" w:eastAsia="宋体"/>
-          <w:sz w:val="18"/>
-        </w:rPr>
-        <w:t xml:space="preserve">                        joker("smiley_face", ConfiguredSpecialCard.EffectType.ADD_MULT, 5,</w:t>
-      </w:r>
-    </w:p>
-    <w:p>
-      <w:r>
-        <w:rPr>
-          <w:rFonts w:ascii="Times New Roman" w:hAnsi="Times New Roman" w:eastAsia="宋体"/>
-          <w:sz w:val="18"/>
-        </w:rPr>
-        <w:t xml:space="preserve">                                ConfiguredSpecialCard.ConditionType.SCORING_FACE, null)));</w:t>
-      </w:r>
-    </w:p>
-    <w:p>
-      <w:r>
-        <w:rPr>
-          <w:rFonts w:ascii="Times New Roman" w:hAnsi="Times New Roman" w:eastAsia="宋体"/>
-          <w:sz w:val="18"/>
-        </w:rPr>
-        <w:t xml:space="preserve">        assertEquals(12, result.finalMult());</w:t>
-      </w:r>
-    </w:p>
-    <w:p>
-      <w:r>
-        <w:rPr>
-          <w:rFonts w:ascii="Times New Roman" w:hAnsi="Times New Roman" w:eastAsia="宋体"/>
-          <w:sz w:val="18"/>
-        </w:rPr>
-        <w:t xml:space="preserve">        // (10 + 10) × 12 = 240</w:t>
-      </w:r>
-    </w:p>
-    <w:p>
-      <w:r>
-        <w:rPr>
-          <w:rFonts w:ascii="Times New Roman" w:hAnsi="Times New Roman" w:eastAsia="宋体"/>
-          <w:sz w:val="18"/>
-        </w:rPr>
-        <w:t xml:space="preserve">        assertEquals(240, result.finalScore());</w:t>
-      </w:r>
-    </w:p>
-    <w:p>
-      <w:r>
-        <w:rPr>
-          <w:rFonts w:ascii="Times New Roman" w:hAnsi="Times New Roman" w:eastAsia="宋体"/>
-          <w:sz w:val="18"/>
-        </w:rPr>
-        <w:t xml:space="preserve">    }</w:t>
-      </w:r>
-    </w:p>
-    <w:p/>
-    <w:p>
-      <w:r>
-        <w:rPr>
-          <w:rFonts w:ascii="Times New Roman" w:hAnsi="Times New Roman" w:eastAsia="宋体"/>
-          <w:sz w:val="18"/>
-        </w:rPr>
-        <w:t xml:space="preserve">    @Test</w:t>
-      </w:r>
-    </w:p>
-    <w:p>
-      <w:r>
-        <w:rPr>
-          <w:rFonts w:ascii="Times New Roman" w:hAnsi="Times New Roman" w:eastAsia="宋体"/>
-          <w:sz w:val="18"/>
-        </w:rPr>
-        <w:t xml:space="preserve">    void 幻视配合喜与悲重触发所有牌() {</w:t>
-      </w:r>
-    </w:p>
-    <w:p>
-      <w:r>
-        <w:rPr>
-          <w:rFonts w:ascii="Times New Roman" w:hAnsi="Times New Roman" w:eastAsia="宋体"/>
-          <w:sz w:val="18"/>
-        </w:rPr>
-        <w:t xml:space="preserve">        // 对子 5+5 + 幻视 + 喜与悲：两张 5 均按人头牌重触发，点数 5×2×2=20</w:t>
-      </w:r>
-    </w:p>
-    <w:p>
-      <w:r>
-        <w:rPr>
-          <w:rFonts w:ascii="Times New Roman" w:hAnsi="Times New Roman" w:eastAsia="宋体"/>
-          <w:sz w:val="18"/>
-        </w:rPr>
-        <w:t xml:space="preserve">        var result = calculator.score(</w:t>
-      </w:r>
-    </w:p>
-    <w:p>
-      <w:r>
-        <w:rPr>
-          <w:rFonts w:ascii="Times New Roman" w:hAnsi="Times New Roman" w:eastAsia="宋体"/>
-          <w:sz w:val="18"/>
-        </w:rPr>
-        <w:t xml:space="preserve">                eval(HandType.PAIR, c(Rank.FIVE), c(Rank.FIVE)),</w:t>
-      </w:r>
-    </w:p>
-    <w:p>
-      <w:r>
-        <w:rPr>
-          <w:rFonts w:ascii="Times New Roman" w:hAnsi="Times New Roman" w:eastAsia="宋体"/>
-          <w:sz w:val="18"/>
-        </w:rPr>
-        <w:t xml:space="preserve">                List.of(joker("pareidolia", ConfiguredSpecialCard.EffectType.ADD_CHIPS, 0,</w:t>
-      </w:r>
-    </w:p>
-    <w:p>
-      <w:r>
-        <w:rPr>
-          <w:rFonts w:ascii="Times New Roman" w:hAnsi="Times New Roman" w:eastAsia="宋体"/>
-          <w:sz w:val="18"/>
-        </w:rPr>
-        <w:t xml:space="preserve">                                ConfiguredSpecialCard.ConditionType.META_FACE, null),</w:t>
-      </w:r>
-    </w:p>
-    <w:p>
-      <w:r>
-        <w:rPr>
-          <w:rFonts w:ascii="Times New Roman" w:hAnsi="Times New Roman" w:eastAsia="宋体"/>
-          <w:sz w:val="18"/>
-        </w:rPr>
-        <w:t xml:space="preserve">                        joker("sock_and_buskin", ConfiguredSpecialCard.EffectType.ADD_CHIPS, 1,</w:t>
-      </w:r>
-    </w:p>
-    <w:p>
-      <w:r>
-        <w:rPr>
-          <w:rFonts w:ascii="Times New Roman" w:hAnsi="Times New Roman" w:eastAsia="宋体"/>
-          <w:sz w:val="18"/>
-        </w:rPr>
-        <w:t xml:space="preserve">                                ConfiguredSpecialCard.ConditionType.RETRIGGER_FACE, null)));</w:t>
-      </w:r>
-    </w:p>
-    <w:p>
-      <w:r>
-        <w:rPr>
-          <w:rFonts w:ascii="Times New Roman" w:hAnsi="Times New Roman" w:eastAsia="宋体"/>
-          <w:sz w:val="18"/>
-        </w:rPr>
-        <w:t xml:space="preserve">        assertEquals(20, result.cardChips());</w:t>
-      </w:r>
-    </w:p>
-    <w:p>
-      <w:r>
-        <w:rPr>
-          <w:rFonts w:ascii="Times New Roman" w:hAnsi="Times New Roman" w:eastAsia="宋体"/>
-          <w:sz w:val="18"/>
-        </w:rPr>
-        <w:t xml:space="preserve">        assertEquals(60, result.finalScore());</w:t>
-      </w:r>
-    </w:p>
-    <w:p>
-      <w:r>
-        <w:rPr>
-          <w:rFonts w:ascii="Times New Roman" w:hAnsi="Times New Roman" w:eastAsia="宋体"/>
-          <w:sz w:val="18"/>
-        </w:rPr>
-        <w:t xml:space="preserve">    }</w:t>
-      </w:r>
-    </w:p>
-    <w:p/>
-    <w:p>
-      <w:r>
-        <w:rPr>
-          <w:rFonts w:ascii="Times New Roman" w:hAnsi="Times New Roman" w:eastAsia="宋体"/>
-          <w:sz w:val="18"/>
-        </w:rPr>
-        <w:t xml:space="preserve">    @Test</w:t>
-      </w:r>
-    </w:p>
-    <w:p>
-      <w:r>
-        <w:rPr>
-          <w:rFonts w:ascii="Times New Roman" w:hAnsi="Times New Roman" w:eastAsia="宋体"/>
-          <w:sz w:val="18"/>
-        </w:rPr>
-        <w:t xml:space="preserve">    void 成长类功能牌每打出一次永久积累() {</w:t>
-      </w:r>
-    </w:p>
-    <w:p>
-      <w:r>
-        <w:rPr>
-          <w:rFonts w:ascii="Times New Roman" w:hAnsi="Times New Roman" w:eastAsia="宋体"/>
-          <w:sz w:val="18"/>
-        </w:rPr>
-        <w:t xml:space="preserve">        // 成长牌：每打出一次永久 +50 积分（基础值 0）</w:t>
-      </w:r>
-    </w:p>
-    <w:p>
-      <w:r>
-        <w:rPr>
-          <w:rFonts w:ascii="Times New Roman" w:hAnsi="Times New Roman" w:eastAsia="宋体"/>
-          <w:sz w:val="18"/>
-        </w:rPr>
-        <w:t xml:space="preserve">        var growing = new ConfiguredSpecialCard("growing", "growing", "growing", 1, "",</w:t>
-      </w:r>
-    </w:p>
-    <w:p>
-      <w:r>
-        <w:rPr>
-          <w:rFonts w:ascii="Times New Roman" w:hAnsi="Times New Roman" w:eastAsia="宋体"/>
-          <w:sz w:val="18"/>
-        </w:rPr>
-        <w:t xml:space="preserve">                ConfiguredSpecialCard.EffectType.ADD_CHIPS, 0,</w:t>
-      </w:r>
-    </w:p>
-    <w:p>
-      <w:r>
-        <w:rPr>
-          <w:rFonts w:ascii="Times New Roman" w:hAnsi="Times New Roman" w:eastAsia="宋体"/>
-          <w:sz w:val="18"/>
-        </w:rPr>
-        <w:t xml:space="preserve">                ConfiguredSpecialCard.ConditionType.ALWAYS, null,</w:t>
-      </w:r>
-    </w:p>
-    <w:p>
-      <w:r>
-        <w:rPr>
-          <w:rFonts w:ascii="Times New Roman" w:hAnsi="Times New Roman" w:eastAsia="宋体"/>
-          <w:sz w:val="18"/>
-        </w:rPr>
-        <w:t xml:space="preserve">                ConfiguredSpecialCard.GrowthType.PER_HAND, 50);</w:t>
-      </w:r>
-    </w:p>
-    <w:p>
-      <w:r>
-        <w:rPr>
-          <w:rFonts w:ascii="Times New Roman" w:hAnsi="Times New Roman" w:eastAsia="宋体"/>
-          <w:sz w:val="18"/>
-        </w:rPr>
-        <w:t xml:space="preserve">        // 未出牌时无加成</w:t>
-      </w:r>
-    </w:p>
-    <w:p>
-      <w:r>
-        <w:rPr>
-          <w:rFonts w:ascii="Times New Roman" w:hAnsi="Times New Roman" w:eastAsia="宋体"/>
-          <w:sz w:val="18"/>
-        </w:rPr>
-        <w:t xml:space="preserve">        var first = calculator.score(</w:t>
-      </w:r>
-    </w:p>
-    <w:p>
-      <w:r>
-        <w:rPr>
-          <w:rFonts w:ascii="Times New Roman" w:hAnsi="Times New Roman" w:eastAsia="宋体"/>
-          <w:sz w:val="18"/>
-        </w:rPr>
-        <w:t xml:space="preserve">                eval(HandType.PAIR, c(Rank.TEN), c(Rank.TEN)), List.of(growing));</w:t>
-      </w:r>
-    </w:p>
-    <w:p>
-      <w:r>
-        <w:rPr>
-          <w:rFonts w:ascii="Times New Roman" w:hAnsi="Times New Roman" w:eastAsia="宋体"/>
-          <w:sz w:val="18"/>
-        </w:rPr>
-        <w:t xml:space="preserve">        assertEquals(0, first.bonusChips());</w:t>
-      </w:r>
-    </w:p>
-    <w:p>
-      <w:r>
-        <w:rPr>
-          <w:rFonts w:ascii="Times New Roman" w:hAnsi="Times New Roman" w:eastAsia="宋体"/>
-          <w:sz w:val="18"/>
-        </w:rPr>
-        <w:t xml:space="preserve">        // 模拟两次出牌后：积累 2 × 50 = 100</w:t>
-      </w:r>
-    </w:p>
-    <w:p>
-      <w:r>
-        <w:rPr>
-          <w:rFonts w:ascii="Times New Roman" w:hAnsi="Times New Roman" w:eastAsia="宋体"/>
-          <w:sz w:val="18"/>
-        </w:rPr>
-        <w:t xml:space="preserve">        growing.onHandPlayed(HandType.PAIR);</w:t>
-      </w:r>
-    </w:p>
-    <w:p>
-      <w:r>
-        <w:rPr>
-          <w:rFonts w:ascii="Times New Roman" w:hAnsi="Times New Roman" w:eastAsia="宋体"/>
-          <w:sz w:val="18"/>
-        </w:rPr>
-        <w:t xml:space="preserve">        growing.onHandPlayed(HandType.PAIR);</w:t>
-      </w:r>
-    </w:p>
-    <w:p>
-      <w:r>
-        <w:rPr>
-          <w:rFonts w:ascii="Times New Roman" w:hAnsi="Times New Roman" w:eastAsia="宋体"/>
-          <w:sz w:val="18"/>
-        </w:rPr>
-        <w:t xml:space="preserve">        var third = calculator.score(</w:t>
-      </w:r>
-    </w:p>
-    <w:p>
-      <w:r>
-        <w:rPr>
-          <w:rFonts w:ascii="Times New Roman" w:hAnsi="Times New Roman" w:eastAsia="宋体"/>
-          <w:sz w:val="18"/>
-        </w:rPr>
-        <w:t xml:space="preserve">                eval(HandType.PAIR, c(Rank.TEN), c(Rank.TEN)), List.of(growing));</w:t>
-      </w:r>
-    </w:p>
-    <w:p>
-      <w:r>
-        <w:rPr>
-          <w:rFonts w:ascii="Times New Roman" w:hAnsi="Times New Roman" w:eastAsia="宋体"/>
-          <w:sz w:val="18"/>
-        </w:rPr>
-        <w:t xml:space="preserve">        assertEquals(100, third.bonusChips());</w:t>
-      </w:r>
-    </w:p>
-    <w:p>
-      <w:r>
-        <w:rPr>
-          <w:rFonts w:ascii="Times New Roman" w:hAnsi="Times New Roman" w:eastAsia="宋体"/>
-          <w:sz w:val="18"/>
-        </w:rPr>
-        <w:t xml:space="preserve">        // (10 + 20 + 100) × 2 = 260</w:t>
-      </w:r>
-    </w:p>
-    <w:p>
-      <w:r>
-        <w:rPr>
-          <w:rFonts w:ascii="Times New Roman" w:hAnsi="Times New Roman" w:eastAsia="宋体"/>
-          <w:sz w:val="18"/>
-        </w:rPr>
-        <w:t xml:space="preserve">        assertEquals(260, third.finalScore());</w:t>
-      </w:r>
-    </w:p>
-    <w:p>
-      <w:r>
-        <w:rPr>
-          <w:rFonts w:ascii="Times New Roman" w:hAnsi="Times New Roman" w:eastAsia="宋体"/>
-          <w:sz w:val="18"/>
-        </w:rPr>
-        <w:t xml:space="preserve">        assertEquals(2, growing.growthStacks());</w:t>
-      </w:r>
-    </w:p>
-    <w:p>
-      <w:r>
-        <w:rPr>
-          <w:rFonts w:ascii="Times New Roman" w:hAnsi="Times New Roman" w:eastAsia="宋体"/>
-          <w:sz w:val="18"/>
-        </w:rPr>
-        <w:t xml:space="preserve">    }</w:t>
-      </w:r>
-    </w:p>
-    <w:p/>
-    <w:p>
-      <w:r>
-        <w:rPr>
-          <w:rFonts w:ascii="Times New Roman" w:hAnsi="Times New Roman" w:eastAsia="宋体"/>
-          <w:sz w:val="18"/>
-        </w:rPr>
-        <w:t xml:space="preserve">    @Test</w:t>
-      </w:r>
-    </w:p>
-    <w:p>
-      <w:r>
-        <w:rPr>
-          <w:rFonts w:ascii="Times New Roman" w:hAnsi="Times New Roman" w:eastAsia="宋体"/>
-          <w:sz w:val="18"/>
-        </w:rPr>
-        <w:t xml:space="preserve">    void 偶数史蒂文只给偶数牌加倍率() {</w:t>
-      </w:r>
-    </w:p>
-    <w:p>
-      <w:r>
-        <w:rPr>
-          <w:rFonts w:ascii="Times New Roman" w:hAnsi="Times New Roman" w:eastAsia="宋体"/>
-          <w:sz w:val="18"/>
-        </w:rPr>
-        <w:t xml:space="preserve">        // 对子 4+4：两张都是偶数，倍率 2+8=10</w:t>
-      </w:r>
-    </w:p>
-    <w:p>
-      <w:r>
-        <w:rPr>
-          <w:rFonts w:ascii="Times New Roman" w:hAnsi="Times New Roman" w:eastAsia="宋体"/>
-          <w:sz w:val="18"/>
-        </w:rPr>
-        <w:t xml:space="preserve">        var result = calculator.score(</w:t>
-      </w:r>
-    </w:p>
-    <w:p>
-      <w:r>
-        <w:rPr>
-          <w:rFonts w:ascii="Times New Roman" w:hAnsi="Times New Roman" w:eastAsia="宋体"/>
-          <w:sz w:val="18"/>
-        </w:rPr>
-        <w:t xml:space="preserve">                eval(HandType.PAIR, c(Rank.FOUR), c(Rank.FOUR)),</w:t>
-      </w:r>
-    </w:p>
-    <w:p>
-      <w:r>
-        <w:rPr>
-          <w:rFonts w:ascii="Times New Roman" w:hAnsi="Times New Roman" w:eastAsia="宋体"/>
-          <w:sz w:val="18"/>
-        </w:rPr>
-        <w:t xml:space="preserve">                List.of(joker("even_steven", ConfiguredSpecialCard.EffectType.ADD_MULT, 4,</w:t>
-      </w:r>
-    </w:p>
-    <w:p>
-      <w:r>
-        <w:rPr>
-          <w:rFonts w:ascii="Times New Roman" w:hAnsi="Times New Roman" w:eastAsia="宋体"/>
-          <w:sz w:val="18"/>
-        </w:rPr>
-        <w:t xml:space="preserve">                        ConfiguredSpecialCard.ConditionType.SCORING_RANKS,</w:t>
-      </w:r>
-    </w:p>
-    <w:p>
-      <w:r>
-        <w:rPr>
-          <w:rFonts w:ascii="Times New Roman" w:hAnsi="Times New Roman" w:eastAsia="宋体"/>
-          <w:sz w:val="18"/>
-        </w:rPr>
-        <w:t xml:space="preserve">                        "TWO,FOUR,SIX,EIGHT,TEN")));</w:t>
-      </w:r>
-    </w:p>
-    <w:p>
-      <w:r>
-        <w:rPr>
-          <w:rFonts w:ascii="Times New Roman" w:hAnsi="Times New Roman" w:eastAsia="宋体"/>
-          <w:sz w:val="18"/>
-        </w:rPr>
-        <w:t xml:space="preserve">        assertEquals(10, result.finalMult());</w:t>
-      </w:r>
-    </w:p>
-    <w:p>
-      <w:r>
-        <w:rPr>
-          <w:rFonts w:ascii="Times New Roman" w:hAnsi="Times New Roman" w:eastAsia="宋体"/>
-          <w:sz w:val="18"/>
-        </w:rPr>
-        <w:t xml:space="preserve">    }</w:t>
-      </w:r>
-    </w:p>
-    <w:p/>
-    <w:p>
-      <w:r>
-        <w:rPr>
-          <w:rFonts w:ascii="Times New Roman" w:hAnsi="Times New Roman" w:eastAsia="宋体"/>
-          <w:sz w:val="18"/>
-        </w:rPr>
-        <w:t xml:space="preserve">    @Test</w:t>
-      </w:r>
-    </w:p>
-    <w:p>
-      <w:r>
-        <w:rPr>
-          <w:rFonts w:ascii="Times New Roman" w:hAnsi="Times New Roman" w:eastAsia="宋体"/>
-          <w:sz w:val="18"/>
-        </w:rPr>
-        <w:t xml:space="preserve">    void 花盆要求打出的牌四花色齐全() {</w:t>
-      </w:r>
-    </w:p>
-    <w:p>
-      <w:r>
-        <w:rPr>
-          <w:rFonts w:ascii="Times New Roman" w:hAnsi="Times New Roman" w:eastAsia="宋体"/>
-          <w:sz w:val="18"/>
-        </w:rPr>
-        <w:t xml:space="preserve">        // 打出 5 张四花色齐全（高牌只计 A）：倍率 1×3=3</w:t>
-      </w:r>
-    </w:p>
-    <w:p>
-      <w:r>
-        <w:rPr>
-          <w:rFonts w:ascii="Times New Roman" w:hAnsi="Times New Roman" w:eastAsia="宋体"/>
-          <w:sz w:val="18"/>
-        </w:rPr>
-        <w:t xml:space="preserve">        List&lt;Card&gt; played = List.of(</w:t>
-      </w:r>
-    </w:p>
-    <w:p>
-      <w:r>
-        <w:rPr>
-          <w:rFonts w:ascii="Times New Roman" w:hAnsi="Times New Roman" w:eastAsia="宋体"/>
-          <w:sz w:val="18"/>
-        </w:rPr>
-        <w:t xml:space="preserve">                new Card(Suit.HEART, Rank.ACE), new Card(Suit.SPADE, Rank.TWO),</w:t>
-      </w:r>
-    </w:p>
-    <w:p>
-      <w:r>
-        <w:rPr>
-          <w:rFonts w:ascii="Times New Roman" w:hAnsi="Times New Roman" w:eastAsia="宋体"/>
-          <w:sz w:val="18"/>
-        </w:rPr>
-        <w:t xml:space="preserve">                new Card(Suit.CLUB, Rank.THREE), new Card(Suit.DIAMOND, Rank.FOUR),</w:t>
-      </w:r>
-    </w:p>
-    <w:p>
-      <w:r>
-        <w:rPr>
-          <w:rFonts w:ascii="Times New Roman" w:hAnsi="Times New Roman" w:eastAsia="宋体"/>
-          <w:sz w:val="18"/>
-        </w:rPr>
-        <w:t xml:space="preserve">                new Card(Suit.HEART, Rank.FIVE));</w:t>
-      </w:r>
-    </w:p>
-    <w:p>
-      <w:r>
-        <w:rPr>
-          <w:rFonts w:ascii="Times New Roman" w:hAnsi="Times New Roman" w:eastAsia="宋体"/>
-          <w:sz w:val="18"/>
-        </w:rPr>
-        <w:t xml:space="preserve">        var full = calculator.score(</w:t>
-      </w:r>
-    </w:p>
-    <w:p>
-      <w:r>
-        <w:rPr>
-          <w:rFonts w:ascii="Times New Roman" w:hAnsi="Times New Roman" w:eastAsia="宋体"/>
-          <w:sz w:val="18"/>
-        </w:rPr>
-        <w:t xml:space="preserve">                new Evaluation(HandType.HIGH_CARD, List.of(played.get(0)), played),</w:t>
-      </w:r>
-    </w:p>
-    <w:p>
-      <w:r>
-        <w:rPr>
-          <w:rFonts w:ascii="Times New Roman" w:hAnsi="Times New Roman" w:eastAsia="宋体"/>
-          <w:sz w:val="18"/>
-        </w:rPr>
-        <w:t xml:space="preserve">                List.of(joker("flower_pot", ConfiguredSpecialCard.EffectType.MULTIPLY_MULT, 3,</w:t>
-      </w:r>
-    </w:p>
-    <w:p>
-      <w:r>
-        <w:rPr>
-          <w:rFonts w:ascii="Times New Roman" w:hAnsi="Times New Roman" w:eastAsia="宋体"/>
-          <w:sz w:val="18"/>
-        </w:rPr>
-        <w:t xml:space="preserve">                        ConfiguredSpecialCard.ConditionType.HAND_ALL_SUITS, null)));</w:t>
-      </w:r>
-    </w:p>
-    <w:p>
-      <w:r>
-        <w:rPr>
-          <w:rFonts w:ascii="Times New Roman" w:hAnsi="Times New Roman" w:eastAsia="宋体"/>
-          <w:sz w:val="18"/>
-        </w:rPr>
-        <w:t xml:space="preserve">        assertEquals(3, full.finalMult());</w:t>
-      </w:r>
-    </w:p>
-    <w:p>
-      <w:r>
-        <w:rPr>
-          <w:rFonts w:ascii="Times New Roman" w:hAnsi="Times New Roman" w:eastAsia="宋体"/>
-          <w:sz w:val="18"/>
-        </w:rPr>
-        <w:t xml:space="preserve">        // 缺黑桃：不触发</w:t>
-      </w:r>
-    </w:p>
-    <w:p>
-      <w:r>
-        <w:rPr>
-          <w:rFonts w:ascii="Times New Roman" w:hAnsi="Times New Roman" w:eastAsia="宋体"/>
-          <w:sz w:val="18"/>
-        </w:rPr>
-        <w:t xml:space="preserve">        List&lt;Card&gt; missing = List.of(</w:t>
-      </w:r>
-    </w:p>
-    <w:p>
-      <w:r>
-        <w:rPr>
-          <w:rFonts w:ascii="Times New Roman" w:hAnsi="Times New Roman" w:eastAsia="宋体"/>
-          <w:sz w:val="18"/>
-        </w:rPr>
-        <w:t xml:space="preserve">                new Card(Suit.HEART, Rank.ACE), new Card(Suit.HEART, Rank.TWO),</w:t>
-      </w:r>
-    </w:p>
-    <w:p>
-      <w:r>
-        <w:rPr>
-          <w:rFonts w:ascii="Times New Roman" w:hAnsi="Times New Roman" w:eastAsia="宋体"/>
-          <w:sz w:val="18"/>
-        </w:rPr>
-        <w:t xml:space="preserve">                new Card(Suit.CLUB, Rank.THREE), new Card(Suit.DIAMOND, Rank.FOUR),</w:t>
-      </w:r>
-    </w:p>
-    <w:p>
-      <w:r>
-        <w:rPr>
-          <w:rFonts w:ascii="Times New Roman" w:hAnsi="Times New Roman" w:eastAsia="宋体"/>
-          <w:sz w:val="18"/>
-        </w:rPr>
-        <w:t xml:space="preserve">                new Card(Suit.HEART, Rank.FIVE));</w:t>
-      </w:r>
-    </w:p>
-    <w:p>
-      <w:r>
-        <w:rPr>
-          <w:rFonts w:ascii="Times New Roman" w:hAnsi="Times New Roman" w:eastAsia="宋体"/>
-          <w:sz w:val="18"/>
-        </w:rPr>
-        <w:t xml:space="preserve">        var lack = calculator.score(</w:t>
-      </w:r>
-    </w:p>
-    <w:p>
-      <w:r>
-        <w:rPr>
-          <w:rFonts w:ascii="Times New Roman" w:hAnsi="Times New Roman" w:eastAsia="宋体"/>
-          <w:sz w:val="18"/>
-        </w:rPr>
-        <w:t xml:space="preserve">                new Evaluation(HandType.HIGH_CARD, List.of(missing.get(0)), missing),</w:t>
-      </w:r>
-    </w:p>
-    <w:p>
-      <w:r>
-        <w:rPr>
-          <w:rFonts w:ascii="Times New Roman" w:hAnsi="Times New Roman" w:eastAsia="宋体"/>
-          <w:sz w:val="18"/>
-        </w:rPr>
-        <w:t xml:space="preserve">                List.of(joker("flower_pot", ConfiguredSpecialCard.EffectType.MULTIPLY_MULT, 3,</w:t>
-      </w:r>
-    </w:p>
-    <w:p>
-      <w:r>
-        <w:rPr>
-          <w:rFonts w:ascii="Times New Roman" w:hAnsi="Times New Roman" w:eastAsia="宋体"/>
-          <w:sz w:val="18"/>
-        </w:rPr>
-        <w:t xml:space="preserve">                        ConfiguredSpecialCard.ConditionType.HAND_ALL_SUITS, null)));</w:t>
-      </w:r>
-    </w:p>
-    <w:p>
-      <w:r>
-        <w:rPr>
-          <w:rFonts w:ascii="Times New Roman" w:hAnsi="Times New Roman" w:eastAsia="宋体"/>
-          <w:sz w:val="18"/>
-        </w:rPr>
-        <w:t xml:space="preserve">        assertEquals(1, lack.finalMult());</w:t>
-      </w:r>
-    </w:p>
-    <w:p>
-      <w:r>
-        <w:rPr>
-          <w:rFonts w:ascii="Times New Roman" w:hAnsi="Times New Roman" w:eastAsia="宋体"/>
-          <w:sz w:val="18"/>
-        </w:rPr>
-        <w:t xml:space="preserve">    }</w:t>
-      </w:r>
-    </w:p>
-    <w:p/>
-    <w:p>
-      <w:r>
-        <w:rPr>
-          <w:rFonts w:ascii="Times New Roman" w:hAnsi="Times New Roman" w:eastAsia="宋体"/>
-          <w:sz w:val="18"/>
-        </w:rPr>
-        <w:t xml:space="preserve">    @Test</w:t>
-      </w:r>
-    </w:p>
-    <w:p>
-      <w:r>
-        <w:rPr>
-          <w:rFonts w:ascii="Times New Roman" w:hAnsi="Times New Roman" w:eastAsia="宋体"/>
-          <w:sz w:val="18"/>
-        </w:rPr>
-        <w:t xml:space="preserve">    void 城堡按弃掉的指定花色牌积累积分() {</w:t>
-      </w:r>
-    </w:p>
-    <w:p>
-      <w:r>
-        <w:rPr>
-          <w:rFonts w:ascii="Times New Roman" w:hAnsi="Times New Roman" w:eastAsia="宋体"/>
-          <w:sz w:val="18"/>
-        </w:rPr>
-        <w:t xml:space="preserve">        var castle = new ConfiguredSpecialCard("castle", "城堡", "", 6, "",</w:t>
-      </w:r>
-    </w:p>
-    <w:p>
-      <w:r>
-        <w:rPr>
-          <w:rFonts w:ascii="Times New Roman" w:hAnsi="Times New Roman" w:eastAsia="宋体"/>
-          <w:sz w:val="18"/>
-        </w:rPr>
-        <w:t xml:space="preserve">                ConfiguredSpecialCard.EffectType.ADD_CHIPS, 0,</w:t>
-      </w:r>
-    </w:p>
-    <w:p>
-      <w:r>
-        <w:rPr>
-          <w:rFonts w:ascii="Times New Roman" w:hAnsi="Times New Roman" w:eastAsia="宋体"/>
-          <w:sz w:val="18"/>
-        </w:rPr>
-        <w:t xml:space="preserve">                ConfiguredSpecialCard.ConditionType.ALWAYS, null,</w:t>
-      </w:r>
-    </w:p>
-    <w:p>
-      <w:r>
-        <w:rPr>
-          <w:rFonts w:ascii="Times New Roman" w:hAnsi="Times New Roman" w:eastAsia="宋体"/>
-          <w:sz w:val="18"/>
-        </w:rPr>
-        <w:t xml:space="preserve">                ConfiguredSpecialCard.GrowthType.PER_DISCARD, 3,</w:t>
-      </w:r>
-    </w:p>
-    <w:p>
-      <w:r>
-        <w:rPr>
-          <w:rFonts w:ascii="Times New Roman" w:hAnsi="Times New Roman" w:eastAsia="宋体"/>
-          <w:sz w:val="18"/>
-        </w:rPr>
-        <w:t xml:space="preserve">                ConfiguredSpecialCard.SuitMode.PER_LEVEL, 0, 0, 0, 0);</w:t>
-      </w:r>
-    </w:p>
-    <w:p>
-      <w:r>
-        <w:rPr>
-          <w:rFonts w:ascii="Times New Roman" w:hAnsi="Times New Roman" w:eastAsia="宋体"/>
-          <w:sz w:val="18"/>
-        </w:rPr>
-        <w:t xml:space="preserve">        castle.onLevelStart(); // 抽取本关花色</w:t>
-      </w:r>
-    </w:p>
-    <w:p>
-      <w:r>
-        <w:rPr>
-          <w:rFonts w:ascii="Times New Roman" w:hAnsi="Times New Roman" w:eastAsia="宋体"/>
-          <w:sz w:val="18"/>
-        </w:rPr>
-        <w:t xml:space="preserve">        // 弃掉四花色各一张：无论抽中哪个花色都恰好积累 1 次</w:t>
-      </w:r>
-    </w:p>
-    <w:p>
-      <w:r>
-        <w:rPr>
-          <w:rFonts w:ascii="Times New Roman" w:hAnsi="Times New Roman" w:eastAsia="宋体"/>
-          <w:sz w:val="18"/>
-        </w:rPr>
-        <w:t xml:space="preserve">        castle.onDiscard(List.of(</w:t>
-      </w:r>
-    </w:p>
-    <w:p>
-      <w:r>
-        <w:rPr>
-          <w:rFonts w:ascii="Times New Roman" w:hAnsi="Times New Roman" w:eastAsia="宋体"/>
-          <w:sz w:val="18"/>
-        </w:rPr>
-        <w:t xml:space="preserve">                new Card(Suit.HEART, Rank.TWO), new Card(Suit.SPADE, Rank.TWO),</w:t>
-      </w:r>
-    </w:p>
-    <w:p>
-      <w:r>
-        <w:rPr>
-          <w:rFonts w:ascii="Times New Roman" w:hAnsi="Times New Roman" w:eastAsia="宋体"/>
-          <w:sz w:val="18"/>
-        </w:rPr>
-        <w:t xml:space="preserve">                new Card(Suit.CLUB, Rank.TWO), new Card(Suit.DIAMOND, Rank.TWO)));</w:t>
-      </w:r>
-    </w:p>
-    <w:p>
-      <w:r>
-        <w:rPr>
-          <w:rFonts w:ascii="Times New Roman" w:hAnsi="Times New Roman" w:eastAsia="宋体"/>
-          <w:sz w:val="18"/>
-        </w:rPr>
-        <w:t xml:space="preserve">        assertEquals(1, castle.growthStacks());</w:t>
-      </w:r>
-    </w:p>
-    <w:p>
-      <w:r>
-        <w:rPr>
-          <w:rFonts w:ascii="Times New Roman" w:hAnsi="Times New Roman" w:eastAsia="宋体"/>
-          <w:sz w:val="18"/>
-        </w:rPr>
-        <w:t xml:space="preserve">        // 计分时 +3 积分</w:t>
-      </w:r>
-    </w:p>
-    <w:p>
-      <w:r>
-        <w:rPr>
-          <w:rFonts w:ascii="Times New Roman" w:hAnsi="Times New Roman" w:eastAsia="宋体"/>
-          <w:sz w:val="18"/>
-        </w:rPr>
-        <w:t xml:space="preserve">        var result = calculator.score(</w:t>
-      </w:r>
-    </w:p>
-    <w:p>
-      <w:r>
-        <w:rPr>
-          <w:rFonts w:ascii="Times New Roman" w:hAnsi="Times New Roman" w:eastAsia="宋体"/>
-          <w:sz w:val="18"/>
-        </w:rPr>
-        <w:t xml:space="preserve">                eval(HandType.PAIR, c(Rank.TEN), c(Rank.TEN)), List.of(castle));</w:t>
-      </w:r>
-    </w:p>
-    <w:p>
-      <w:r>
-        <w:rPr>
-          <w:rFonts w:ascii="Times New Roman" w:hAnsi="Times New Roman" w:eastAsia="宋体"/>
-          <w:sz w:val="18"/>
-        </w:rPr>
-        <w:t xml:space="preserve">        assertEquals(3, result.bonusChips());</w:t>
-      </w:r>
-    </w:p>
-    <w:p>
-      <w:r>
-        <w:rPr>
-          <w:rFonts w:ascii="Times New Roman" w:hAnsi="Times New Roman" w:eastAsia="宋体"/>
-          <w:sz w:val="18"/>
-        </w:rPr>
-        <w:t xml:space="preserve">    }</w:t>
-      </w:r>
-    </w:p>
-    <w:p>
-      <w:r>
-        <w:rPr>
-          <w:rFonts w:ascii="Times New Roman" w:hAnsi="Times New Roman" w:eastAsia="宋体"/>
-          <w:sz w:val="18"/>
-        </w:rPr>
-        <w:t>}</w:t>
-      </w:r>
-    </w:p>
-    <w:p>
-      <w:pPr>
-        <w:ind w:left="0" w:leftChars="0" w:firstLine="0" w:firstLineChars="0"/>
-        <w:rPr>
-          <w:rFonts w:hint="default" w:cs="黑体" w:asciiTheme="minorEastAsia" w:hAnsiTheme="minorEastAsia" w:eastAsiaTheme="minorEastAsia"/>
-          <w:b/>
-          <w:bCs/>
-          <w:kern w:val="2"/>
-          <w:sz w:val="24"/>
-          <w:szCs w:val="24"/>
-          <w:lang w:val="en-US" w:eastAsia="zh-CN" w:bidi="ar-SA"/>
-        </w:rPr>
-      </w:pPr>
       <w:r>
         <w:t>3.2 Model层核心测试类（类名：DefaultGameSessionTest）</w:t>
       </w:r>
@@ -4546,7 +4468,6 @@
           <w:highlight w:val="yellow"/>
         </w:rPr>
       </w:pPr>
-      <w:r/>
     </w:p>
     <w:p>
       <w:pPr>
@@ -6438,8 +6359,6 @@
           <w:lang w:val="en-US" w:eastAsia="zh-CN"/>
         </w:rPr>
       </w:pPr>
-      <w:bookmarkStart w:id="0" w:name="_GoBack"/>
-      <w:bookmarkEnd w:id="0"/>
     </w:p>
     <w:p>
       <w:pPr>
@@ -6670,18 +6589,18 @@
     <w:lsdException w:unhideWhenUsed="0" w:uiPriority="0" w:semiHidden="0" w:name="Document Map"/>
     <w:lsdException w:unhideWhenUsed="0" w:uiPriority="0" w:semiHidden="0" w:name="Plain Text"/>
     <w:lsdException w:unhideWhenUsed="0" w:uiPriority="0" w:semiHidden="0" w:name="E-mail Signature"/>
-    <w:lsdException w:unhideWhenUsed="0" w:uiPriority="0" w:semiHidden="0" w:name="Normal (Web)"/>
+    <w:lsdException w:qFormat="1" w:unhideWhenUsed="0" w:uiPriority="0" w:semiHidden="0" w:name="Normal (Web)"/>
     <w:lsdException w:unhideWhenUsed="0" w:uiPriority="0" w:semiHidden="0" w:name="HTML Acronym"/>
     <w:lsdException w:unhideWhenUsed="0" w:uiPriority="0" w:semiHidden="0" w:name="HTML Address"/>
     <w:lsdException w:unhideWhenUsed="0" w:uiPriority="0" w:semiHidden="0" w:name="HTML Cite"/>
-    <w:lsdException w:unhideWhenUsed="0" w:uiPriority="0" w:semiHidden="0" w:name="HTML Code"/>
+    <w:lsdException w:qFormat="1" w:unhideWhenUsed="0" w:uiPriority="0" w:semiHidden="0" w:name="HTML Code"/>
     <w:lsdException w:unhideWhenUsed="0" w:uiPriority="0" w:semiHidden="0" w:name="HTML Definition"/>
     <w:lsdException w:unhideWhenUsed="0" w:uiPriority="0" w:semiHidden="0" w:name="HTML Keyboard"/>
     <w:lsdException w:unhideWhenUsed="0" w:uiPriority="0" w:semiHidden="0" w:name="HTML Preformatted"/>
     <w:lsdException w:unhideWhenUsed="0" w:uiPriority="0" w:semiHidden="0" w:name="HTML Sample"/>
     <w:lsdException w:unhideWhenUsed="0" w:uiPriority="0" w:semiHidden="0" w:name="HTML Typewriter"/>
     <w:lsdException w:unhideWhenUsed="0" w:uiPriority="0" w:semiHidden="0" w:name="HTML Variable"/>
-    <w:lsdException w:unhideWhenUsed="0" w:uiPriority="0" w:name="Normal Table"/>
+    <w:lsdException w:qFormat="1" w:unhideWhenUsed="0" w:uiPriority="0" w:name="Normal Table"/>
     <w:lsdException w:unhideWhenUsed="0" w:uiPriority="0" w:semiHidden="0" w:name="annotation subject"/>
     <w:lsdException w:unhideWhenUsed="0" w:uiPriority="0" w:semiHidden="0" w:name="Table Simple 1"/>
     <w:lsdException w:unhideWhenUsed="0" w:uiPriority="0" w:semiHidden="0" w:name="Table Simple 2"/>
@@ -6910,6 +6829,7 @@
   <w:style w:type="table" w:default="1" w:styleId="7">
     <w:name w:val="Normal Table"/>
     <w:semiHidden/>
+    <w:qFormat/>
     <w:uiPriority w:val="0"/>
     <w:tblPr>
       <w:tblCellMar>
@@ -6933,6 +6853,7 @@
   <w:style w:type="paragraph" w:styleId="6">
     <w:name w:val="Normal (Web)"/>
     <w:basedOn w:val="1"/>
+    <w:qFormat/>
     <w:uiPriority w:val="0"/>
     <w:pPr>
       <w:spacing w:before="0" w:beforeAutospacing="1" w:after="0" w:afterAutospacing="1"/>
@@ -6948,6 +6869,7 @@
   <w:style w:type="character" w:styleId="9">
     <w:name w:val="HTML Code"/>
     <w:basedOn w:val="8"/>
+    <w:qFormat/>
     <w:uiPriority w:val="0"/>
     <w:rPr>
       <w:rFonts w:ascii="Courier New" w:hAnsi="Courier New"/>
